--- a/document/Documentacion del sistema.docx
+++ b/document/Documentacion del sistema.docx
@@ -1,35 +1,273 @@
 
 <file path=word/document.xml><?xml version="1.0" encoding="utf-8"?>
-<w:document xmlns:wpc="http://schemas.microsoft.com/office/word/2010/wordprocessingCanvas" xmlns:cx="http://schemas.microsoft.com/office/drawing/2014/chartex" xmlns:cx1="http://schemas.microsoft.com/office/drawing/2015/9/8/chartex" xmlns:cx2="http://schemas.microsoft.com/office/drawing/2015/10/21/chartex" xmlns:cx3="http://schemas.microsoft.com/office/drawing/2016/5/9/chartex" xmlns:cx4="http://schemas.microsoft.com/office/drawing/2016/5/10/chartex" xmlns:cx5="http://schemas.microsoft.com/office/drawing/2016/5/11/chartex" xmlns:cx6="http://schemas.microsoft.com/office/drawing/2016/5/12/chartex" xmlns:cx7="http://schemas.microsoft.com/office/drawing/2016/5/13/chartex" xmlns:cx8="http://schemas.microsoft.com/office/drawing/2016/5/14/chartex" xmlns:mc="http://schemas.openxmlformats.org/markup-compatibility/2006" xmlns:aink="http://schemas.microsoft.com/office/drawing/2016/ink" xmlns:am3d="http://schemas.microsoft.com/office/drawing/2017/model3d" xmlns:o="urn:schemas-microsoft-com:office:office" xmlns:oel="http://schemas.microsoft.com/office/2019/extlst" xmlns:r="http://schemas.openxmlformats.org/officeDocument/2006/relationships" xmlns:m="http://schemas.openxmlformats.org/officeDocument/2006/math" xmlns:v="urn:schemas-microsoft-com:vml" xmlns:wp14="http://schemas.microsoft.com/office/word/2010/wordprocessingDrawing" xmlns:wp="http://schemas.openxmlformats.org/drawingml/2006/wordprocessingDrawing" xmlns:w10="urn:schemas-microsoft-com:office:word" xmlns:w="http://schemas.openxmlformats.org/wordprocessingml/2006/main" xmlns:w14="http://schemas.microsoft.com/office/word/2010/wordml" xmlns:w15="http://schemas.microsoft.com/office/word/2012/wordml" xmlns:w16cex="http://schemas.microsoft.com/office/word/2018/wordml/cex" xmlns:w16cid="http://schemas.microsoft.com/office/word/2016/wordml/cid" xmlns:w16="http://schemas.microsoft.com/office/word/2018/wordml" xmlns:w16du="http://schemas.microsoft.com/office/word/2023/wordml/word16du" xmlns:w16sdtdh="http://schemas.microsoft.com/office/word/2020/wordml/sdtdatahash" xmlns:w16se="http://schemas.microsoft.com/office/word/2015/wordml/symex" xmlns:wpg="http://schemas.microsoft.com/office/word/2010/wordprocessingGroup" xmlns:wpi="http://schemas.microsoft.com/office/word/2010/wordprocessingInk" xmlns:wne="http://schemas.microsoft.com/office/word/2006/wordml" xmlns:wps="http://schemas.microsoft.com/office/word/2010/wordprocessingShape" mc:Ignorable="w14 w15 w16se w16cid w16 w16cex w16sdtdh w16du wp14">
+<w:document xmlns:wpc="http://schemas.microsoft.com/office/word/2010/wordprocessingCanvas" xmlns:cx="http://schemas.microsoft.com/office/drawing/2014/chartex" xmlns:cx1="http://schemas.microsoft.com/office/drawing/2015/9/8/chartex" xmlns:cx2="http://schemas.microsoft.com/office/drawing/2015/10/21/chartex" xmlns:cx3="http://schemas.microsoft.com/office/drawing/2016/5/9/chartex" xmlns:cx4="http://schemas.microsoft.com/office/drawing/2016/5/10/chartex" xmlns:cx5="http://schemas.microsoft.com/office/drawing/2016/5/11/chartex" xmlns:cx6="http://schemas.microsoft.com/office/drawing/2016/5/12/chartex" xmlns:cx7="http://schemas.microsoft.com/office/drawing/2016/5/13/chartex" xmlns:cx8="http://schemas.microsoft.com/office/drawing/2016/5/14/chartex" xmlns:mc="http://schemas.openxmlformats.org/markup-compatibility/2006" xmlns:aink="http://schemas.microsoft.com/office/drawing/2016/ink" xmlns:am3d="http://schemas.microsoft.com/office/drawing/2017/model3d" xmlns:o="urn:schemas-microsoft-com:office:office" xmlns:oel="http://schemas.microsoft.com/office/2019/extlst" xmlns:r="http://schemas.openxmlformats.org/officeDocument/2006/relationships" xmlns:m="http://schemas.openxmlformats.org/officeDocument/2006/math" xmlns:v="urn:schemas-microsoft-com:vml" xmlns:wp14="http://schemas.microsoft.com/office/word/2010/wordprocessingDrawing" xmlns:wp="http://schemas.openxmlformats.org/drawingml/2006/wordprocessingDrawing" xmlns:w10="urn:schemas-microsoft-com:office:word" xmlns:w="http://schemas.openxmlformats.org/wordprocessingml/2006/main" xmlns:w14="http://schemas.microsoft.com/office/word/2010/wordml" xmlns:w15="http://schemas.microsoft.com/office/word/2012/wordml" xmlns:w16cex="http://schemas.microsoft.com/office/word/2018/wordml/cex" xmlns:w16cid="http://schemas.microsoft.com/office/word/2016/wordml/cid" xmlns:w16="http://schemas.microsoft.com/office/word/2018/wordml" xmlns:w16du="http://schemas.microsoft.com/office/word/2023/wordml/word16du" xmlns:w16sdtdh="http://schemas.microsoft.com/office/word/2020/wordml/sdtdatahash" xmlns:w16sdtfl="http://schemas.microsoft.com/office/word/2024/wordml/sdtformatlock" xmlns:w16se="http://schemas.microsoft.com/office/word/2015/wordml/symex" xmlns:wpg="http://schemas.microsoft.com/office/word/2010/wordprocessingGroup" xmlns:wpi="http://schemas.microsoft.com/office/word/2010/wordprocessingInk" xmlns:wne="http://schemas.microsoft.com/office/word/2006/wordml" xmlns:wps="http://schemas.microsoft.com/office/word/2010/wordprocessingShape" mc:Ignorable="w14 w15 w16se w16cid w16 w16cex w16sdtdh w16sdtfl w16du wp14">
   <w:body>
     <w:p>
       <w:pPr>
-        <w:rPr>
-          <w:rFonts w:ascii="Times New Roman" w:hAnsi="Times New Roman" w:cs="Times New Roman"/>
-          <w:sz w:val="180"/>
-          <w:szCs w:val="180"/>
+        <w:spacing w:after="240" w:line="360" w:lineRule="auto"/>
+        <w:jc w:val="center"/>
+        <w:rPr>
+          <w:rFonts w:ascii="Times New Roman" w:hAnsi="Times New Roman" w:cs="Times New Roman"/>
+          <w:sz w:val="44"/>
+          <w:szCs w:val="44"/>
         </w:rPr>
       </w:pPr>
-      <w:r>
-        <w:rPr>
-          <w:rFonts w:ascii="Times New Roman" w:hAnsi="Times New Roman" w:cs="Times New Roman"/>
-          <w:sz w:val="180"/>
-          <w:szCs w:val="180"/>
-        </w:rPr>
-        <w:t>CARATULA</w:t>
-      </w:r>
     </w:p>
     <w:p>
       <w:pPr>
-        <w:rPr>
-          <w:rFonts w:ascii="Times New Roman" w:hAnsi="Times New Roman" w:cs="Times New Roman"/>
-          <w:sz w:val="180"/>
-          <w:szCs w:val="180"/>
+        <w:spacing w:after="240" w:line="360" w:lineRule="auto"/>
+        <w:jc w:val="center"/>
+        <w:rPr>
+          <w:rFonts w:ascii="Times New Roman" w:hAnsi="Times New Roman" w:cs="Times New Roman"/>
+          <w:sz w:val="44"/>
+          <w:szCs w:val="44"/>
         </w:rPr>
       </w:pPr>
       <w:r>
         <w:rPr>
           <w:rFonts w:ascii="Times New Roman" w:hAnsi="Times New Roman" w:cs="Times New Roman"/>
+          <w:sz w:val="44"/>
+          <w:szCs w:val="44"/>
+        </w:rPr>
+        <w:t>Instituto Tecnológico N°1</w:t>
+      </w:r>
+    </w:p>
+    <w:p>
+      <w:pPr>
+        <w:spacing w:after="240" w:line="360" w:lineRule="auto"/>
+        <w:jc w:val="center"/>
+        <w:rPr>
+          <w:rFonts w:ascii="Times New Roman" w:hAnsi="Times New Roman" w:cs="Times New Roman"/>
+          <w:sz w:val="44"/>
+          <w:szCs w:val="44"/>
+        </w:rPr>
+      </w:pPr>
+    </w:p>
+    <w:p>
+      <w:pPr>
+        <w:spacing w:after="240" w:line="360" w:lineRule="auto"/>
+        <w:jc w:val="center"/>
+        <w:rPr>
+          <w:rFonts w:ascii="Times New Roman" w:hAnsi="Times New Roman" w:cs="Times New Roman"/>
+          <w:sz w:val="36"/>
+          <w:szCs w:val="36"/>
+        </w:rPr>
+      </w:pPr>
+      <w:r>
+        <w:rPr>
+          <w:rFonts w:ascii="Times New Roman" w:hAnsi="Times New Roman" w:cs="Times New Roman"/>
+          <w:sz w:val="36"/>
+          <w:szCs w:val="36"/>
+        </w:rPr>
+        <w:t xml:space="preserve">Documentación </w:t>
+      </w:r>
+      <w:r>
+        <w:rPr>
+          <w:rFonts w:ascii="Times New Roman" w:hAnsi="Times New Roman" w:cs="Times New Roman"/>
+          <w:sz w:val="36"/>
+          <w:szCs w:val="36"/>
+        </w:rPr>
+        <w:t>para</w:t>
+      </w:r>
+      <w:r>
+        <w:rPr>
+          <w:rFonts w:ascii="Times New Roman" w:hAnsi="Times New Roman" w:cs="Times New Roman"/>
+          <w:sz w:val="36"/>
+          <w:szCs w:val="36"/>
+        </w:rPr>
+        <w:t xml:space="preserve"> un Sistema de </w:t>
+      </w:r>
+      <w:r>
+        <w:rPr>
+          <w:rFonts w:ascii="Times New Roman" w:hAnsi="Times New Roman" w:cs="Times New Roman"/>
+          <w:sz w:val="36"/>
+          <w:szCs w:val="36"/>
+        </w:rPr>
+        <w:t xml:space="preserve">un gimnasio </w:t>
+      </w:r>
+      <w:r>
+        <w:rPr>
+          <w:rFonts w:ascii="Times New Roman" w:hAnsi="Times New Roman" w:cs="Times New Roman"/>
+          <w:sz w:val="36"/>
+          <w:szCs w:val="36"/>
+        </w:rPr>
+        <w:t>(FITPOWER)</w:t>
+      </w:r>
+    </w:p>
+    <w:p>
+      <w:pPr>
+        <w:spacing w:after="240" w:line="360" w:lineRule="auto"/>
+        <w:jc w:val="center"/>
+        <w:rPr>
+          <w:rFonts w:ascii="Times New Roman" w:hAnsi="Times New Roman" w:cs="Times New Roman"/>
+          <w:sz w:val="36"/>
+          <w:szCs w:val="36"/>
+        </w:rPr>
+      </w:pPr>
+    </w:p>
+    <w:p>
+      <w:pPr>
+        <w:spacing w:after="240" w:line="360" w:lineRule="auto"/>
+        <w:rPr>
+          <w:rFonts w:ascii="Times New Roman" w:hAnsi="Times New Roman" w:cs="Times New Roman"/>
+          <w:sz w:val="36"/>
+          <w:szCs w:val="36"/>
+        </w:rPr>
+      </w:pPr>
+    </w:p>
+    <w:p>
+      <w:pPr>
+        <w:spacing w:after="240" w:line="360" w:lineRule="auto"/>
+        <w:rPr>
+          <w:rFonts w:ascii="Times New Roman" w:hAnsi="Times New Roman" w:cs="Times New Roman"/>
+          <w:sz w:val="36"/>
+          <w:szCs w:val="36"/>
+        </w:rPr>
+      </w:pPr>
+      <w:r>
+        <w:rPr>
+          <w:rFonts w:ascii="Times New Roman" w:hAnsi="Times New Roman" w:cs="Times New Roman"/>
+          <w:b/>
+          <w:bCs/>
+          <w:sz w:val="36"/>
+          <w:szCs w:val="36"/>
+          <w:u w:val="single"/>
+        </w:rPr>
+        <w:t>Alumno</w:t>
+      </w:r>
+      <w:r>
+        <w:rPr>
+          <w:rFonts w:ascii="Times New Roman" w:hAnsi="Times New Roman" w:cs="Times New Roman"/>
+          <w:sz w:val="36"/>
+          <w:szCs w:val="36"/>
+        </w:rPr>
+        <w:t>: Althenofer Ismael</w:t>
+      </w:r>
+    </w:p>
+    <w:p>
+      <w:pPr>
+        <w:spacing w:after="240" w:line="360" w:lineRule="auto"/>
+        <w:rPr>
+          <w:rFonts w:ascii="Times New Roman" w:hAnsi="Times New Roman" w:cs="Times New Roman"/>
+          <w:sz w:val="36"/>
+          <w:szCs w:val="36"/>
+        </w:rPr>
+      </w:pPr>
+    </w:p>
+    <w:p>
+      <w:pPr>
+        <w:spacing w:after="240" w:line="360" w:lineRule="auto"/>
+        <w:rPr>
+          <w:rFonts w:ascii="Times New Roman" w:hAnsi="Times New Roman" w:cs="Times New Roman"/>
+          <w:sz w:val="36"/>
+          <w:szCs w:val="36"/>
+        </w:rPr>
+      </w:pPr>
+    </w:p>
+    <w:p>
+      <w:pPr>
+        <w:spacing w:after="240" w:line="360" w:lineRule="auto"/>
+        <w:rPr>
+          <w:rFonts w:ascii="Times New Roman" w:hAnsi="Times New Roman" w:cs="Times New Roman"/>
+          <w:sz w:val="36"/>
+          <w:szCs w:val="36"/>
+        </w:rPr>
+      </w:pPr>
+      <w:r>
+        <w:rPr>
+          <w:rFonts w:ascii="Times New Roman" w:hAnsi="Times New Roman" w:cs="Times New Roman"/>
+          <w:b/>
+          <w:bCs/>
+          <w:sz w:val="36"/>
+          <w:szCs w:val="36"/>
+          <w:u w:val="single"/>
+        </w:rPr>
+        <w:t>Profesor</w:t>
+      </w:r>
+      <w:r>
+        <w:rPr>
+          <w:rFonts w:ascii="Times New Roman" w:hAnsi="Times New Roman" w:cs="Times New Roman"/>
+          <w:sz w:val="36"/>
+          <w:szCs w:val="36"/>
+        </w:rPr>
+        <w:t xml:space="preserve">: </w:t>
+      </w:r>
+      <w:r>
+        <w:rPr>
+          <w:rFonts w:ascii="Times New Roman" w:hAnsi="Times New Roman" w:cs="Times New Roman"/>
+          <w:sz w:val="36"/>
+          <w:szCs w:val="36"/>
+        </w:rPr>
+        <w:t>Betancur Damián Ariel</w:t>
+      </w:r>
+    </w:p>
+    <w:p>
+      <w:pPr>
+        <w:spacing w:after="240" w:line="360" w:lineRule="auto"/>
+        <w:rPr>
+          <w:rFonts w:ascii="Times New Roman" w:hAnsi="Times New Roman" w:cs="Times New Roman"/>
+          <w:sz w:val="36"/>
+          <w:szCs w:val="36"/>
+        </w:rPr>
+      </w:pPr>
+    </w:p>
+    <w:p>
+      <w:pPr>
+        <w:spacing w:after="240" w:line="360" w:lineRule="auto"/>
+        <w:rPr>
+          <w:rFonts w:ascii="Times New Roman" w:hAnsi="Times New Roman" w:cs="Times New Roman"/>
+          <w:sz w:val="36"/>
+          <w:szCs w:val="36"/>
+        </w:rPr>
+      </w:pPr>
+    </w:p>
+    <w:p>
+      <w:pPr>
+        <w:spacing w:after="240" w:line="360" w:lineRule="auto"/>
+        <w:jc w:val="center"/>
+        <w:rPr>
+          <w:rFonts w:ascii="Times New Roman" w:hAnsi="Times New Roman" w:cs="Times New Roman"/>
+          <w:b/>
+          <w:bCs/>
+          <w:sz w:val="28"/>
+          <w:szCs w:val="28"/>
+        </w:rPr>
+      </w:pPr>
+      <w:r>
+        <w:rPr>
+          <w:rFonts w:ascii="Times New Roman" w:hAnsi="Times New Roman" w:cs="Times New Roman"/>
+          <w:b/>
+          <w:bCs/>
+          <w:sz w:val="36"/>
+          <w:szCs w:val="36"/>
+        </w:rPr>
+        <w:t xml:space="preserve">Año </w:t>
+      </w:r>
+      <w:r>
+        <w:rPr>
+          <w:rFonts w:ascii="Times New Roman" w:hAnsi="Times New Roman" w:cs="Times New Roman"/>
+          <w:b/>
+          <w:bCs/>
+          <w:sz w:val="36"/>
+          <w:szCs w:val="36"/>
+        </w:rPr>
+        <w:t>202</w:t>
+      </w:r>
+      <w:r>
+        <w:rPr>
+          <w:rFonts w:ascii="Times New Roman" w:hAnsi="Times New Roman" w:cs="Times New Roman"/>
+          <w:b/>
+          <w:bCs/>
+          <w:sz w:val="36"/>
+          <w:szCs w:val="36"/>
+        </w:rPr>
+        <w:t>5</w:t>
+      </w:r>
+      <w:r>
+        <w:rPr>
+          <w:rFonts w:ascii="Times New Roman" w:hAnsi="Times New Roman" w:cs="Times New Roman"/>
+          <w:b/>
+          <w:bCs/>
           <w:sz w:val="180"/>
           <w:szCs w:val="180"/>
         </w:rPr>
@@ -39,7 +277,13 @@
     <w:sdt>
       <w:sdtPr>
         <w:rPr>
-          <w:lang w:val="es-ES"/>
+          <w:rFonts w:asciiTheme="minorHAnsi" w:hAnsiTheme="minorHAnsi" w:cstheme="minorBidi"/>
+          <w:b w:val="0"/>
+          <w:bCs w:val="0"/>
+          <w:kern w:val="2"/>
+          <w:u w:val="none"/>
+          <w:lang w:val="es-ES" w:eastAsia="en-US"/>
+          <w14:ligatures w14:val="standardContextual"/>
         </w:rPr>
         <w:id w:val="-86312699"/>
         <w:docPartObj>
@@ -47,15 +291,6 @@
           <w:docPartUnique/>
         </w:docPartObj>
       </w:sdtPr>
-      <w:sdtEndPr>
-        <w:rPr>
-          <w:rFonts w:asciiTheme="minorHAnsi" w:hAnsiTheme="minorHAnsi" w:cstheme="minorBidi"/>
-          <w:kern w:val="2"/>
-          <w:u w:val="none"/>
-          <w:lang w:eastAsia="en-US"/>
-          <w14:ligatures w14:val="standardContextual"/>
-        </w:rPr>
-      </w:sdtEndPr>
       <w:sdtContent>
         <w:p>
           <w:pPr>
@@ -75,7 +310,9 @@
               <w:tab w:val="right" w:leader="dot" w:pos="8494"/>
             </w:tabs>
             <w:rPr>
+              <w:rFonts w:eastAsiaTheme="minorEastAsia"/>
               <w:noProof/>
+              <w:lang w:eastAsia="es-AR"/>
             </w:rPr>
           </w:pPr>
           <w:r>
@@ -87,7 +324,7 @@
           <w:r>
             <w:fldChar w:fldCharType="separate"/>
           </w:r>
-          <w:hyperlink w:anchor="_Toc186664396" w:history="1">
+          <w:hyperlink w:anchor="_Toc186894534" w:history="1">
             <w:r>
               <w:rPr>
                 <w:rStyle w:val="Hipervnculo"/>
@@ -114,7 +351,7 @@
                 <w:noProof/>
                 <w:webHidden/>
               </w:rPr>
-              <w:instrText xml:space="preserve"> PAGEREF _Toc186664396 \h </w:instrText>
+              <w:instrText xml:space="preserve"> PAGEREF _Toc186894534 \h </w:instrText>
             </w:r>
             <w:r>
               <w:rPr>
@@ -152,10 +389,12 @@
               <w:tab w:val="right" w:leader="dot" w:pos="8494"/>
             </w:tabs>
             <w:rPr>
+              <w:rFonts w:eastAsiaTheme="minorEastAsia"/>
               <w:noProof/>
+              <w:lang w:eastAsia="es-AR"/>
             </w:rPr>
           </w:pPr>
-          <w:hyperlink w:anchor="_Toc186664397" w:history="1">
+          <w:hyperlink w:anchor="_Toc186894535" w:history="1">
             <w:r>
               <w:rPr>
                 <w:rStyle w:val="Hipervnculo"/>
@@ -182,7 +421,7 @@
                 <w:noProof/>
                 <w:webHidden/>
               </w:rPr>
-              <w:instrText xml:space="preserve"> PAGEREF _Toc186664397 \h </w:instrText>
+              <w:instrText xml:space="preserve"> PAGEREF _Toc186894535 \h </w:instrText>
             </w:r>
             <w:r>
               <w:rPr>
@@ -214,6 +453,151 @@
           </w:hyperlink>
         </w:p>
         <w:p>
+          <w:pPr>
+            <w:pStyle w:val="TDC1"/>
+            <w:tabs>
+              <w:tab w:val="right" w:leader="dot" w:pos="8494"/>
+            </w:tabs>
+            <w:rPr>
+              <w:rFonts w:eastAsiaTheme="minorEastAsia"/>
+              <w:noProof/>
+              <w:lang w:eastAsia="es-AR"/>
+            </w:rPr>
+          </w:pPr>
+          <w:hyperlink w:anchor="_Toc186894536" w:history="1">
+            <w:r>
+              <w:rPr>
+                <w:rStyle w:val="Hipervnculo"/>
+                <w:noProof/>
+              </w:rPr>
+              <w:t>Descripción del personal involucrado.</w:t>
+            </w:r>
+            <w:r>
+              <w:rPr>
+                <w:noProof/>
+                <w:webHidden/>
+              </w:rPr>
+              <w:tab/>
+            </w:r>
+            <w:r>
+              <w:rPr>
+                <w:noProof/>
+                <w:webHidden/>
+              </w:rPr>
+              <w:fldChar w:fldCharType="begin"/>
+            </w:r>
+            <w:r>
+              <w:rPr>
+                <w:noProof/>
+                <w:webHidden/>
+              </w:rPr>
+              <w:instrText xml:space="preserve"> PAGEREF _Toc186894536 \h </w:instrText>
+            </w:r>
+            <w:r>
+              <w:rPr>
+                <w:noProof/>
+                <w:webHidden/>
+              </w:rPr>
+            </w:r>
+            <w:r>
+              <w:rPr>
+                <w:noProof/>
+                <w:webHidden/>
+              </w:rPr>
+              <w:fldChar w:fldCharType="separate"/>
+            </w:r>
+            <w:r>
+              <w:rPr>
+                <w:noProof/>
+                <w:webHidden/>
+              </w:rPr>
+              <w:t>5</w:t>
+            </w:r>
+            <w:r>
+              <w:rPr>
+                <w:noProof/>
+                <w:webHidden/>
+              </w:rPr>
+              <w:fldChar w:fldCharType="end"/>
+            </w:r>
+          </w:hyperlink>
+        </w:p>
+        <w:p>
+          <w:pPr>
+            <w:pStyle w:val="TDC1"/>
+            <w:tabs>
+              <w:tab w:val="right" w:leader="dot" w:pos="8494"/>
+            </w:tabs>
+            <w:rPr>
+              <w:rFonts w:eastAsiaTheme="minorEastAsia"/>
+              <w:noProof/>
+              <w:lang w:eastAsia="es-AR"/>
+            </w:rPr>
+          </w:pPr>
+          <w:hyperlink w:anchor="_Toc186894537" w:history="1">
+            <w:r>
+              <w:rPr>
+                <w:rStyle w:val="Hipervnculo"/>
+                <w:noProof/>
+              </w:rPr>
+              <w:t>Resumen de usuarios</w:t>
+            </w:r>
+            <w:r>
+              <w:rPr>
+                <w:noProof/>
+                <w:webHidden/>
+              </w:rPr>
+              <w:tab/>
+            </w:r>
+            <w:r>
+              <w:rPr>
+                <w:noProof/>
+                <w:webHidden/>
+              </w:rPr>
+              <w:fldChar w:fldCharType="begin"/>
+            </w:r>
+            <w:r>
+              <w:rPr>
+                <w:noProof/>
+                <w:webHidden/>
+              </w:rPr>
+              <w:instrText xml:space="preserve"> PAGEREF _Toc186894537 \h </w:instrText>
+            </w:r>
+            <w:r>
+              <w:rPr>
+                <w:noProof/>
+                <w:webHidden/>
+              </w:rPr>
+            </w:r>
+            <w:r>
+              <w:rPr>
+                <w:noProof/>
+                <w:webHidden/>
+              </w:rPr>
+              <w:fldChar w:fldCharType="separate"/>
+            </w:r>
+            <w:r>
+              <w:rPr>
+                <w:noProof/>
+                <w:webHidden/>
+              </w:rPr>
+              <w:t>5</w:t>
+            </w:r>
+            <w:r>
+              <w:rPr>
+                <w:noProof/>
+                <w:webHidden/>
+              </w:rPr>
+              <w:fldChar w:fldCharType="end"/>
+            </w:r>
+          </w:hyperlink>
+        </w:p>
+        <w:p>
+          <w:pPr>
+            <w:rPr>
+              <w:lang w:val="es-ES"/>
+            </w:rPr>
+          </w:pPr>
           <w:r>
             <w:rPr>
               <w:b/>
@@ -226,22 +610,6 @@
       </w:sdtContent>
     </w:sdt>
     <w:p>
-      <w:pPr>
-        <w:rPr>
-          <w:rFonts w:ascii="Times New Roman" w:hAnsi="Times New Roman" w:cs="Times New Roman"/>
-          <w:sz w:val="180"/>
-          <w:szCs w:val="180"/>
-        </w:rPr>
-      </w:pPr>
-    </w:p>
-    <w:p>
-      <w:pPr>
-        <w:rPr>
-          <w:rFonts w:ascii="Times New Roman" w:hAnsi="Times New Roman" w:cs="Times New Roman"/>
-          <w:sz w:val="180"/>
-          <w:szCs w:val="180"/>
-        </w:rPr>
-      </w:pPr>
       <w:r>
         <w:rPr>
           <w:rFonts w:ascii="Times New Roman" w:hAnsi="Times New Roman" w:cs="Times New Roman"/>
@@ -255,7 +623,7 @@
       <w:pPr>
         <w:pStyle w:val="Ttulo1"/>
       </w:pPr>
-      <w:bookmarkStart w:id="0" w:name="_Toc186664396"/>
+      <w:bookmarkStart w:id="0" w:name="_Toc186894534"/>
       <w:r>
         <w:lastRenderedPageBreak/>
         <w:t>Introducción</w:t>
@@ -280,7 +648,7 @@
       <w:pPr>
         <w:pStyle w:val="Ttulo1"/>
       </w:pPr>
-      <w:bookmarkStart w:id="1" w:name="_Toc186664397"/>
+      <w:bookmarkStart w:id="1" w:name="_Toc186894535"/>
       <w:r>
         <w:t>Escenario</w:t>
       </w:r>
@@ -1357,6 +1725,7 @@
         <w:rPr>
           <w:rFonts w:ascii="Times New Roman" w:hAnsi="Times New Roman" w:cs="Times New Roman"/>
         </w:rPr>
+        <w:lastRenderedPageBreak/>
         <w:t>Herramienta para generar informes detallados sobre el rendimiento y progreso del</w:t>
       </w:r>
       <w:r>
@@ -1384,9 +1753,4546 @@
         <w:t>periódica.</w:t>
       </w:r>
     </w:p>
+    <w:p>
+      <w:pPr>
+        <w:jc w:val="both"/>
+        <w:rPr>
+          <w:rFonts w:ascii="Times New Roman" w:hAnsi="Times New Roman" w:cs="Times New Roman"/>
+        </w:rPr>
+      </w:pPr>
+    </w:p>
+    <w:p>
+      <w:pPr>
+        <w:pStyle w:val="Ttulo1"/>
+      </w:pPr>
+      <w:bookmarkStart w:id="2" w:name="_Toc186894536"/>
+      <w:r>
+        <w:t>Descripción del personal involucrado.</w:t>
+      </w:r>
+      <w:bookmarkEnd w:id="2"/>
+    </w:p>
+    <w:p>
+      <w:pPr>
+        <w:rPr>
+          <w:rFonts w:ascii="Times New Roman" w:hAnsi="Times New Roman" w:cs="Times New Roman"/>
+        </w:rPr>
+      </w:pPr>
+      <w:r>
+        <w:rPr>
+          <w:rFonts w:ascii="Times New Roman" w:hAnsi="Times New Roman" w:cs="Times New Roman"/>
+        </w:rPr>
+        <w:t>Resumen del personal involucrado en el desarrollo</w:t>
+      </w:r>
+    </w:p>
+    <w:p>
+      <w:pPr>
+        <w:rPr>
+          <w:rFonts w:ascii="Times New Roman" w:hAnsi="Times New Roman" w:cs="Times New Roman"/>
+          <w:b/>
+          <w:bCs/>
+        </w:rPr>
+      </w:pPr>
+      <w:r>
+        <w:rPr>
+          <w:rFonts w:ascii="Times New Roman" w:hAnsi="Times New Roman" w:cs="Times New Roman"/>
+          <w:b/>
+          <w:bCs/>
+          <w:u w:val="single"/>
+        </w:rPr>
+        <w:t>Programador</w:t>
+      </w:r>
+      <w:r>
+        <w:rPr>
+          <w:rFonts w:ascii="Times New Roman" w:hAnsi="Times New Roman" w:cs="Times New Roman"/>
+          <w:b/>
+          <w:bCs/>
+        </w:rPr>
+        <w:t xml:space="preserve">: </w:t>
+      </w:r>
+      <w:r>
+        <w:rPr>
+          <w:rFonts w:ascii="Times New Roman" w:hAnsi="Times New Roman" w:cs="Times New Roman"/>
+        </w:rPr>
+        <w:t>Althenofer Ismael Javier Rolando</w:t>
+      </w:r>
+      <w:r>
+        <w:rPr>
+          <w:rFonts w:ascii="Times New Roman" w:hAnsi="Times New Roman" w:cs="Times New Roman"/>
+          <w:b/>
+          <w:bCs/>
+        </w:rPr>
+        <w:t xml:space="preserve"> </w:t>
+      </w:r>
+    </w:p>
+    <w:p>
+      <w:pPr>
+        <w:rPr>
+          <w:rFonts w:ascii="Times New Roman" w:hAnsi="Times New Roman" w:cs="Times New Roman"/>
+          <w:b/>
+          <w:bCs/>
+        </w:rPr>
+      </w:pPr>
+    </w:p>
+    <w:p>
+      <w:pPr>
+        <w:pStyle w:val="Ttulo1"/>
+      </w:pPr>
+      <w:bookmarkStart w:id="3" w:name="_Toc186894537"/>
+      <w:r>
+        <w:t xml:space="preserve">Resumen de </w:t>
+      </w:r>
+      <w:bookmarkEnd w:id="3"/>
+      <w:r>
+        <w:t>roles</w:t>
+      </w:r>
+    </w:p>
+    <w:p>
+      <w:pPr>
+        <w:jc w:val="both"/>
+        <w:rPr>
+          <w:rFonts w:ascii="Times New Roman" w:hAnsi="Times New Roman" w:cs="Times New Roman"/>
+        </w:rPr>
+      </w:pPr>
+      <w:r>
+        <w:rPr>
+          <w:rFonts w:ascii="Times New Roman" w:hAnsi="Times New Roman" w:cs="Times New Roman"/>
+          <w:b/>
+          <w:bCs/>
+        </w:rPr>
+        <w:t>Administrador de Sistemas</w:t>
+      </w:r>
+      <w:r>
+        <w:rPr>
+          <w:rFonts w:ascii="Times New Roman" w:hAnsi="Times New Roman" w:cs="Times New Roman"/>
+        </w:rPr>
+        <w:t>:</w:t>
+      </w:r>
+      <w:r>
+        <w:rPr>
+          <w:rFonts w:ascii="Times New Roman" w:hAnsi="Times New Roman" w:cs="Times New Roman"/>
+        </w:rPr>
+        <w:t xml:space="preserve"> </w:t>
+      </w:r>
+      <w:r>
+        <w:rPr>
+          <w:rFonts w:ascii="Times New Roman" w:hAnsi="Times New Roman" w:cs="Times New Roman"/>
+        </w:rPr>
+        <w:t>Se encarga de gestionar todas las funcionalidades de la aplicación.</w:t>
+      </w:r>
+    </w:p>
+    <w:p>
+      <w:pPr>
+        <w:jc w:val="both"/>
+        <w:rPr>
+          <w:rFonts w:ascii="Times New Roman" w:hAnsi="Times New Roman" w:cs="Times New Roman"/>
+        </w:rPr>
+      </w:pPr>
+      <w:r>
+        <w:rPr>
+          <w:rFonts w:ascii="Times New Roman" w:hAnsi="Times New Roman" w:cs="Times New Roman"/>
+          <w:b/>
+          <w:bCs/>
+        </w:rPr>
+        <w:t>Entrenador</w:t>
+      </w:r>
+      <w:r>
+        <w:rPr>
+          <w:rFonts w:ascii="Times New Roman" w:hAnsi="Times New Roman" w:cs="Times New Roman"/>
+        </w:rPr>
+        <w:t>:</w:t>
+      </w:r>
+      <w:r>
+        <w:rPr>
+          <w:rFonts w:ascii="Times New Roman" w:hAnsi="Times New Roman" w:cs="Times New Roman"/>
+        </w:rPr>
+        <w:t xml:space="preserve"> Se encarga de </w:t>
+      </w:r>
+      <w:r>
+        <w:rPr>
+          <w:rFonts w:ascii="Times New Roman" w:hAnsi="Times New Roman" w:cs="Times New Roman"/>
+        </w:rPr>
+        <w:t>crear y asignar rutinas</w:t>
+      </w:r>
+      <w:r>
+        <w:rPr>
+          <w:rFonts w:ascii="Times New Roman" w:hAnsi="Times New Roman" w:cs="Times New Roman"/>
+        </w:rPr>
+        <w:t xml:space="preserve"> </w:t>
+      </w:r>
+      <w:r>
+        <w:rPr>
+          <w:rFonts w:ascii="Times New Roman" w:hAnsi="Times New Roman" w:cs="Times New Roman"/>
+        </w:rPr>
+        <w:t>personalizadas basadas en los objetivos y necesidades de cada cliente.</w:t>
+      </w:r>
+    </w:p>
+    <w:p>
+      <w:pPr>
+        <w:jc w:val="both"/>
+        <w:rPr>
+          <w:rFonts w:ascii="Times New Roman" w:hAnsi="Times New Roman" w:cs="Times New Roman"/>
+        </w:rPr>
+      </w:pPr>
+      <w:r>
+        <w:rPr>
+          <w:rFonts w:ascii="Times New Roman" w:hAnsi="Times New Roman" w:cs="Times New Roman"/>
+          <w:b/>
+          <w:bCs/>
+        </w:rPr>
+        <w:t>Nutricionista</w:t>
+      </w:r>
+      <w:r>
+        <w:rPr>
+          <w:rFonts w:ascii="Times New Roman" w:hAnsi="Times New Roman" w:cs="Times New Roman"/>
+        </w:rPr>
+        <w:t>:</w:t>
+      </w:r>
+      <w:r>
+        <w:rPr>
+          <w:rFonts w:ascii="Times New Roman" w:hAnsi="Times New Roman" w:cs="Times New Roman"/>
+        </w:rPr>
+        <w:t xml:space="preserve"> Se encarga de crear</w:t>
+      </w:r>
+      <w:r>
+        <w:rPr>
+          <w:rFonts w:ascii="Times New Roman" w:hAnsi="Times New Roman" w:cs="Times New Roman"/>
+        </w:rPr>
+        <w:t xml:space="preserve"> y </w:t>
+      </w:r>
+      <w:r>
+        <w:rPr>
+          <w:rFonts w:ascii="Times New Roman" w:hAnsi="Times New Roman" w:cs="Times New Roman"/>
+        </w:rPr>
+        <w:t>asignar</w:t>
+      </w:r>
+      <w:r>
+        <w:rPr>
+          <w:rFonts w:ascii="Times New Roman" w:hAnsi="Times New Roman" w:cs="Times New Roman"/>
+        </w:rPr>
+        <w:t xml:space="preserve"> planes de alimentación</w:t>
+      </w:r>
+      <w:r>
+        <w:rPr>
+          <w:rFonts w:ascii="Times New Roman" w:hAnsi="Times New Roman" w:cs="Times New Roman"/>
+        </w:rPr>
+        <w:t xml:space="preserve"> </w:t>
+      </w:r>
+      <w:r>
+        <w:rPr>
+          <w:rFonts w:ascii="Times New Roman" w:hAnsi="Times New Roman" w:cs="Times New Roman"/>
+        </w:rPr>
+        <w:t>personalizados, adaptados a los objetivos y</w:t>
+      </w:r>
+      <w:r>
+        <w:rPr>
+          <w:rFonts w:ascii="Times New Roman" w:hAnsi="Times New Roman" w:cs="Times New Roman"/>
+        </w:rPr>
+        <w:t xml:space="preserve"> </w:t>
+      </w:r>
+      <w:r>
+        <w:rPr>
+          <w:rFonts w:ascii="Times New Roman" w:hAnsi="Times New Roman" w:cs="Times New Roman"/>
+        </w:rPr>
+        <w:t>necesidades específicas de cada</w:t>
+      </w:r>
+      <w:r>
+        <w:rPr>
+          <w:rFonts w:ascii="Times New Roman" w:hAnsi="Times New Roman" w:cs="Times New Roman"/>
+        </w:rPr>
+        <w:t xml:space="preserve"> </w:t>
+      </w:r>
+      <w:r>
+        <w:rPr>
+          <w:rFonts w:ascii="Times New Roman" w:hAnsi="Times New Roman" w:cs="Times New Roman"/>
+        </w:rPr>
+        <w:t>cliente.</w:t>
+      </w:r>
+    </w:p>
+    <w:p>
+      <w:pPr>
+        <w:jc w:val="both"/>
+        <w:rPr>
+          <w:rFonts w:ascii="Times New Roman" w:hAnsi="Times New Roman" w:cs="Times New Roman"/>
+        </w:rPr>
+      </w:pPr>
+      <w:r>
+        <w:rPr>
+          <w:rFonts w:ascii="Times New Roman" w:hAnsi="Times New Roman" w:cs="Times New Roman"/>
+          <w:b/>
+          <w:bCs/>
+        </w:rPr>
+        <w:t>Cliente</w:t>
+      </w:r>
+      <w:r>
+        <w:rPr>
+          <w:rFonts w:ascii="Times New Roman" w:hAnsi="Times New Roman" w:cs="Times New Roman"/>
+        </w:rPr>
+        <w:t>:</w:t>
+      </w:r>
+      <w:r>
+        <w:rPr>
+          <w:rFonts w:ascii="Times New Roman" w:hAnsi="Times New Roman" w:cs="Times New Roman"/>
+        </w:rPr>
+        <w:t xml:space="preserve"> </w:t>
+      </w:r>
+      <w:r>
+        <w:rPr>
+          <w:rFonts w:ascii="Times New Roman" w:hAnsi="Times New Roman" w:cs="Times New Roman"/>
+        </w:rPr>
+        <w:t>Administra su perfil personal, realiza el seguimiento de su progreso en los entrenamientos y colabora en la consecución de sus objetivos.</w:t>
+      </w:r>
+    </w:p>
+    <w:p>
+      <w:pPr>
+        <w:jc w:val="both"/>
+        <w:rPr>
+          <w:rFonts w:ascii="Times New Roman" w:hAnsi="Times New Roman" w:cs="Times New Roman"/>
+        </w:rPr>
+      </w:pPr>
+    </w:p>
+    <w:p>
+      <w:pPr>
+        <w:pStyle w:val="Ttulo1"/>
+      </w:pPr>
+      <w:r>
+        <w:t>Reglas del Negocio</w:t>
+      </w:r>
+      <w:r>
+        <w:t xml:space="preserve"> (RN-XX)</w:t>
+      </w:r>
+    </w:p>
+    <w:tbl>
+      <w:tblPr>
+        <w:tblStyle w:val="Tablaconcuadrcula"/>
+        <w:tblW w:w="0" w:type="auto"/>
+        <w:tblLayout w:type="fixed"/>
+        <w:tblLook w:val="04A0" w:firstRow="1" w:lastRow="0" w:firstColumn="1" w:lastColumn="0" w:noHBand="0" w:noVBand="1"/>
+      </w:tblPr>
+      <w:tblGrid>
+        <w:gridCol w:w="1129"/>
+        <w:gridCol w:w="3261"/>
+        <w:gridCol w:w="2126"/>
+        <w:gridCol w:w="1559"/>
+      </w:tblGrid>
+      <w:tr>
+        <w:tc>
+          <w:tcPr>
+            <w:tcW w:w="1129" w:type="dxa"/>
+            <w:shd w:val="clear" w:color="auto" w:fill="000000" w:themeFill="text1"/>
+          </w:tcPr>
+          <w:p>
+            <w:pPr>
+              <w:jc w:val="center"/>
+              <w:rPr>
+                <w:rFonts w:ascii="Times New Roman" w:hAnsi="Times New Roman" w:cs="Times New Roman"/>
+                <w:b/>
+                <w:bCs/>
+                <w:color w:val="FFFFFF" w:themeColor="background1"/>
+                <w:sz w:val="28"/>
+                <w:szCs w:val="28"/>
+              </w:rPr>
+            </w:pPr>
+            <w:r>
+              <w:rPr>
+                <w:rFonts w:ascii="Times New Roman" w:hAnsi="Times New Roman" w:cs="Times New Roman"/>
+                <w:b/>
+                <w:bCs/>
+                <w:color w:val="FFFFFF" w:themeColor="background1"/>
+                <w:sz w:val="28"/>
+                <w:szCs w:val="28"/>
+              </w:rPr>
+              <w:t>ID</w:t>
+            </w:r>
+          </w:p>
+        </w:tc>
+        <w:tc>
+          <w:tcPr>
+            <w:tcW w:w="3261" w:type="dxa"/>
+            <w:shd w:val="clear" w:color="auto" w:fill="000000" w:themeFill="text1"/>
+          </w:tcPr>
+          <w:p>
+            <w:pPr>
+              <w:jc w:val="center"/>
+              <w:rPr>
+                <w:rFonts w:ascii="Times New Roman" w:hAnsi="Times New Roman" w:cs="Times New Roman"/>
+                <w:b/>
+                <w:bCs/>
+                <w:color w:val="FFFFFF" w:themeColor="background1"/>
+                <w:sz w:val="28"/>
+                <w:szCs w:val="28"/>
+              </w:rPr>
+            </w:pPr>
+            <w:r>
+              <w:rPr>
+                <w:rFonts w:ascii="Times New Roman" w:hAnsi="Times New Roman" w:cs="Times New Roman"/>
+                <w:b/>
+                <w:bCs/>
+                <w:color w:val="FFFFFF" w:themeColor="background1"/>
+                <w:sz w:val="28"/>
+                <w:szCs w:val="28"/>
+              </w:rPr>
+              <w:t>DESCRIPCIÓN</w:t>
+            </w:r>
+          </w:p>
+        </w:tc>
+        <w:tc>
+          <w:tcPr>
+            <w:tcW w:w="2126" w:type="dxa"/>
+            <w:shd w:val="clear" w:color="auto" w:fill="000000" w:themeFill="text1"/>
+          </w:tcPr>
+          <w:p>
+            <w:pPr>
+              <w:jc w:val="center"/>
+              <w:rPr>
+                <w:rFonts w:ascii="Times New Roman" w:hAnsi="Times New Roman" w:cs="Times New Roman"/>
+                <w:b/>
+                <w:bCs/>
+                <w:color w:val="FFFFFF" w:themeColor="background1"/>
+                <w:sz w:val="28"/>
+                <w:szCs w:val="28"/>
+              </w:rPr>
+            </w:pPr>
+            <w:r>
+              <w:rPr>
+                <w:rFonts w:ascii="Times New Roman" w:hAnsi="Times New Roman" w:cs="Times New Roman"/>
+                <w:b/>
+                <w:bCs/>
+                <w:color w:val="FFFFFF" w:themeColor="background1"/>
+                <w:sz w:val="28"/>
+                <w:szCs w:val="28"/>
+              </w:rPr>
+              <w:t>GRADO DE VARIACIÓN</w:t>
+            </w:r>
+          </w:p>
+        </w:tc>
+        <w:tc>
+          <w:tcPr>
+            <w:tcW w:w="1559" w:type="dxa"/>
+            <w:shd w:val="clear" w:color="auto" w:fill="000000" w:themeFill="text1"/>
+          </w:tcPr>
+          <w:p>
+            <w:pPr>
+              <w:jc w:val="center"/>
+              <w:rPr>
+                <w:rFonts w:ascii="Times New Roman" w:hAnsi="Times New Roman" w:cs="Times New Roman"/>
+                <w:b/>
+                <w:bCs/>
+                <w:color w:val="FFFFFF" w:themeColor="background1"/>
+                <w:sz w:val="28"/>
+                <w:szCs w:val="28"/>
+              </w:rPr>
+            </w:pPr>
+            <w:r>
+              <w:rPr>
+                <w:rFonts w:ascii="Times New Roman" w:hAnsi="Times New Roman" w:cs="Times New Roman"/>
+                <w:b/>
+                <w:bCs/>
+                <w:color w:val="FFFFFF" w:themeColor="background1"/>
+                <w:sz w:val="28"/>
+                <w:szCs w:val="28"/>
+              </w:rPr>
+              <w:t>FUENTE</w:t>
+            </w:r>
+          </w:p>
+        </w:tc>
+      </w:tr>
+      <w:tr>
+        <w:tc>
+          <w:tcPr>
+            <w:tcW w:w="1129" w:type="dxa"/>
+          </w:tcPr>
+          <w:p>
+            <w:pPr>
+              <w:rPr>
+                <w:rFonts w:ascii="Times New Roman" w:hAnsi="Times New Roman" w:cs="Times New Roman"/>
+                <w:color w:val="00B050"/>
+                <w:sz w:val="28"/>
+                <w:szCs w:val="28"/>
+              </w:rPr>
+            </w:pPr>
+            <w:r>
+              <w:rPr>
+                <w:rFonts w:ascii="Times New Roman" w:hAnsi="Times New Roman" w:cs="Times New Roman"/>
+                <w:color w:val="00B050"/>
+                <w:sz w:val="28"/>
+                <w:szCs w:val="28"/>
+              </w:rPr>
+              <w:t>RN-01</w:t>
+            </w:r>
+          </w:p>
+        </w:tc>
+        <w:tc>
+          <w:tcPr>
+            <w:tcW w:w="3261" w:type="dxa"/>
+          </w:tcPr>
+          <w:p>
+            <w:pPr>
+              <w:rPr>
+                <w:rFonts w:ascii="Times New Roman" w:hAnsi="Times New Roman" w:cs="Times New Roman"/>
+                <w:sz w:val="28"/>
+                <w:szCs w:val="28"/>
+              </w:rPr>
+            </w:pPr>
+            <w:r>
+              <w:rPr>
+                <w:rFonts w:ascii="Times New Roman" w:hAnsi="Times New Roman" w:cs="Times New Roman"/>
+                <w:sz w:val="28"/>
+                <w:szCs w:val="28"/>
+              </w:rPr>
+              <w:t xml:space="preserve">Se requiere que el </w:t>
+            </w:r>
+            <w:r>
+              <w:rPr>
+                <w:rFonts w:ascii="Times New Roman" w:hAnsi="Times New Roman" w:cs="Times New Roman"/>
+                <w:color w:val="0070C0"/>
+                <w:sz w:val="28"/>
+                <w:szCs w:val="28"/>
+              </w:rPr>
+              <w:t xml:space="preserve">cliente </w:t>
+            </w:r>
+            <w:r>
+              <w:rPr>
+                <w:rFonts w:ascii="Times New Roman" w:hAnsi="Times New Roman" w:cs="Times New Roman"/>
+                <w:sz w:val="28"/>
+                <w:szCs w:val="28"/>
+              </w:rPr>
+              <w:t>posea:</w:t>
+            </w:r>
+          </w:p>
+          <w:p>
+            <w:pPr>
+              <w:pStyle w:val="Prrafodelista"/>
+              <w:numPr>
+                <w:ilvl w:val="0"/>
+                <w:numId w:val="1"/>
+              </w:numPr>
+              <w:ind w:left="309" w:hanging="284"/>
+              <w:rPr>
+                <w:rFonts w:ascii="Times New Roman" w:hAnsi="Times New Roman" w:cs="Times New Roman"/>
+                <w:sz w:val="28"/>
+                <w:szCs w:val="28"/>
+              </w:rPr>
+            </w:pPr>
+            <w:r>
+              <w:rPr>
+                <w:rFonts w:ascii="Times New Roman" w:hAnsi="Times New Roman" w:cs="Times New Roman"/>
+                <w:sz w:val="28"/>
+                <w:szCs w:val="28"/>
+              </w:rPr>
+              <w:t>Nombre</w:t>
+            </w:r>
+          </w:p>
+          <w:p>
+            <w:pPr>
+              <w:pStyle w:val="Prrafodelista"/>
+              <w:numPr>
+                <w:ilvl w:val="0"/>
+                <w:numId w:val="1"/>
+              </w:numPr>
+              <w:ind w:left="309" w:hanging="284"/>
+              <w:rPr>
+                <w:rFonts w:ascii="Times New Roman" w:hAnsi="Times New Roman" w:cs="Times New Roman"/>
+                <w:sz w:val="28"/>
+                <w:szCs w:val="28"/>
+              </w:rPr>
+            </w:pPr>
+            <w:r>
+              <w:rPr>
+                <w:rFonts w:ascii="Times New Roman" w:hAnsi="Times New Roman" w:cs="Times New Roman"/>
+                <w:sz w:val="28"/>
+                <w:szCs w:val="28"/>
+              </w:rPr>
+              <w:t>Apellido</w:t>
+            </w:r>
+          </w:p>
+          <w:p>
+            <w:pPr>
+              <w:pStyle w:val="Prrafodelista"/>
+              <w:numPr>
+                <w:ilvl w:val="0"/>
+                <w:numId w:val="1"/>
+              </w:numPr>
+              <w:ind w:left="309" w:hanging="284"/>
+              <w:rPr>
+                <w:rFonts w:ascii="Times New Roman" w:hAnsi="Times New Roman" w:cs="Times New Roman"/>
+                <w:sz w:val="28"/>
+                <w:szCs w:val="28"/>
+              </w:rPr>
+            </w:pPr>
+            <w:r>
+              <w:rPr>
+                <w:rFonts w:ascii="Times New Roman" w:hAnsi="Times New Roman" w:cs="Times New Roman"/>
+                <w:sz w:val="28"/>
+                <w:szCs w:val="28"/>
+              </w:rPr>
+              <w:t>Dni</w:t>
+            </w:r>
+          </w:p>
+          <w:p>
+            <w:pPr>
+              <w:pStyle w:val="Prrafodelista"/>
+              <w:numPr>
+                <w:ilvl w:val="0"/>
+                <w:numId w:val="1"/>
+              </w:numPr>
+              <w:ind w:left="309" w:hanging="284"/>
+              <w:rPr>
+                <w:rFonts w:ascii="Times New Roman" w:hAnsi="Times New Roman" w:cs="Times New Roman"/>
+                <w:sz w:val="28"/>
+                <w:szCs w:val="28"/>
+              </w:rPr>
+            </w:pPr>
+            <w:r>
+              <w:rPr>
+                <w:rFonts w:ascii="Times New Roman" w:hAnsi="Times New Roman" w:cs="Times New Roman"/>
+                <w:sz w:val="28"/>
+                <w:szCs w:val="28"/>
+              </w:rPr>
+              <w:t>Email</w:t>
+            </w:r>
+          </w:p>
+          <w:p>
+            <w:pPr>
+              <w:pStyle w:val="Prrafodelista"/>
+              <w:numPr>
+                <w:ilvl w:val="0"/>
+                <w:numId w:val="1"/>
+              </w:numPr>
+              <w:ind w:left="309" w:hanging="284"/>
+              <w:rPr>
+                <w:rFonts w:ascii="Times New Roman" w:hAnsi="Times New Roman" w:cs="Times New Roman"/>
+                <w:sz w:val="28"/>
+                <w:szCs w:val="28"/>
+              </w:rPr>
+            </w:pPr>
+            <w:r>
+              <w:rPr>
+                <w:rFonts w:ascii="Times New Roman" w:hAnsi="Times New Roman" w:cs="Times New Roman"/>
+                <w:sz w:val="28"/>
+                <w:szCs w:val="28"/>
+              </w:rPr>
+              <w:t>Una lista de objetivos</w:t>
+            </w:r>
+          </w:p>
+        </w:tc>
+        <w:tc>
+          <w:tcPr>
+            <w:tcW w:w="2126" w:type="dxa"/>
+          </w:tcPr>
+          <w:p>
+            <w:pPr>
+              <w:rPr>
+                <w:rFonts w:ascii="Times New Roman" w:hAnsi="Times New Roman" w:cs="Times New Roman"/>
+                <w:sz w:val="28"/>
+                <w:szCs w:val="28"/>
+              </w:rPr>
+            </w:pPr>
+            <w:r>
+              <w:rPr>
+                <w:rFonts w:ascii="Times New Roman" w:hAnsi="Times New Roman" w:cs="Times New Roman"/>
+                <w:sz w:val="28"/>
+                <w:szCs w:val="28"/>
+              </w:rPr>
+              <w:t>Baja</w:t>
+            </w:r>
+          </w:p>
+        </w:tc>
+        <w:tc>
+          <w:tcPr>
+            <w:tcW w:w="1559" w:type="dxa"/>
+          </w:tcPr>
+          <w:p>
+            <w:pPr>
+              <w:rPr>
+                <w:rFonts w:ascii="Times New Roman" w:hAnsi="Times New Roman" w:cs="Times New Roman"/>
+                <w:sz w:val="28"/>
+                <w:szCs w:val="28"/>
+              </w:rPr>
+            </w:pPr>
+            <w:r>
+              <w:rPr>
+                <w:rFonts w:ascii="Times New Roman" w:hAnsi="Times New Roman" w:cs="Times New Roman"/>
+                <w:sz w:val="28"/>
+                <w:szCs w:val="28"/>
+              </w:rPr>
+              <w:t>Política del negocio</w:t>
+            </w:r>
+          </w:p>
+        </w:tc>
+      </w:tr>
+      <w:tr>
+        <w:tc>
+          <w:tcPr>
+            <w:tcW w:w="1129" w:type="dxa"/>
+          </w:tcPr>
+          <w:p>
+            <w:pPr>
+              <w:rPr>
+                <w:rFonts w:ascii="Times New Roman" w:hAnsi="Times New Roman" w:cs="Times New Roman"/>
+                <w:color w:val="00B050"/>
+                <w:sz w:val="28"/>
+                <w:szCs w:val="28"/>
+              </w:rPr>
+            </w:pPr>
+            <w:r>
+              <w:rPr>
+                <w:rFonts w:ascii="Times New Roman" w:hAnsi="Times New Roman" w:cs="Times New Roman"/>
+                <w:color w:val="00B050"/>
+                <w:sz w:val="28"/>
+                <w:szCs w:val="28"/>
+              </w:rPr>
+              <w:t>RN-02</w:t>
+            </w:r>
+          </w:p>
+        </w:tc>
+        <w:tc>
+          <w:tcPr>
+            <w:tcW w:w="3261" w:type="dxa"/>
+          </w:tcPr>
+          <w:p>
+            <w:pPr>
+              <w:rPr>
+                <w:rFonts w:ascii="Times New Roman" w:hAnsi="Times New Roman" w:cs="Times New Roman"/>
+                <w:sz w:val="28"/>
+                <w:szCs w:val="28"/>
+              </w:rPr>
+            </w:pPr>
+            <w:r>
+              <w:rPr>
+                <w:rFonts w:ascii="Times New Roman" w:hAnsi="Times New Roman" w:cs="Times New Roman"/>
+                <w:sz w:val="28"/>
+                <w:szCs w:val="28"/>
+              </w:rPr>
+              <w:t xml:space="preserve">Se requiere que el </w:t>
+            </w:r>
+            <w:r>
+              <w:rPr>
+                <w:rFonts w:ascii="Times New Roman" w:hAnsi="Times New Roman" w:cs="Times New Roman"/>
+                <w:color w:val="0070C0"/>
+                <w:sz w:val="28"/>
+                <w:szCs w:val="28"/>
+              </w:rPr>
+              <w:t xml:space="preserve">entrenador </w:t>
+            </w:r>
+            <w:r>
+              <w:rPr>
+                <w:rFonts w:ascii="Times New Roman" w:hAnsi="Times New Roman" w:cs="Times New Roman"/>
+                <w:sz w:val="28"/>
+                <w:szCs w:val="28"/>
+              </w:rPr>
+              <w:t>posea:</w:t>
+            </w:r>
+          </w:p>
+          <w:p>
+            <w:pPr>
+              <w:pStyle w:val="Prrafodelista"/>
+              <w:numPr>
+                <w:ilvl w:val="0"/>
+                <w:numId w:val="1"/>
+              </w:numPr>
+              <w:ind w:left="309" w:hanging="284"/>
+              <w:rPr>
+                <w:rFonts w:ascii="Times New Roman" w:hAnsi="Times New Roman" w:cs="Times New Roman"/>
+                <w:sz w:val="28"/>
+                <w:szCs w:val="28"/>
+              </w:rPr>
+            </w:pPr>
+            <w:r>
+              <w:rPr>
+                <w:rFonts w:ascii="Times New Roman" w:hAnsi="Times New Roman" w:cs="Times New Roman"/>
+                <w:sz w:val="28"/>
+                <w:szCs w:val="28"/>
+              </w:rPr>
+              <w:t>Nombre</w:t>
+            </w:r>
+          </w:p>
+          <w:p>
+            <w:pPr>
+              <w:pStyle w:val="Prrafodelista"/>
+              <w:numPr>
+                <w:ilvl w:val="0"/>
+                <w:numId w:val="1"/>
+              </w:numPr>
+              <w:ind w:left="309" w:hanging="284"/>
+              <w:rPr>
+                <w:rFonts w:ascii="Times New Roman" w:hAnsi="Times New Roman" w:cs="Times New Roman"/>
+                <w:sz w:val="28"/>
+                <w:szCs w:val="28"/>
+              </w:rPr>
+            </w:pPr>
+            <w:r>
+              <w:rPr>
+                <w:rFonts w:ascii="Times New Roman" w:hAnsi="Times New Roman" w:cs="Times New Roman"/>
+                <w:sz w:val="28"/>
+                <w:szCs w:val="28"/>
+              </w:rPr>
+              <w:t>Apellido</w:t>
+            </w:r>
+          </w:p>
+          <w:p>
+            <w:pPr>
+              <w:pStyle w:val="Prrafodelista"/>
+              <w:numPr>
+                <w:ilvl w:val="0"/>
+                <w:numId w:val="1"/>
+              </w:numPr>
+              <w:ind w:left="309" w:hanging="284"/>
+              <w:rPr>
+                <w:rFonts w:ascii="Times New Roman" w:hAnsi="Times New Roman" w:cs="Times New Roman"/>
+                <w:sz w:val="28"/>
+                <w:szCs w:val="28"/>
+              </w:rPr>
+            </w:pPr>
+            <w:r>
+              <w:rPr>
+                <w:rFonts w:ascii="Times New Roman" w:hAnsi="Times New Roman" w:cs="Times New Roman"/>
+                <w:sz w:val="28"/>
+                <w:szCs w:val="28"/>
+              </w:rPr>
+              <w:t>Dni</w:t>
+            </w:r>
+          </w:p>
+          <w:p>
+            <w:pPr>
+              <w:rPr>
+                <w:rFonts w:ascii="Times New Roman" w:hAnsi="Times New Roman" w:cs="Times New Roman"/>
+                <w:sz w:val="28"/>
+                <w:szCs w:val="28"/>
+              </w:rPr>
+            </w:pPr>
+          </w:p>
+        </w:tc>
+        <w:tc>
+          <w:tcPr>
+            <w:tcW w:w="2126" w:type="dxa"/>
+          </w:tcPr>
+          <w:p>
+            <w:pPr>
+              <w:rPr>
+                <w:rFonts w:ascii="Times New Roman" w:hAnsi="Times New Roman" w:cs="Times New Roman"/>
+                <w:sz w:val="28"/>
+                <w:szCs w:val="28"/>
+              </w:rPr>
+            </w:pPr>
+            <w:r>
+              <w:rPr>
+                <w:rFonts w:ascii="Times New Roman" w:hAnsi="Times New Roman" w:cs="Times New Roman"/>
+                <w:sz w:val="28"/>
+                <w:szCs w:val="28"/>
+              </w:rPr>
+              <w:t>Baja</w:t>
+            </w:r>
+          </w:p>
+        </w:tc>
+        <w:tc>
+          <w:tcPr>
+            <w:tcW w:w="1559" w:type="dxa"/>
+          </w:tcPr>
+          <w:p>
+            <w:pPr>
+              <w:rPr>
+                <w:rFonts w:ascii="Times New Roman" w:hAnsi="Times New Roman" w:cs="Times New Roman"/>
+                <w:sz w:val="28"/>
+                <w:szCs w:val="28"/>
+              </w:rPr>
+            </w:pPr>
+            <w:r>
+              <w:rPr>
+                <w:rFonts w:ascii="Times New Roman" w:hAnsi="Times New Roman" w:cs="Times New Roman"/>
+                <w:sz w:val="28"/>
+                <w:szCs w:val="28"/>
+              </w:rPr>
+              <w:t>Política del negocio</w:t>
+            </w:r>
+          </w:p>
+        </w:tc>
+      </w:tr>
+      <w:tr>
+        <w:tc>
+          <w:tcPr>
+            <w:tcW w:w="1129" w:type="dxa"/>
+          </w:tcPr>
+          <w:p>
+            <w:pPr>
+              <w:rPr>
+                <w:rFonts w:ascii="Times New Roman" w:hAnsi="Times New Roman" w:cs="Times New Roman"/>
+                <w:color w:val="00B050"/>
+                <w:sz w:val="28"/>
+                <w:szCs w:val="28"/>
+              </w:rPr>
+            </w:pPr>
+            <w:r>
+              <w:rPr>
+                <w:rFonts w:ascii="Times New Roman" w:hAnsi="Times New Roman" w:cs="Times New Roman"/>
+                <w:color w:val="00B050"/>
+                <w:sz w:val="28"/>
+                <w:szCs w:val="28"/>
+              </w:rPr>
+              <w:t>RN-03</w:t>
+            </w:r>
+          </w:p>
+        </w:tc>
+        <w:tc>
+          <w:tcPr>
+            <w:tcW w:w="3261" w:type="dxa"/>
+          </w:tcPr>
+          <w:p>
+            <w:pPr>
+              <w:rPr>
+                <w:rFonts w:ascii="Times New Roman" w:hAnsi="Times New Roman" w:cs="Times New Roman"/>
+                <w:sz w:val="28"/>
+                <w:szCs w:val="28"/>
+              </w:rPr>
+            </w:pPr>
+            <w:r>
+              <w:rPr>
+                <w:rFonts w:ascii="Times New Roman" w:hAnsi="Times New Roman" w:cs="Times New Roman"/>
+                <w:sz w:val="28"/>
+                <w:szCs w:val="28"/>
+              </w:rPr>
+              <w:t xml:space="preserve">Se requiere que el </w:t>
+            </w:r>
+            <w:r>
+              <w:rPr>
+                <w:rFonts w:ascii="Times New Roman" w:hAnsi="Times New Roman" w:cs="Times New Roman"/>
+                <w:color w:val="0070C0"/>
+                <w:sz w:val="28"/>
+                <w:szCs w:val="28"/>
+              </w:rPr>
+              <w:t xml:space="preserve">gimnasio </w:t>
+            </w:r>
+            <w:r>
+              <w:rPr>
+                <w:rFonts w:ascii="Times New Roman" w:hAnsi="Times New Roman" w:cs="Times New Roman"/>
+                <w:sz w:val="28"/>
+                <w:szCs w:val="28"/>
+              </w:rPr>
+              <w:t>posea:</w:t>
+            </w:r>
+          </w:p>
+          <w:p>
+            <w:pPr>
+              <w:pStyle w:val="Prrafodelista"/>
+              <w:numPr>
+                <w:ilvl w:val="0"/>
+                <w:numId w:val="1"/>
+              </w:numPr>
+              <w:ind w:left="309" w:hanging="284"/>
+              <w:rPr>
+                <w:rFonts w:ascii="Times New Roman" w:hAnsi="Times New Roman" w:cs="Times New Roman"/>
+                <w:sz w:val="28"/>
+                <w:szCs w:val="28"/>
+              </w:rPr>
+            </w:pPr>
+            <w:r>
+              <w:rPr>
+                <w:rFonts w:ascii="Times New Roman" w:hAnsi="Times New Roman" w:cs="Times New Roman"/>
+                <w:sz w:val="28"/>
+                <w:szCs w:val="28"/>
+              </w:rPr>
+              <w:t>Nombre</w:t>
+            </w:r>
+          </w:p>
+          <w:p>
+            <w:pPr>
+              <w:pStyle w:val="Prrafodelista"/>
+              <w:numPr>
+                <w:ilvl w:val="0"/>
+                <w:numId w:val="1"/>
+              </w:numPr>
+              <w:ind w:left="309" w:hanging="284"/>
+              <w:rPr>
+                <w:rFonts w:ascii="Times New Roman" w:hAnsi="Times New Roman" w:cs="Times New Roman"/>
+                <w:sz w:val="28"/>
+                <w:szCs w:val="28"/>
+              </w:rPr>
+            </w:pPr>
+            <w:r>
+              <w:rPr>
+                <w:rFonts w:ascii="Times New Roman" w:hAnsi="Times New Roman" w:cs="Times New Roman"/>
+                <w:sz w:val="28"/>
+                <w:szCs w:val="28"/>
+              </w:rPr>
+              <w:t>Dirección</w:t>
+            </w:r>
+          </w:p>
+          <w:p>
+            <w:pPr>
+              <w:pStyle w:val="Prrafodelista"/>
+              <w:numPr>
+                <w:ilvl w:val="0"/>
+                <w:numId w:val="1"/>
+              </w:numPr>
+              <w:ind w:left="309" w:hanging="284"/>
+              <w:rPr>
+                <w:rFonts w:ascii="Times New Roman" w:hAnsi="Times New Roman" w:cs="Times New Roman"/>
+                <w:sz w:val="28"/>
+                <w:szCs w:val="28"/>
+              </w:rPr>
+            </w:pPr>
+            <w:r>
+              <w:rPr>
+                <w:rFonts w:ascii="Times New Roman" w:hAnsi="Times New Roman" w:cs="Times New Roman"/>
+                <w:sz w:val="28"/>
+                <w:szCs w:val="28"/>
+              </w:rPr>
+              <w:t>Teléfono</w:t>
+            </w:r>
+          </w:p>
+        </w:tc>
+        <w:tc>
+          <w:tcPr>
+            <w:tcW w:w="2126" w:type="dxa"/>
+          </w:tcPr>
+          <w:p>
+            <w:pPr>
+              <w:rPr>
+                <w:rFonts w:ascii="Times New Roman" w:hAnsi="Times New Roman" w:cs="Times New Roman"/>
+                <w:sz w:val="28"/>
+                <w:szCs w:val="28"/>
+              </w:rPr>
+            </w:pPr>
+            <w:r>
+              <w:rPr>
+                <w:rFonts w:ascii="Times New Roman" w:hAnsi="Times New Roman" w:cs="Times New Roman"/>
+                <w:sz w:val="28"/>
+                <w:szCs w:val="28"/>
+              </w:rPr>
+              <w:t>Baja</w:t>
+            </w:r>
+          </w:p>
+        </w:tc>
+        <w:tc>
+          <w:tcPr>
+            <w:tcW w:w="1559" w:type="dxa"/>
+          </w:tcPr>
+          <w:p>
+            <w:pPr>
+              <w:rPr>
+                <w:rFonts w:ascii="Times New Roman" w:hAnsi="Times New Roman" w:cs="Times New Roman"/>
+                <w:sz w:val="28"/>
+                <w:szCs w:val="28"/>
+              </w:rPr>
+            </w:pPr>
+            <w:r>
+              <w:rPr>
+                <w:rFonts w:ascii="Times New Roman" w:hAnsi="Times New Roman" w:cs="Times New Roman"/>
+                <w:sz w:val="28"/>
+                <w:szCs w:val="28"/>
+              </w:rPr>
+              <w:t>Política del negocio</w:t>
+            </w:r>
+          </w:p>
+        </w:tc>
+      </w:tr>
+      <w:tr>
+        <w:tc>
+          <w:tcPr>
+            <w:tcW w:w="1129" w:type="dxa"/>
+          </w:tcPr>
+          <w:p>
+            <w:pPr>
+              <w:rPr>
+                <w:rFonts w:ascii="Times New Roman" w:hAnsi="Times New Roman" w:cs="Times New Roman"/>
+                <w:color w:val="00B050"/>
+                <w:sz w:val="28"/>
+                <w:szCs w:val="28"/>
+              </w:rPr>
+            </w:pPr>
+            <w:r>
+              <w:rPr>
+                <w:rFonts w:ascii="Times New Roman" w:hAnsi="Times New Roman" w:cs="Times New Roman"/>
+                <w:color w:val="00B050"/>
+                <w:sz w:val="28"/>
+                <w:szCs w:val="28"/>
+              </w:rPr>
+              <w:lastRenderedPageBreak/>
+              <w:t>RN-04</w:t>
+            </w:r>
+          </w:p>
+        </w:tc>
+        <w:tc>
+          <w:tcPr>
+            <w:tcW w:w="3261" w:type="dxa"/>
+          </w:tcPr>
+          <w:p>
+            <w:pPr>
+              <w:rPr>
+                <w:rFonts w:ascii="Times New Roman" w:hAnsi="Times New Roman" w:cs="Times New Roman"/>
+                <w:sz w:val="28"/>
+                <w:szCs w:val="28"/>
+              </w:rPr>
+            </w:pPr>
+            <w:r>
+              <w:rPr>
+                <w:rFonts w:ascii="Times New Roman" w:hAnsi="Times New Roman" w:cs="Times New Roman"/>
+                <w:sz w:val="28"/>
+                <w:szCs w:val="28"/>
+              </w:rPr>
+              <w:t xml:space="preserve">Se requiere que el </w:t>
+            </w:r>
+            <w:r>
+              <w:rPr>
+                <w:rFonts w:ascii="Times New Roman" w:hAnsi="Times New Roman" w:cs="Times New Roman"/>
+                <w:color w:val="0070C0"/>
+                <w:sz w:val="28"/>
+                <w:szCs w:val="28"/>
+              </w:rPr>
+              <w:t xml:space="preserve">nutricionista </w:t>
+            </w:r>
+            <w:r>
+              <w:rPr>
+                <w:rFonts w:ascii="Times New Roman" w:hAnsi="Times New Roman" w:cs="Times New Roman"/>
+                <w:sz w:val="28"/>
+                <w:szCs w:val="28"/>
+              </w:rPr>
+              <w:t>posea:</w:t>
+            </w:r>
+          </w:p>
+          <w:p>
+            <w:pPr>
+              <w:pStyle w:val="Prrafodelista"/>
+              <w:numPr>
+                <w:ilvl w:val="0"/>
+                <w:numId w:val="1"/>
+              </w:numPr>
+              <w:ind w:left="309" w:hanging="284"/>
+              <w:rPr>
+                <w:rFonts w:ascii="Times New Roman" w:hAnsi="Times New Roman" w:cs="Times New Roman"/>
+                <w:sz w:val="28"/>
+                <w:szCs w:val="28"/>
+              </w:rPr>
+            </w:pPr>
+            <w:r>
+              <w:rPr>
+                <w:rFonts w:ascii="Times New Roman" w:hAnsi="Times New Roman" w:cs="Times New Roman"/>
+                <w:sz w:val="28"/>
+                <w:szCs w:val="28"/>
+              </w:rPr>
+              <w:t>Nombre</w:t>
+            </w:r>
+          </w:p>
+          <w:p>
+            <w:pPr>
+              <w:pStyle w:val="Prrafodelista"/>
+              <w:numPr>
+                <w:ilvl w:val="0"/>
+                <w:numId w:val="1"/>
+              </w:numPr>
+              <w:ind w:left="309" w:hanging="284"/>
+              <w:rPr>
+                <w:rFonts w:ascii="Times New Roman" w:hAnsi="Times New Roman" w:cs="Times New Roman"/>
+                <w:sz w:val="28"/>
+                <w:szCs w:val="28"/>
+              </w:rPr>
+            </w:pPr>
+            <w:r>
+              <w:rPr>
+                <w:rFonts w:ascii="Times New Roman" w:hAnsi="Times New Roman" w:cs="Times New Roman"/>
+                <w:sz w:val="28"/>
+                <w:szCs w:val="28"/>
+              </w:rPr>
+              <w:t>Apellido</w:t>
+            </w:r>
+          </w:p>
+          <w:p>
+            <w:pPr>
+              <w:pStyle w:val="Prrafodelista"/>
+              <w:numPr>
+                <w:ilvl w:val="0"/>
+                <w:numId w:val="1"/>
+              </w:numPr>
+              <w:ind w:left="309" w:hanging="284"/>
+              <w:rPr>
+                <w:rFonts w:ascii="Times New Roman" w:hAnsi="Times New Roman" w:cs="Times New Roman"/>
+                <w:sz w:val="28"/>
+                <w:szCs w:val="28"/>
+              </w:rPr>
+            </w:pPr>
+            <w:r>
+              <w:rPr>
+                <w:rFonts w:ascii="Times New Roman" w:hAnsi="Times New Roman" w:cs="Times New Roman"/>
+                <w:sz w:val="28"/>
+                <w:szCs w:val="28"/>
+              </w:rPr>
+              <w:t>Dni</w:t>
+            </w:r>
+          </w:p>
+        </w:tc>
+        <w:tc>
+          <w:tcPr>
+            <w:tcW w:w="2126" w:type="dxa"/>
+          </w:tcPr>
+          <w:p>
+            <w:pPr>
+              <w:rPr>
+                <w:rFonts w:ascii="Times New Roman" w:hAnsi="Times New Roman" w:cs="Times New Roman"/>
+                <w:sz w:val="28"/>
+                <w:szCs w:val="28"/>
+              </w:rPr>
+            </w:pPr>
+            <w:r>
+              <w:rPr>
+                <w:rFonts w:ascii="Times New Roman" w:hAnsi="Times New Roman" w:cs="Times New Roman"/>
+                <w:sz w:val="28"/>
+                <w:szCs w:val="28"/>
+              </w:rPr>
+              <w:t>Baja</w:t>
+            </w:r>
+          </w:p>
+        </w:tc>
+        <w:tc>
+          <w:tcPr>
+            <w:tcW w:w="1559" w:type="dxa"/>
+          </w:tcPr>
+          <w:p>
+            <w:pPr>
+              <w:rPr>
+                <w:rFonts w:ascii="Times New Roman" w:hAnsi="Times New Roman" w:cs="Times New Roman"/>
+                <w:sz w:val="28"/>
+                <w:szCs w:val="28"/>
+              </w:rPr>
+            </w:pPr>
+            <w:r>
+              <w:rPr>
+                <w:rFonts w:ascii="Times New Roman" w:hAnsi="Times New Roman" w:cs="Times New Roman"/>
+                <w:sz w:val="28"/>
+                <w:szCs w:val="28"/>
+              </w:rPr>
+              <w:t>Política del negocio</w:t>
+            </w:r>
+          </w:p>
+        </w:tc>
+      </w:tr>
+      <w:tr>
+        <w:tc>
+          <w:tcPr>
+            <w:tcW w:w="1129" w:type="dxa"/>
+          </w:tcPr>
+          <w:p>
+            <w:pPr>
+              <w:rPr>
+                <w:rFonts w:ascii="Times New Roman" w:hAnsi="Times New Roman" w:cs="Times New Roman"/>
+                <w:color w:val="00B050"/>
+                <w:sz w:val="28"/>
+                <w:szCs w:val="28"/>
+              </w:rPr>
+            </w:pPr>
+            <w:r>
+              <w:rPr>
+                <w:rFonts w:ascii="Times New Roman" w:hAnsi="Times New Roman" w:cs="Times New Roman"/>
+                <w:color w:val="00B050"/>
+                <w:sz w:val="28"/>
+                <w:szCs w:val="28"/>
+              </w:rPr>
+              <w:t>RN-05</w:t>
+            </w:r>
+          </w:p>
+        </w:tc>
+        <w:tc>
+          <w:tcPr>
+            <w:tcW w:w="3261" w:type="dxa"/>
+          </w:tcPr>
+          <w:p>
+            <w:pPr>
+              <w:rPr>
+                <w:rFonts w:ascii="Times New Roman" w:hAnsi="Times New Roman" w:cs="Times New Roman"/>
+                <w:sz w:val="28"/>
+                <w:szCs w:val="28"/>
+              </w:rPr>
+            </w:pPr>
+            <w:r>
+              <w:rPr>
+                <w:rFonts w:ascii="Times New Roman" w:hAnsi="Times New Roman" w:cs="Times New Roman"/>
+                <w:sz w:val="28"/>
+                <w:szCs w:val="28"/>
+              </w:rPr>
+              <w:t xml:space="preserve">Se requiere que el </w:t>
+            </w:r>
+            <w:r>
+              <w:rPr>
+                <w:rFonts w:ascii="Times New Roman" w:hAnsi="Times New Roman" w:cs="Times New Roman"/>
+                <w:color w:val="0070C0"/>
+                <w:sz w:val="28"/>
+                <w:szCs w:val="28"/>
+              </w:rPr>
+              <w:t xml:space="preserve">ejercicio </w:t>
+            </w:r>
+            <w:r>
+              <w:rPr>
+                <w:rFonts w:ascii="Times New Roman" w:hAnsi="Times New Roman" w:cs="Times New Roman"/>
+                <w:sz w:val="28"/>
+                <w:szCs w:val="28"/>
+              </w:rPr>
+              <w:t>posea:</w:t>
+            </w:r>
+          </w:p>
+          <w:p>
+            <w:pPr>
+              <w:pStyle w:val="Prrafodelista"/>
+              <w:numPr>
+                <w:ilvl w:val="0"/>
+                <w:numId w:val="1"/>
+              </w:numPr>
+              <w:ind w:left="309" w:hanging="284"/>
+              <w:rPr>
+                <w:rFonts w:ascii="Times New Roman" w:hAnsi="Times New Roman" w:cs="Times New Roman"/>
+                <w:sz w:val="28"/>
+                <w:szCs w:val="28"/>
+              </w:rPr>
+            </w:pPr>
+            <w:r>
+              <w:rPr>
+                <w:rFonts w:ascii="Times New Roman" w:hAnsi="Times New Roman" w:cs="Times New Roman"/>
+                <w:sz w:val="28"/>
+                <w:szCs w:val="28"/>
+              </w:rPr>
+              <w:t>Nombre</w:t>
+            </w:r>
+          </w:p>
+        </w:tc>
+        <w:tc>
+          <w:tcPr>
+            <w:tcW w:w="2126" w:type="dxa"/>
+          </w:tcPr>
+          <w:p>
+            <w:pPr>
+              <w:rPr>
+                <w:rFonts w:ascii="Times New Roman" w:hAnsi="Times New Roman" w:cs="Times New Roman"/>
+                <w:sz w:val="28"/>
+                <w:szCs w:val="28"/>
+              </w:rPr>
+            </w:pPr>
+            <w:r>
+              <w:rPr>
+                <w:rFonts w:ascii="Times New Roman" w:hAnsi="Times New Roman" w:cs="Times New Roman"/>
+                <w:sz w:val="28"/>
+                <w:szCs w:val="28"/>
+              </w:rPr>
+              <w:t>Baja</w:t>
+            </w:r>
+          </w:p>
+        </w:tc>
+        <w:tc>
+          <w:tcPr>
+            <w:tcW w:w="1559" w:type="dxa"/>
+          </w:tcPr>
+          <w:p>
+            <w:pPr>
+              <w:rPr>
+                <w:rFonts w:ascii="Times New Roman" w:hAnsi="Times New Roman" w:cs="Times New Roman"/>
+                <w:sz w:val="28"/>
+                <w:szCs w:val="28"/>
+              </w:rPr>
+            </w:pPr>
+            <w:r>
+              <w:rPr>
+                <w:rFonts w:ascii="Times New Roman" w:hAnsi="Times New Roman" w:cs="Times New Roman"/>
+                <w:sz w:val="28"/>
+                <w:szCs w:val="28"/>
+              </w:rPr>
+              <w:t>Política del negocio</w:t>
+            </w:r>
+          </w:p>
+        </w:tc>
+      </w:tr>
+      <w:tr>
+        <w:tc>
+          <w:tcPr>
+            <w:tcW w:w="1129" w:type="dxa"/>
+          </w:tcPr>
+          <w:p>
+            <w:pPr>
+              <w:rPr>
+                <w:rFonts w:ascii="Times New Roman" w:hAnsi="Times New Roman" w:cs="Times New Roman"/>
+                <w:color w:val="00B050"/>
+                <w:sz w:val="28"/>
+                <w:szCs w:val="28"/>
+              </w:rPr>
+            </w:pPr>
+            <w:r>
+              <w:rPr>
+                <w:rFonts w:ascii="Times New Roman" w:hAnsi="Times New Roman" w:cs="Times New Roman"/>
+                <w:color w:val="00B050"/>
+                <w:sz w:val="28"/>
+                <w:szCs w:val="28"/>
+              </w:rPr>
+              <w:t>RN-06</w:t>
+            </w:r>
+          </w:p>
+        </w:tc>
+        <w:tc>
+          <w:tcPr>
+            <w:tcW w:w="3261" w:type="dxa"/>
+          </w:tcPr>
+          <w:p>
+            <w:pPr>
+              <w:rPr>
+                <w:rFonts w:ascii="Times New Roman" w:hAnsi="Times New Roman" w:cs="Times New Roman"/>
+                <w:sz w:val="28"/>
+                <w:szCs w:val="28"/>
+              </w:rPr>
+            </w:pPr>
+            <w:r>
+              <w:rPr>
+                <w:rFonts w:ascii="Times New Roman" w:hAnsi="Times New Roman" w:cs="Times New Roman"/>
+                <w:sz w:val="28"/>
+                <w:szCs w:val="28"/>
+              </w:rPr>
+              <w:t xml:space="preserve">Se requiere que la </w:t>
+            </w:r>
+            <w:r>
+              <w:rPr>
+                <w:rFonts w:ascii="Times New Roman" w:hAnsi="Times New Roman" w:cs="Times New Roman"/>
+                <w:color w:val="0070C0"/>
+                <w:sz w:val="28"/>
+                <w:szCs w:val="28"/>
+              </w:rPr>
+              <w:t xml:space="preserve">repetición </w:t>
+            </w:r>
+            <w:r>
+              <w:rPr>
+                <w:rFonts w:ascii="Times New Roman" w:hAnsi="Times New Roman" w:cs="Times New Roman"/>
+                <w:sz w:val="28"/>
+                <w:szCs w:val="28"/>
+              </w:rPr>
+              <w:t>posea:</w:t>
+            </w:r>
+          </w:p>
+          <w:p>
+            <w:pPr>
+              <w:pStyle w:val="Prrafodelista"/>
+              <w:numPr>
+                <w:ilvl w:val="0"/>
+                <w:numId w:val="1"/>
+              </w:numPr>
+              <w:ind w:left="309" w:hanging="284"/>
+              <w:rPr>
+                <w:rFonts w:ascii="Times New Roman" w:hAnsi="Times New Roman" w:cs="Times New Roman"/>
+                <w:sz w:val="28"/>
+                <w:szCs w:val="28"/>
+              </w:rPr>
+            </w:pPr>
+            <w:r>
+              <w:rPr>
+                <w:rFonts w:ascii="Times New Roman" w:hAnsi="Times New Roman" w:cs="Times New Roman"/>
+                <w:sz w:val="28"/>
+                <w:szCs w:val="28"/>
+              </w:rPr>
+              <w:t>Cantidad</w:t>
+            </w:r>
+          </w:p>
+        </w:tc>
+        <w:tc>
+          <w:tcPr>
+            <w:tcW w:w="2126" w:type="dxa"/>
+          </w:tcPr>
+          <w:p>
+            <w:pPr>
+              <w:rPr>
+                <w:rFonts w:ascii="Times New Roman" w:hAnsi="Times New Roman" w:cs="Times New Roman"/>
+                <w:sz w:val="28"/>
+                <w:szCs w:val="28"/>
+              </w:rPr>
+            </w:pPr>
+            <w:r>
+              <w:rPr>
+                <w:rFonts w:ascii="Times New Roman" w:hAnsi="Times New Roman" w:cs="Times New Roman"/>
+                <w:sz w:val="28"/>
+                <w:szCs w:val="28"/>
+              </w:rPr>
+              <w:t>Baja</w:t>
+            </w:r>
+          </w:p>
+        </w:tc>
+        <w:tc>
+          <w:tcPr>
+            <w:tcW w:w="1559" w:type="dxa"/>
+          </w:tcPr>
+          <w:p>
+            <w:pPr>
+              <w:rPr>
+                <w:rFonts w:ascii="Times New Roman" w:hAnsi="Times New Roman" w:cs="Times New Roman"/>
+                <w:sz w:val="28"/>
+                <w:szCs w:val="28"/>
+              </w:rPr>
+            </w:pPr>
+            <w:r>
+              <w:rPr>
+                <w:rFonts w:ascii="Times New Roman" w:hAnsi="Times New Roman" w:cs="Times New Roman"/>
+                <w:sz w:val="28"/>
+                <w:szCs w:val="28"/>
+              </w:rPr>
+              <w:t>Política del negocio</w:t>
+            </w:r>
+          </w:p>
+        </w:tc>
+      </w:tr>
+      <w:tr>
+        <w:tc>
+          <w:tcPr>
+            <w:tcW w:w="1129" w:type="dxa"/>
+          </w:tcPr>
+          <w:p>
+            <w:pPr>
+              <w:rPr>
+                <w:rFonts w:ascii="Times New Roman" w:hAnsi="Times New Roman" w:cs="Times New Roman"/>
+                <w:color w:val="00B050"/>
+                <w:sz w:val="28"/>
+                <w:szCs w:val="28"/>
+              </w:rPr>
+            </w:pPr>
+            <w:r>
+              <w:rPr>
+                <w:rFonts w:ascii="Times New Roman" w:hAnsi="Times New Roman" w:cs="Times New Roman"/>
+                <w:color w:val="00B050"/>
+                <w:sz w:val="28"/>
+                <w:szCs w:val="28"/>
+              </w:rPr>
+              <w:t>RN-07</w:t>
+            </w:r>
+          </w:p>
+        </w:tc>
+        <w:tc>
+          <w:tcPr>
+            <w:tcW w:w="3261" w:type="dxa"/>
+          </w:tcPr>
+          <w:p>
+            <w:pPr>
+              <w:rPr>
+                <w:rFonts w:ascii="Times New Roman" w:hAnsi="Times New Roman" w:cs="Times New Roman"/>
+                <w:sz w:val="28"/>
+                <w:szCs w:val="28"/>
+              </w:rPr>
+            </w:pPr>
+            <w:r>
+              <w:rPr>
+                <w:rFonts w:ascii="Times New Roman" w:hAnsi="Times New Roman" w:cs="Times New Roman"/>
+                <w:sz w:val="28"/>
+                <w:szCs w:val="28"/>
+              </w:rPr>
+              <w:t xml:space="preserve">Se requiere que </w:t>
+            </w:r>
+            <w:r>
+              <w:rPr>
+                <w:rFonts w:ascii="Times New Roman" w:hAnsi="Times New Roman" w:cs="Times New Roman"/>
+                <w:sz w:val="28"/>
+                <w:szCs w:val="28"/>
+              </w:rPr>
+              <w:t>la</w:t>
+            </w:r>
+            <w:r>
+              <w:rPr>
+                <w:rFonts w:ascii="Times New Roman" w:hAnsi="Times New Roman" w:cs="Times New Roman"/>
+                <w:sz w:val="28"/>
+                <w:szCs w:val="28"/>
+              </w:rPr>
+              <w:t xml:space="preserve"> </w:t>
+            </w:r>
+            <w:r>
+              <w:rPr>
+                <w:rFonts w:ascii="Times New Roman" w:hAnsi="Times New Roman" w:cs="Times New Roman"/>
+                <w:color w:val="0070C0"/>
+                <w:sz w:val="28"/>
+                <w:szCs w:val="28"/>
+              </w:rPr>
+              <w:t>serie</w:t>
+            </w:r>
+            <w:r>
+              <w:rPr>
+                <w:rFonts w:ascii="Times New Roman" w:hAnsi="Times New Roman" w:cs="Times New Roman"/>
+                <w:color w:val="0070C0"/>
+                <w:sz w:val="28"/>
+                <w:szCs w:val="28"/>
+              </w:rPr>
+              <w:t xml:space="preserve"> </w:t>
+            </w:r>
+            <w:r>
+              <w:rPr>
+                <w:rFonts w:ascii="Times New Roman" w:hAnsi="Times New Roman" w:cs="Times New Roman"/>
+                <w:sz w:val="28"/>
+                <w:szCs w:val="28"/>
+              </w:rPr>
+              <w:t>posea:</w:t>
+            </w:r>
+          </w:p>
+          <w:p>
+            <w:pPr>
+              <w:pStyle w:val="Prrafodelista"/>
+              <w:numPr>
+                <w:ilvl w:val="0"/>
+                <w:numId w:val="1"/>
+              </w:numPr>
+              <w:ind w:left="309" w:hanging="284"/>
+              <w:rPr>
+                <w:rFonts w:ascii="Times New Roman" w:hAnsi="Times New Roman" w:cs="Times New Roman"/>
+                <w:sz w:val="28"/>
+                <w:szCs w:val="28"/>
+              </w:rPr>
+            </w:pPr>
+            <w:r>
+              <w:rPr>
+                <w:rFonts w:ascii="Times New Roman" w:hAnsi="Times New Roman" w:cs="Times New Roman"/>
+                <w:sz w:val="28"/>
+                <w:szCs w:val="28"/>
+              </w:rPr>
+              <w:t>Cantidad</w:t>
+            </w:r>
+          </w:p>
+          <w:p>
+            <w:pPr>
+              <w:pStyle w:val="Prrafodelista"/>
+              <w:numPr>
+                <w:ilvl w:val="0"/>
+                <w:numId w:val="1"/>
+              </w:numPr>
+              <w:ind w:left="309" w:hanging="284"/>
+              <w:rPr>
+                <w:rFonts w:ascii="Times New Roman" w:hAnsi="Times New Roman" w:cs="Times New Roman"/>
+                <w:sz w:val="28"/>
+                <w:szCs w:val="28"/>
+              </w:rPr>
+            </w:pPr>
+            <w:r>
+              <w:rPr>
+                <w:rFonts w:ascii="Times New Roman" w:hAnsi="Times New Roman" w:cs="Times New Roman"/>
+                <w:sz w:val="28"/>
+                <w:szCs w:val="28"/>
+              </w:rPr>
+              <w:t>Tiempo de descanso</w:t>
+            </w:r>
+          </w:p>
+        </w:tc>
+        <w:tc>
+          <w:tcPr>
+            <w:tcW w:w="2126" w:type="dxa"/>
+          </w:tcPr>
+          <w:p>
+            <w:pPr>
+              <w:rPr>
+                <w:rFonts w:ascii="Times New Roman" w:hAnsi="Times New Roman" w:cs="Times New Roman"/>
+                <w:sz w:val="28"/>
+                <w:szCs w:val="28"/>
+              </w:rPr>
+            </w:pPr>
+            <w:r>
+              <w:rPr>
+                <w:rFonts w:ascii="Times New Roman" w:hAnsi="Times New Roman" w:cs="Times New Roman"/>
+                <w:sz w:val="28"/>
+                <w:szCs w:val="28"/>
+              </w:rPr>
+              <w:t>Baja</w:t>
+            </w:r>
+          </w:p>
+        </w:tc>
+        <w:tc>
+          <w:tcPr>
+            <w:tcW w:w="1559" w:type="dxa"/>
+          </w:tcPr>
+          <w:p>
+            <w:pPr>
+              <w:rPr>
+                <w:rFonts w:ascii="Times New Roman" w:hAnsi="Times New Roman" w:cs="Times New Roman"/>
+                <w:sz w:val="28"/>
+                <w:szCs w:val="28"/>
+              </w:rPr>
+            </w:pPr>
+            <w:r>
+              <w:rPr>
+                <w:rFonts w:ascii="Times New Roman" w:hAnsi="Times New Roman" w:cs="Times New Roman"/>
+                <w:sz w:val="28"/>
+                <w:szCs w:val="28"/>
+              </w:rPr>
+              <w:t>Política del negocio</w:t>
+            </w:r>
+          </w:p>
+        </w:tc>
+      </w:tr>
+      <w:tr>
+        <w:trPr>
+          <w:trHeight w:val="1205"/>
+        </w:trPr>
+        <w:tc>
+          <w:tcPr>
+            <w:tcW w:w="1129" w:type="dxa"/>
+          </w:tcPr>
+          <w:p>
+            <w:pPr>
+              <w:rPr>
+                <w:rFonts w:ascii="Times New Roman" w:hAnsi="Times New Roman" w:cs="Times New Roman"/>
+                <w:color w:val="00B050"/>
+                <w:sz w:val="28"/>
+                <w:szCs w:val="28"/>
+              </w:rPr>
+            </w:pPr>
+            <w:r>
+              <w:rPr>
+                <w:rFonts w:ascii="Times New Roman" w:hAnsi="Times New Roman" w:cs="Times New Roman"/>
+                <w:color w:val="00B050"/>
+                <w:sz w:val="28"/>
+                <w:szCs w:val="28"/>
+              </w:rPr>
+              <w:t>RN-08</w:t>
+            </w:r>
+          </w:p>
+        </w:tc>
+        <w:tc>
+          <w:tcPr>
+            <w:tcW w:w="3261" w:type="dxa"/>
+          </w:tcPr>
+          <w:p>
+            <w:pPr>
+              <w:rPr>
+                <w:rFonts w:ascii="Times New Roman" w:hAnsi="Times New Roman" w:cs="Times New Roman"/>
+                <w:sz w:val="28"/>
+                <w:szCs w:val="28"/>
+              </w:rPr>
+            </w:pPr>
+            <w:r>
+              <w:rPr>
+                <w:rFonts w:ascii="Times New Roman" w:hAnsi="Times New Roman" w:cs="Times New Roman"/>
+                <w:sz w:val="28"/>
+                <w:szCs w:val="28"/>
+              </w:rPr>
+              <w:t xml:space="preserve">Se requiere que la </w:t>
+            </w:r>
+            <w:r>
+              <w:rPr>
+                <w:rFonts w:ascii="Times New Roman" w:hAnsi="Times New Roman" w:cs="Times New Roman"/>
+                <w:color w:val="0070C0"/>
+                <w:sz w:val="28"/>
+                <w:szCs w:val="28"/>
+              </w:rPr>
+              <w:t>rutina</w:t>
+            </w:r>
+            <w:r>
+              <w:rPr>
+                <w:rFonts w:ascii="Times New Roman" w:hAnsi="Times New Roman" w:cs="Times New Roman"/>
+                <w:color w:val="0070C0"/>
+                <w:sz w:val="28"/>
+                <w:szCs w:val="28"/>
+              </w:rPr>
+              <w:t xml:space="preserve"> </w:t>
+            </w:r>
+            <w:r>
+              <w:rPr>
+                <w:rFonts w:ascii="Times New Roman" w:hAnsi="Times New Roman" w:cs="Times New Roman"/>
+                <w:sz w:val="28"/>
+                <w:szCs w:val="28"/>
+              </w:rPr>
+              <w:t>posea:</w:t>
+            </w:r>
+          </w:p>
+          <w:p>
+            <w:pPr>
+              <w:pStyle w:val="Prrafodelista"/>
+              <w:numPr>
+                <w:ilvl w:val="0"/>
+                <w:numId w:val="1"/>
+              </w:numPr>
+              <w:ind w:left="309" w:hanging="284"/>
+              <w:rPr>
+                <w:rFonts w:ascii="Times New Roman" w:hAnsi="Times New Roman" w:cs="Times New Roman"/>
+                <w:sz w:val="28"/>
+                <w:szCs w:val="28"/>
+              </w:rPr>
+            </w:pPr>
+            <w:r>
+              <w:rPr>
+                <w:rFonts w:ascii="Times New Roman" w:hAnsi="Times New Roman" w:cs="Times New Roman"/>
+                <w:sz w:val="28"/>
+                <w:szCs w:val="28"/>
+              </w:rPr>
+              <w:t>Nombre</w:t>
+            </w:r>
+          </w:p>
+          <w:p>
+            <w:pPr>
+              <w:pStyle w:val="Prrafodelista"/>
+              <w:numPr>
+                <w:ilvl w:val="0"/>
+                <w:numId w:val="1"/>
+              </w:numPr>
+              <w:ind w:left="309" w:hanging="284"/>
+              <w:rPr>
+                <w:rFonts w:ascii="Times New Roman" w:hAnsi="Times New Roman" w:cs="Times New Roman"/>
+                <w:sz w:val="28"/>
+                <w:szCs w:val="28"/>
+              </w:rPr>
+            </w:pPr>
+            <w:r>
+              <w:rPr>
+                <w:rFonts w:ascii="Times New Roman" w:hAnsi="Times New Roman" w:cs="Times New Roman"/>
+                <w:sz w:val="28"/>
+                <w:szCs w:val="28"/>
+              </w:rPr>
+              <w:t>Fecha de creación</w:t>
+            </w:r>
+          </w:p>
+        </w:tc>
+        <w:tc>
+          <w:tcPr>
+            <w:tcW w:w="2126" w:type="dxa"/>
+          </w:tcPr>
+          <w:p>
+            <w:pPr>
+              <w:rPr>
+                <w:rFonts w:ascii="Times New Roman" w:hAnsi="Times New Roman" w:cs="Times New Roman"/>
+                <w:sz w:val="28"/>
+                <w:szCs w:val="28"/>
+              </w:rPr>
+            </w:pPr>
+            <w:r>
+              <w:rPr>
+                <w:rFonts w:ascii="Times New Roman" w:hAnsi="Times New Roman" w:cs="Times New Roman"/>
+                <w:sz w:val="28"/>
+                <w:szCs w:val="28"/>
+              </w:rPr>
+              <w:t>Baja</w:t>
+            </w:r>
+          </w:p>
+        </w:tc>
+        <w:tc>
+          <w:tcPr>
+            <w:tcW w:w="1559" w:type="dxa"/>
+          </w:tcPr>
+          <w:p>
+            <w:pPr>
+              <w:rPr>
+                <w:rFonts w:ascii="Times New Roman" w:hAnsi="Times New Roman" w:cs="Times New Roman"/>
+                <w:sz w:val="28"/>
+                <w:szCs w:val="28"/>
+              </w:rPr>
+            </w:pPr>
+            <w:r>
+              <w:rPr>
+                <w:rFonts w:ascii="Times New Roman" w:hAnsi="Times New Roman" w:cs="Times New Roman"/>
+                <w:sz w:val="28"/>
+                <w:szCs w:val="28"/>
+              </w:rPr>
+              <w:t>Política del negocio</w:t>
+            </w:r>
+          </w:p>
+        </w:tc>
+      </w:tr>
+      <w:tr>
+        <w:tc>
+          <w:tcPr>
+            <w:tcW w:w="1129" w:type="dxa"/>
+          </w:tcPr>
+          <w:p>
+            <w:pPr>
+              <w:rPr>
+                <w:rFonts w:ascii="Times New Roman" w:hAnsi="Times New Roman" w:cs="Times New Roman"/>
+                <w:color w:val="00B050"/>
+                <w:sz w:val="28"/>
+                <w:szCs w:val="28"/>
+              </w:rPr>
+            </w:pPr>
+            <w:r>
+              <w:rPr>
+                <w:rFonts w:ascii="Times New Roman" w:hAnsi="Times New Roman" w:cs="Times New Roman"/>
+                <w:color w:val="00B050"/>
+                <w:sz w:val="28"/>
+                <w:szCs w:val="28"/>
+              </w:rPr>
+              <w:t>RN-09</w:t>
+            </w:r>
+          </w:p>
+        </w:tc>
+        <w:tc>
+          <w:tcPr>
+            <w:tcW w:w="3261" w:type="dxa"/>
+          </w:tcPr>
+          <w:p>
+            <w:pPr>
+              <w:rPr>
+                <w:rFonts w:ascii="Times New Roman" w:hAnsi="Times New Roman" w:cs="Times New Roman"/>
+                <w:sz w:val="28"/>
+                <w:szCs w:val="28"/>
+              </w:rPr>
+            </w:pPr>
+            <w:r>
+              <w:rPr>
+                <w:rFonts w:ascii="Times New Roman" w:hAnsi="Times New Roman" w:cs="Times New Roman"/>
+                <w:sz w:val="28"/>
+                <w:szCs w:val="28"/>
+              </w:rPr>
+              <w:t xml:space="preserve">Se requiere que el </w:t>
+            </w:r>
+            <w:r>
+              <w:rPr>
+                <w:rFonts w:ascii="Times New Roman" w:hAnsi="Times New Roman" w:cs="Times New Roman"/>
+                <w:color w:val="0070C0"/>
+                <w:sz w:val="28"/>
+                <w:szCs w:val="28"/>
+              </w:rPr>
+              <w:t xml:space="preserve">plan de nutrición </w:t>
+            </w:r>
+            <w:r>
+              <w:rPr>
+                <w:rFonts w:ascii="Times New Roman" w:hAnsi="Times New Roman" w:cs="Times New Roman"/>
+                <w:sz w:val="28"/>
+                <w:szCs w:val="28"/>
+              </w:rPr>
+              <w:t>posea:</w:t>
+            </w:r>
+          </w:p>
+          <w:p>
+            <w:pPr>
+              <w:pStyle w:val="Prrafodelista"/>
+              <w:numPr>
+                <w:ilvl w:val="0"/>
+                <w:numId w:val="1"/>
+              </w:numPr>
+              <w:ind w:left="309" w:hanging="284"/>
+              <w:rPr>
+                <w:rFonts w:ascii="Times New Roman" w:hAnsi="Times New Roman" w:cs="Times New Roman"/>
+                <w:sz w:val="28"/>
+                <w:szCs w:val="28"/>
+              </w:rPr>
+            </w:pPr>
+            <w:r>
+              <w:rPr>
+                <w:rFonts w:ascii="Times New Roman" w:hAnsi="Times New Roman" w:cs="Times New Roman"/>
+                <w:sz w:val="28"/>
+                <w:szCs w:val="28"/>
+              </w:rPr>
+              <w:t>Objetivos</w:t>
+            </w:r>
+          </w:p>
+          <w:p>
+            <w:pPr>
+              <w:pStyle w:val="Prrafodelista"/>
+              <w:numPr>
+                <w:ilvl w:val="0"/>
+                <w:numId w:val="1"/>
+              </w:numPr>
+              <w:ind w:left="309" w:hanging="284"/>
+              <w:rPr>
+                <w:rFonts w:ascii="Times New Roman" w:hAnsi="Times New Roman" w:cs="Times New Roman"/>
+                <w:sz w:val="28"/>
+                <w:szCs w:val="28"/>
+              </w:rPr>
+            </w:pPr>
+            <w:r>
+              <w:rPr>
+                <w:rFonts w:ascii="Times New Roman" w:hAnsi="Times New Roman" w:cs="Times New Roman"/>
+                <w:sz w:val="28"/>
+                <w:szCs w:val="28"/>
+              </w:rPr>
+              <w:t>Peso objetivo</w:t>
+            </w:r>
+          </w:p>
+          <w:p>
+            <w:pPr>
+              <w:pStyle w:val="Prrafodelista"/>
+              <w:numPr>
+                <w:ilvl w:val="0"/>
+                <w:numId w:val="1"/>
+              </w:numPr>
+              <w:ind w:left="309" w:hanging="284"/>
+              <w:rPr>
+                <w:rFonts w:ascii="Times New Roman" w:hAnsi="Times New Roman" w:cs="Times New Roman"/>
+                <w:sz w:val="28"/>
+                <w:szCs w:val="28"/>
+              </w:rPr>
+            </w:pPr>
+            <w:r>
+              <w:rPr>
+                <w:rFonts w:ascii="Times New Roman" w:hAnsi="Times New Roman" w:cs="Times New Roman"/>
+                <w:sz w:val="28"/>
+                <w:szCs w:val="28"/>
+              </w:rPr>
+              <w:t>Peso inicial</w:t>
+            </w:r>
+          </w:p>
+          <w:p>
+            <w:pPr>
+              <w:pStyle w:val="Prrafodelista"/>
+              <w:numPr>
+                <w:ilvl w:val="0"/>
+                <w:numId w:val="1"/>
+              </w:numPr>
+              <w:ind w:left="309" w:hanging="284"/>
+              <w:rPr>
+                <w:rFonts w:ascii="Times New Roman" w:hAnsi="Times New Roman" w:cs="Times New Roman"/>
+                <w:sz w:val="28"/>
+                <w:szCs w:val="28"/>
+              </w:rPr>
+            </w:pPr>
+            <w:r>
+              <w:rPr>
+                <w:rFonts w:ascii="Times New Roman" w:hAnsi="Times New Roman" w:cs="Times New Roman"/>
+                <w:sz w:val="28"/>
+                <w:szCs w:val="28"/>
+              </w:rPr>
+              <w:t xml:space="preserve">Estado activo </w:t>
+            </w:r>
+          </w:p>
+          <w:p>
+            <w:pPr>
+              <w:pStyle w:val="Prrafodelista"/>
+              <w:numPr>
+                <w:ilvl w:val="0"/>
+                <w:numId w:val="1"/>
+              </w:numPr>
+              <w:ind w:left="309" w:hanging="284"/>
+              <w:rPr>
+                <w:rFonts w:ascii="Times New Roman" w:hAnsi="Times New Roman" w:cs="Times New Roman"/>
+                <w:sz w:val="28"/>
+                <w:szCs w:val="28"/>
+              </w:rPr>
+            </w:pPr>
+            <w:r>
+              <w:rPr>
+                <w:rFonts w:ascii="Times New Roman" w:hAnsi="Times New Roman" w:cs="Times New Roman"/>
+                <w:sz w:val="28"/>
+                <w:szCs w:val="28"/>
+              </w:rPr>
+              <w:t>Calorías diarias</w:t>
+            </w:r>
+          </w:p>
+          <w:p>
+            <w:pPr>
+              <w:pStyle w:val="Prrafodelista"/>
+              <w:numPr>
+                <w:ilvl w:val="0"/>
+                <w:numId w:val="1"/>
+              </w:numPr>
+              <w:ind w:left="309" w:hanging="284"/>
+              <w:rPr>
+                <w:rFonts w:ascii="Times New Roman" w:hAnsi="Times New Roman" w:cs="Times New Roman"/>
+                <w:sz w:val="28"/>
+                <w:szCs w:val="28"/>
+              </w:rPr>
+            </w:pPr>
+            <w:r>
+              <w:rPr>
+                <w:rFonts w:ascii="Times New Roman" w:hAnsi="Times New Roman" w:cs="Times New Roman"/>
+                <w:sz w:val="28"/>
+                <w:szCs w:val="28"/>
+              </w:rPr>
+              <w:t>Proteínas diarias</w:t>
+            </w:r>
+          </w:p>
+          <w:p>
+            <w:pPr>
+              <w:pStyle w:val="Prrafodelista"/>
+              <w:numPr>
+                <w:ilvl w:val="0"/>
+                <w:numId w:val="1"/>
+              </w:numPr>
+              <w:ind w:left="309" w:hanging="284"/>
+              <w:rPr>
+                <w:rFonts w:ascii="Times New Roman" w:hAnsi="Times New Roman" w:cs="Times New Roman"/>
+                <w:sz w:val="28"/>
+                <w:szCs w:val="28"/>
+              </w:rPr>
+            </w:pPr>
+            <w:r>
+              <w:rPr>
+                <w:rFonts w:ascii="Times New Roman" w:hAnsi="Times New Roman" w:cs="Times New Roman"/>
+                <w:sz w:val="28"/>
+                <w:szCs w:val="28"/>
+              </w:rPr>
+              <w:t xml:space="preserve">Carbohidratos diarios </w:t>
+            </w:r>
+          </w:p>
+          <w:p>
+            <w:pPr>
+              <w:pStyle w:val="Prrafodelista"/>
+              <w:numPr>
+                <w:ilvl w:val="0"/>
+                <w:numId w:val="1"/>
+              </w:numPr>
+              <w:ind w:left="309" w:hanging="284"/>
+              <w:rPr>
+                <w:rFonts w:ascii="Times New Roman" w:hAnsi="Times New Roman" w:cs="Times New Roman"/>
+                <w:sz w:val="28"/>
+                <w:szCs w:val="28"/>
+              </w:rPr>
+            </w:pPr>
+            <w:r>
+              <w:rPr>
+                <w:rFonts w:ascii="Times New Roman" w:hAnsi="Times New Roman" w:cs="Times New Roman"/>
+                <w:sz w:val="28"/>
+                <w:szCs w:val="28"/>
+              </w:rPr>
+              <w:t>Cantidad diaria de grasas</w:t>
+            </w:r>
+          </w:p>
+          <w:p>
+            <w:pPr>
+              <w:pStyle w:val="Prrafodelista"/>
+              <w:numPr>
+                <w:ilvl w:val="0"/>
+                <w:numId w:val="1"/>
+              </w:numPr>
+              <w:ind w:left="309" w:hanging="284"/>
+              <w:rPr>
+                <w:rFonts w:ascii="Times New Roman" w:hAnsi="Times New Roman" w:cs="Times New Roman"/>
+                <w:sz w:val="28"/>
+                <w:szCs w:val="28"/>
+              </w:rPr>
+            </w:pPr>
+            <w:r>
+              <w:rPr>
+                <w:rFonts w:ascii="Times New Roman" w:hAnsi="Times New Roman" w:cs="Times New Roman"/>
+                <w:sz w:val="28"/>
+                <w:szCs w:val="28"/>
+              </w:rPr>
+              <w:t>Fecha de inicio</w:t>
+            </w:r>
+          </w:p>
+          <w:p>
+            <w:pPr>
+              <w:pStyle w:val="Prrafodelista"/>
+              <w:numPr>
+                <w:ilvl w:val="0"/>
+                <w:numId w:val="1"/>
+              </w:numPr>
+              <w:ind w:left="309" w:hanging="284"/>
+              <w:rPr>
+                <w:rFonts w:ascii="Times New Roman" w:hAnsi="Times New Roman" w:cs="Times New Roman"/>
+                <w:sz w:val="28"/>
+                <w:szCs w:val="28"/>
+              </w:rPr>
+            </w:pPr>
+            <w:r>
+              <w:rPr>
+                <w:rFonts w:ascii="Times New Roman" w:hAnsi="Times New Roman" w:cs="Times New Roman"/>
+                <w:sz w:val="28"/>
+                <w:szCs w:val="28"/>
+              </w:rPr>
+              <w:t>Fecha de finalización</w:t>
+            </w:r>
+          </w:p>
+          <w:p>
+            <w:pPr>
+              <w:pStyle w:val="Prrafodelista"/>
+              <w:numPr>
+                <w:ilvl w:val="0"/>
+                <w:numId w:val="1"/>
+              </w:numPr>
+              <w:ind w:left="309" w:hanging="284"/>
+              <w:rPr>
+                <w:rFonts w:ascii="Times New Roman" w:hAnsi="Times New Roman" w:cs="Times New Roman"/>
+                <w:sz w:val="28"/>
+                <w:szCs w:val="28"/>
+              </w:rPr>
+            </w:pPr>
+            <w:r>
+              <w:rPr>
+                <w:rFonts w:ascii="Times New Roman" w:hAnsi="Times New Roman" w:cs="Times New Roman"/>
+                <w:sz w:val="28"/>
+                <w:szCs w:val="28"/>
+              </w:rPr>
+              <w:t>Recomendaciones</w:t>
+            </w:r>
+          </w:p>
+        </w:tc>
+        <w:tc>
+          <w:tcPr>
+            <w:tcW w:w="2126" w:type="dxa"/>
+          </w:tcPr>
+          <w:p>
+            <w:pPr>
+              <w:rPr>
+                <w:rFonts w:ascii="Times New Roman" w:hAnsi="Times New Roman" w:cs="Times New Roman"/>
+                <w:sz w:val="28"/>
+                <w:szCs w:val="28"/>
+              </w:rPr>
+            </w:pPr>
+            <w:r>
+              <w:rPr>
+                <w:rFonts w:ascii="Times New Roman" w:hAnsi="Times New Roman" w:cs="Times New Roman"/>
+                <w:sz w:val="28"/>
+                <w:szCs w:val="28"/>
+              </w:rPr>
+              <w:t>Baja</w:t>
+            </w:r>
+          </w:p>
+        </w:tc>
+        <w:tc>
+          <w:tcPr>
+            <w:tcW w:w="1559" w:type="dxa"/>
+          </w:tcPr>
+          <w:p>
+            <w:pPr>
+              <w:rPr>
+                <w:rFonts w:ascii="Times New Roman" w:hAnsi="Times New Roman" w:cs="Times New Roman"/>
+                <w:sz w:val="28"/>
+                <w:szCs w:val="28"/>
+              </w:rPr>
+            </w:pPr>
+            <w:r>
+              <w:rPr>
+                <w:rFonts w:ascii="Times New Roman" w:hAnsi="Times New Roman" w:cs="Times New Roman"/>
+                <w:sz w:val="28"/>
+                <w:szCs w:val="28"/>
+              </w:rPr>
+              <w:t>Política del negocio</w:t>
+            </w:r>
+          </w:p>
+        </w:tc>
+      </w:tr>
+      <w:tr>
+        <w:tc>
+          <w:tcPr>
+            <w:tcW w:w="1129" w:type="dxa"/>
+          </w:tcPr>
+          <w:p>
+            <w:pPr>
+              <w:rPr>
+                <w:rFonts w:ascii="Times New Roman" w:hAnsi="Times New Roman" w:cs="Times New Roman"/>
+                <w:color w:val="00B050"/>
+                <w:sz w:val="28"/>
+                <w:szCs w:val="28"/>
+              </w:rPr>
+            </w:pPr>
+            <w:r>
+              <w:rPr>
+                <w:rFonts w:ascii="Times New Roman" w:hAnsi="Times New Roman" w:cs="Times New Roman"/>
+                <w:color w:val="00B050"/>
+                <w:sz w:val="28"/>
+                <w:szCs w:val="28"/>
+              </w:rPr>
+              <w:t>RN-10</w:t>
+            </w:r>
+          </w:p>
+        </w:tc>
+        <w:tc>
+          <w:tcPr>
+            <w:tcW w:w="3261" w:type="dxa"/>
+          </w:tcPr>
+          <w:p>
+            <w:pPr>
+              <w:rPr>
+                <w:rFonts w:ascii="Times New Roman" w:hAnsi="Times New Roman" w:cs="Times New Roman"/>
+                <w:sz w:val="28"/>
+                <w:szCs w:val="28"/>
+              </w:rPr>
+            </w:pPr>
+            <w:r>
+              <w:rPr>
+                <w:rFonts w:ascii="Times New Roman" w:hAnsi="Times New Roman" w:cs="Times New Roman"/>
+                <w:sz w:val="28"/>
+                <w:szCs w:val="28"/>
+              </w:rPr>
+              <w:t xml:space="preserve">Se requiere que el </w:t>
+            </w:r>
+            <w:r>
+              <w:rPr>
+                <w:rFonts w:ascii="Times New Roman" w:hAnsi="Times New Roman" w:cs="Times New Roman"/>
+                <w:color w:val="0070C0"/>
+                <w:sz w:val="28"/>
+                <w:szCs w:val="28"/>
+              </w:rPr>
+              <w:t xml:space="preserve">progreso diario de nutrición </w:t>
+            </w:r>
+            <w:r>
+              <w:rPr>
+                <w:rFonts w:ascii="Times New Roman" w:hAnsi="Times New Roman" w:cs="Times New Roman"/>
+                <w:sz w:val="28"/>
+                <w:szCs w:val="28"/>
+              </w:rPr>
+              <w:t>posea:</w:t>
+            </w:r>
+          </w:p>
+          <w:p>
+            <w:pPr>
+              <w:pStyle w:val="Prrafodelista"/>
+              <w:numPr>
+                <w:ilvl w:val="0"/>
+                <w:numId w:val="1"/>
+              </w:numPr>
+              <w:ind w:left="309" w:hanging="284"/>
+              <w:rPr>
+                <w:rFonts w:ascii="Times New Roman" w:hAnsi="Times New Roman" w:cs="Times New Roman"/>
+                <w:sz w:val="28"/>
+                <w:szCs w:val="28"/>
+              </w:rPr>
+            </w:pPr>
+            <w:r>
+              <w:rPr>
+                <w:rFonts w:ascii="Times New Roman" w:hAnsi="Times New Roman" w:cs="Times New Roman"/>
+                <w:sz w:val="28"/>
+                <w:szCs w:val="28"/>
+              </w:rPr>
+              <w:t>Calorías diarias</w:t>
+            </w:r>
+          </w:p>
+          <w:p>
+            <w:pPr>
+              <w:pStyle w:val="Prrafodelista"/>
+              <w:numPr>
+                <w:ilvl w:val="0"/>
+                <w:numId w:val="1"/>
+              </w:numPr>
+              <w:ind w:left="309" w:hanging="284"/>
+              <w:rPr>
+                <w:rFonts w:ascii="Times New Roman" w:hAnsi="Times New Roman" w:cs="Times New Roman"/>
+                <w:sz w:val="28"/>
+                <w:szCs w:val="28"/>
+              </w:rPr>
+            </w:pPr>
+            <w:r>
+              <w:rPr>
+                <w:rFonts w:ascii="Times New Roman" w:hAnsi="Times New Roman" w:cs="Times New Roman"/>
+                <w:sz w:val="28"/>
+                <w:szCs w:val="28"/>
+              </w:rPr>
+              <w:t>Proteínas diarias</w:t>
+            </w:r>
+          </w:p>
+          <w:p>
+            <w:pPr>
+              <w:pStyle w:val="Prrafodelista"/>
+              <w:numPr>
+                <w:ilvl w:val="0"/>
+                <w:numId w:val="1"/>
+              </w:numPr>
+              <w:ind w:left="309" w:hanging="284"/>
+              <w:rPr>
+                <w:rFonts w:ascii="Times New Roman" w:hAnsi="Times New Roman" w:cs="Times New Roman"/>
+                <w:sz w:val="28"/>
+                <w:szCs w:val="28"/>
+              </w:rPr>
+            </w:pPr>
+            <w:r>
+              <w:rPr>
+                <w:rFonts w:ascii="Times New Roman" w:hAnsi="Times New Roman" w:cs="Times New Roman"/>
+                <w:sz w:val="28"/>
+                <w:szCs w:val="28"/>
+              </w:rPr>
+              <w:t>Carbohidratos diarios</w:t>
+            </w:r>
+          </w:p>
+          <w:p>
+            <w:pPr>
+              <w:pStyle w:val="Prrafodelista"/>
+              <w:numPr>
+                <w:ilvl w:val="0"/>
+                <w:numId w:val="1"/>
+              </w:numPr>
+              <w:ind w:left="309" w:hanging="284"/>
+              <w:rPr>
+                <w:rFonts w:ascii="Times New Roman" w:hAnsi="Times New Roman" w:cs="Times New Roman"/>
+                <w:sz w:val="28"/>
+                <w:szCs w:val="28"/>
+              </w:rPr>
+            </w:pPr>
+            <w:r>
+              <w:rPr>
+                <w:rFonts w:ascii="Times New Roman" w:hAnsi="Times New Roman" w:cs="Times New Roman"/>
+                <w:sz w:val="28"/>
+                <w:szCs w:val="28"/>
+              </w:rPr>
+              <w:t>Grasas diarias</w:t>
+            </w:r>
+          </w:p>
+          <w:p>
+            <w:pPr>
+              <w:pStyle w:val="Prrafodelista"/>
+              <w:numPr>
+                <w:ilvl w:val="0"/>
+                <w:numId w:val="1"/>
+              </w:numPr>
+              <w:ind w:left="309" w:hanging="284"/>
+              <w:rPr>
+                <w:rFonts w:ascii="Times New Roman" w:hAnsi="Times New Roman" w:cs="Times New Roman"/>
+                <w:sz w:val="28"/>
+                <w:szCs w:val="28"/>
+              </w:rPr>
+            </w:pPr>
+            <w:r>
+              <w:rPr>
+                <w:rFonts w:ascii="Times New Roman" w:hAnsi="Times New Roman" w:cs="Times New Roman"/>
+                <w:sz w:val="28"/>
+                <w:szCs w:val="28"/>
+              </w:rPr>
+              <w:lastRenderedPageBreak/>
+              <w:t>Peso actual</w:t>
+            </w:r>
+          </w:p>
+        </w:tc>
+        <w:tc>
+          <w:tcPr>
+            <w:tcW w:w="2126" w:type="dxa"/>
+          </w:tcPr>
+          <w:p>
+            <w:pPr>
+              <w:rPr>
+                <w:rFonts w:ascii="Times New Roman" w:hAnsi="Times New Roman" w:cs="Times New Roman"/>
+                <w:sz w:val="28"/>
+                <w:szCs w:val="28"/>
+              </w:rPr>
+            </w:pPr>
+            <w:r>
+              <w:rPr>
+                <w:rFonts w:ascii="Times New Roman" w:hAnsi="Times New Roman" w:cs="Times New Roman"/>
+                <w:sz w:val="28"/>
+                <w:szCs w:val="28"/>
+              </w:rPr>
+              <w:lastRenderedPageBreak/>
+              <w:t>Baja</w:t>
+            </w:r>
+          </w:p>
+        </w:tc>
+        <w:tc>
+          <w:tcPr>
+            <w:tcW w:w="1559" w:type="dxa"/>
+          </w:tcPr>
+          <w:p>
+            <w:pPr>
+              <w:rPr>
+                <w:rFonts w:ascii="Times New Roman" w:hAnsi="Times New Roman" w:cs="Times New Roman"/>
+                <w:sz w:val="28"/>
+                <w:szCs w:val="28"/>
+              </w:rPr>
+            </w:pPr>
+            <w:r>
+              <w:rPr>
+                <w:rFonts w:ascii="Times New Roman" w:hAnsi="Times New Roman" w:cs="Times New Roman"/>
+                <w:sz w:val="28"/>
+                <w:szCs w:val="28"/>
+              </w:rPr>
+              <w:t>Política del negocio</w:t>
+            </w:r>
+          </w:p>
+        </w:tc>
+      </w:tr>
+      <w:tr>
+        <w:tc>
+          <w:tcPr>
+            <w:tcW w:w="1129" w:type="dxa"/>
+          </w:tcPr>
+          <w:p>
+            <w:pPr>
+              <w:rPr>
+                <w:rFonts w:ascii="Times New Roman" w:hAnsi="Times New Roman" w:cs="Times New Roman"/>
+                <w:color w:val="00B050"/>
+                <w:sz w:val="28"/>
+                <w:szCs w:val="28"/>
+              </w:rPr>
+            </w:pPr>
+            <w:r>
+              <w:rPr>
+                <w:rFonts w:ascii="Times New Roman" w:hAnsi="Times New Roman" w:cs="Times New Roman"/>
+                <w:color w:val="00B050"/>
+                <w:sz w:val="28"/>
+                <w:szCs w:val="28"/>
+              </w:rPr>
+              <w:t>RN-11</w:t>
+            </w:r>
+          </w:p>
+        </w:tc>
+        <w:tc>
+          <w:tcPr>
+            <w:tcW w:w="3261" w:type="dxa"/>
+          </w:tcPr>
+          <w:p>
+            <w:pPr>
+              <w:rPr>
+                <w:rFonts w:ascii="Times New Roman" w:hAnsi="Times New Roman" w:cs="Times New Roman"/>
+                <w:sz w:val="28"/>
+                <w:szCs w:val="28"/>
+              </w:rPr>
+            </w:pPr>
+            <w:r>
+              <w:rPr>
+                <w:rFonts w:ascii="Times New Roman" w:hAnsi="Times New Roman" w:cs="Times New Roman"/>
+                <w:sz w:val="28"/>
+                <w:szCs w:val="28"/>
+              </w:rPr>
+              <w:t xml:space="preserve">Se requiere que el </w:t>
+            </w:r>
+            <w:r>
+              <w:rPr>
+                <w:rFonts w:ascii="Times New Roman" w:hAnsi="Times New Roman" w:cs="Times New Roman"/>
+                <w:color w:val="0070C0"/>
+                <w:sz w:val="28"/>
+                <w:szCs w:val="28"/>
+              </w:rPr>
+              <w:t xml:space="preserve">plan de entrenamiento </w:t>
+            </w:r>
+            <w:r>
+              <w:rPr>
+                <w:rFonts w:ascii="Times New Roman" w:hAnsi="Times New Roman" w:cs="Times New Roman"/>
+                <w:sz w:val="28"/>
+                <w:szCs w:val="28"/>
+              </w:rPr>
+              <w:t>posea:</w:t>
+            </w:r>
+          </w:p>
+          <w:p>
+            <w:pPr>
+              <w:pStyle w:val="Prrafodelista"/>
+              <w:numPr>
+                <w:ilvl w:val="0"/>
+                <w:numId w:val="1"/>
+              </w:numPr>
+              <w:ind w:left="309" w:hanging="284"/>
+              <w:rPr>
+                <w:rFonts w:ascii="Times New Roman" w:hAnsi="Times New Roman" w:cs="Times New Roman"/>
+                <w:sz w:val="28"/>
+                <w:szCs w:val="28"/>
+              </w:rPr>
+            </w:pPr>
+            <w:r>
+              <w:rPr>
+                <w:rFonts w:ascii="Times New Roman" w:hAnsi="Times New Roman" w:cs="Times New Roman"/>
+                <w:sz w:val="28"/>
+                <w:szCs w:val="28"/>
+              </w:rPr>
+              <w:t>Objetivos</w:t>
+            </w:r>
+          </w:p>
+          <w:p>
+            <w:pPr>
+              <w:pStyle w:val="Prrafodelista"/>
+              <w:numPr>
+                <w:ilvl w:val="0"/>
+                <w:numId w:val="1"/>
+              </w:numPr>
+              <w:ind w:left="309" w:hanging="284"/>
+              <w:rPr>
+                <w:rFonts w:ascii="Times New Roman" w:hAnsi="Times New Roman" w:cs="Times New Roman"/>
+                <w:sz w:val="28"/>
+                <w:szCs w:val="28"/>
+              </w:rPr>
+            </w:pPr>
+            <w:r>
+              <w:rPr>
+                <w:rFonts w:ascii="Times New Roman" w:hAnsi="Times New Roman" w:cs="Times New Roman"/>
+                <w:sz w:val="28"/>
+                <w:szCs w:val="28"/>
+              </w:rPr>
+              <w:t>Estado activo</w:t>
+            </w:r>
+          </w:p>
+          <w:p>
+            <w:pPr>
+              <w:pStyle w:val="Prrafodelista"/>
+              <w:numPr>
+                <w:ilvl w:val="0"/>
+                <w:numId w:val="1"/>
+              </w:numPr>
+              <w:ind w:left="309" w:hanging="284"/>
+              <w:rPr>
+                <w:rFonts w:ascii="Times New Roman" w:hAnsi="Times New Roman" w:cs="Times New Roman"/>
+                <w:sz w:val="28"/>
+                <w:szCs w:val="28"/>
+              </w:rPr>
+            </w:pPr>
+            <w:r>
+              <w:rPr>
+                <w:rFonts w:ascii="Times New Roman" w:hAnsi="Times New Roman" w:cs="Times New Roman"/>
+                <w:sz w:val="28"/>
+                <w:szCs w:val="28"/>
+              </w:rPr>
+              <w:t>Fecha</w:t>
+            </w:r>
+          </w:p>
+        </w:tc>
+        <w:tc>
+          <w:tcPr>
+            <w:tcW w:w="2126" w:type="dxa"/>
+          </w:tcPr>
+          <w:p>
+            <w:pPr>
+              <w:rPr>
+                <w:rFonts w:ascii="Times New Roman" w:hAnsi="Times New Roman" w:cs="Times New Roman"/>
+                <w:sz w:val="28"/>
+                <w:szCs w:val="28"/>
+              </w:rPr>
+            </w:pPr>
+            <w:r>
+              <w:rPr>
+                <w:rFonts w:ascii="Times New Roman" w:hAnsi="Times New Roman" w:cs="Times New Roman"/>
+                <w:sz w:val="28"/>
+                <w:szCs w:val="28"/>
+              </w:rPr>
+              <w:t>Baja</w:t>
+            </w:r>
+          </w:p>
+        </w:tc>
+        <w:tc>
+          <w:tcPr>
+            <w:tcW w:w="1559" w:type="dxa"/>
+          </w:tcPr>
+          <w:p>
+            <w:pPr>
+              <w:rPr>
+                <w:rFonts w:ascii="Times New Roman" w:hAnsi="Times New Roman" w:cs="Times New Roman"/>
+                <w:sz w:val="28"/>
+                <w:szCs w:val="28"/>
+              </w:rPr>
+            </w:pPr>
+            <w:r>
+              <w:rPr>
+                <w:rFonts w:ascii="Times New Roman" w:hAnsi="Times New Roman" w:cs="Times New Roman"/>
+                <w:sz w:val="28"/>
+                <w:szCs w:val="28"/>
+              </w:rPr>
+              <w:t>Política del negocio</w:t>
+            </w:r>
+          </w:p>
+        </w:tc>
+      </w:tr>
+      <w:tr>
+        <w:tc>
+          <w:tcPr>
+            <w:tcW w:w="1129" w:type="dxa"/>
+          </w:tcPr>
+          <w:p>
+            <w:pPr>
+              <w:rPr>
+                <w:rFonts w:ascii="Times New Roman" w:hAnsi="Times New Roman" w:cs="Times New Roman"/>
+                <w:color w:val="00B050"/>
+                <w:sz w:val="28"/>
+                <w:szCs w:val="28"/>
+              </w:rPr>
+            </w:pPr>
+            <w:r>
+              <w:rPr>
+                <w:rFonts w:ascii="Times New Roman" w:hAnsi="Times New Roman" w:cs="Times New Roman"/>
+                <w:color w:val="00B050"/>
+                <w:sz w:val="28"/>
+                <w:szCs w:val="28"/>
+              </w:rPr>
+              <w:t>RN-</w:t>
+            </w:r>
+            <w:r>
+              <w:rPr>
+                <w:rFonts w:ascii="Times New Roman" w:hAnsi="Times New Roman" w:cs="Times New Roman"/>
+                <w:color w:val="00B050"/>
+                <w:sz w:val="28"/>
+                <w:szCs w:val="28"/>
+              </w:rPr>
+              <w:t>12</w:t>
+            </w:r>
+          </w:p>
+        </w:tc>
+        <w:tc>
+          <w:tcPr>
+            <w:tcW w:w="3261" w:type="dxa"/>
+          </w:tcPr>
+          <w:p>
+            <w:pPr>
+              <w:rPr>
+                <w:rFonts w:ascii="Times New Roman" w:hAnsi="Times New Roman" w:cs="Times New Roman"/>
+                <w:sz w:val="28"/>
+                <w:szCs w:val="28"/>
+              </w:rPr>
+            </w:pPr>
+            <w:r>
+              <w:rPr>
+                <w:rFonts w:ascii="Times New Roman" w:hAnsi="Times New Roman" w:cs="Times New Roman"/>
+                <w:sz w:val="28"/>
+                <w:szCs w:val="28"/>
+              </w:rPr>
+              <w:t>Se requiere que</w:t>
+            </w:r>
+            <w:r>
+              <w:rPr>
+                <w:rFonts w:ascii="Times New Roman" w:hAnsi="Times New Roman" w:cs="Times New Roman"/>
+                <w:sz w:val="28"/>
+                <w:szCs w:val="28"/>
+              </w:rPr>
+              <w:t xml:space="preserve"> el </w:t>
+            </w:r>
+            <w:r>
+              <w:rPr>
+                <w:rFonts w:ascii="Times New Roman" w:hAnsi="Times New Roman" w:cs="Times New Roman"/>
+                <w:color w:val="0070C0"/>
+                <w:sz w:val="28"/>
+                <w:szCs w:val="28"/>
+              </w:rPr>
+              <w:t>progreso diario del entrenamiento</w:t>
+            </w:r>
+            <w:r>
+              <w:rPr>
+                <w:rFonts w:ascii="Times New Roman" w:hAnsi="Times New Roman" w:cs="Times New Roman"/>
+                <w:color w:val="0070C0"/>
+                <w:sz w:val="28"/>
+                <w:szCs w:val="28"/>
+              </w:rPr>
+              <w:t xml:space="preserve"> </w:t>
+            </w:r>
+            <w:r>
+              <w:rPr>
+                <w:rFonts w:ascii="Times New Roman" w:hAnsi="Times New Roman" w:cs="Times New Roman"/>
+                <w:sz w:val="28"/>
+                <w:szCs w:val="28"/>
+              </w:rPr>
+              <w:t>posea:</w:t>
+            </w:r>
+          </w:p>
+          <w:p>
+            <w:pPr>
+              <w:pStyle w:val="Prrafodelista"/>
+              <w:numPr>
+                <w:ilvl w:val="0"/>
+                <w:numId w:val="1"/>
+              </w:numPr>
+              <w:ind w:left="309" w:hanging="284"/>
+              <w:rPr>
+                <w:rFonts w:ascii="Times New Roman" w:hAnsi="Times New Roman" w:cs="Times New Roman"/>
+                <w:sz w:val="28"/>
+                <w:szCs w:val="28"/>
+              </w:rPr>
+            </w:pPr>
+            <w:r>
+              <w:rPr>
+                <w:rFonts w:ascii="Times New Roman" w:hAnsi="Times New Roman" w:cs="Times New Roman"/>
+                <w:sz w:val="28"/>
+                <w:szCs w:val="28"/>
+              </w:rPr>
+              <w:t>Fecha</w:t>
+            </w:r>
+          </w:p>
+        </w:tc>
+        <w:tc>
+          <w:tcPr>
+            <w:tcW w:w="2126" w:type="dxa"/>
+          </w:tcPr>
+          <w:p>
+            <w:pPr>
+              <w:rPr>
+                <w:rFonts w:ascii="Times New Roman" w:hAnsi="Times New Roman" w:cs="Times New Roman"/>
+                <w:sz w:val="28"/>
+                <w:szCs w:val="28"/>
+              </w:rPr>
+            </w:pPr>
+            <w:r>
+              <w:rPr>
+                <w:rFonts w:ascii="Times New Roman" w:hAnsi="Times New Roman" w:cs="Times New Roman"/>
+                <w:sz w:val="28"/>
+                <w:szCs w:val="28"/>
+              </w:rPr>
+              <w:t>Baja</w:t>
+            </w:r>
+          </w:p>
+        </w:tc>
+        <w:tc>
+          <w:tcPr>
+            <w:tcW w:w="1559" w:type="dxa"/>
+          </w:tcPr>
+          <w:p>
+            <w:pPr>
+              <w:rPr>
+                <w:rFonts w:ascii="Times New Roman" w:hAnsi="Times New Roman" w:cs="Times New Roman"/>
+                <w:sz w:val="28"/>
+                <w:szCs w:val="28"/>
+              </w:rPr>
+            </w:pPr>
+            <w:r>
+              <w:rPr>
+                <w:rFonts w:ascii="Times New Roman" w:hAnsi="Times New Roman" w:cs="Times New Roman"/>
+                <w:sz w:val="28"/>
+                <w:szCs w:val="28"/>
+              </w:rPr>
+              <w:t>Política del negocio</w:t>
+            </w:r>
+          </w:p>
+        </w:tc>
+      </w:tr>
+      <w:tr>
+        <w:tc>
+          <w:tcPr>
+            <w:tcW w:w="1129" w:type="dxa"/>
+          </w:tcPr>
+          <w:p>
+            <w:pPr>
+              <w:rPr>
+                <w:rFonts w:ascii="Times New Roman" w:hAnsi="Times New Roman" w:cs="Times New Roman"/>
+                <w:color w:val="00B050"/>
+                <w:sz w:val="28"/>
+                <w:szCs w:val="28"/>
+              </w:rPr>
+            </w:pPr>
+            <w:r>
+              <w:rPr>
+                <w:rFonts w:ascii="Times New Roman" w:hAnsi="Times New Roman" w:cs="Times New Roman"/>
+                <w:color w:val="00B050"/>
+                <w:sz w:val="28"/>
+                <w:szCs w:val="28"/>
+              </w:rPr>
+              <w:t>RN-</w:t>
+            </w:r>
+            <w:r>
+              <w:rPr>
+                <w:rFonts w:ascii="Times New Roman" w:hAnsi="Times New Roman" w:cs="Times New Roman"/>
+                <w:color w:val="00B050"/>
+                <w:sz w:val="28"/>
+                <w:szCs w:val="28"/>
+              </w:rPr>
+              <w:t>13</w:t>
+            </w:r>
+          </w:p>
+        </w:tc>
+        <w:tc>
+          <w:tcPr>
+            <w:tcW w:w="3261" w:type="dxa"/>
+          </w:tcPr>
+          <w:p>
+            <w:pPr>
+              <w:rPr>
+                <w:rFonts w:ascii="Times New Roman" w:hAnsi="Times New Roman" w:cs="Times New Roman"/>
+                <w:sz w:val="28"/>
+                <w:szCs w:val="28"/>
+              </w:rPr>
+            </w:pPr>
+            <w:r>
+              <w:rPr>
+                <w:rFonts w:ascii="Times New Roman" w:hAnsi="Times New Roman" w:cs="Times New Roman"/>
+                <w:sz w:val="28"/>
+                <w:szCs w:val="28"/>
+              </w:rPr>
+              <w:t xml:space="preserve">Se requiere que la </w:t>
+            </w:r>
+            <w:r>
+              <w:rPr>
+                <w:rFonts w:ascii="Times New Roman" w:hAnsi="Times New Roman" w:cs="Times New Roman"/>
+                <w:color w:val="0070C0"/>
+                <w:sz w:val="28"/>
+                <w:szCs w:val="28"/>
+              </w:rPr>
+              <w:t>notificación de entrenamiento</w:t>
+            </w:r>
+            <w:r>
+              <w:rPr>
+                <w:rFonts w:ascii="Times New Roman" w:hAnsi="Times New Roman" w:cs="Times New Roman"/>
+                <w:color w:val="0070C0"/>
+                <w:sz w:val="28"/>
+                <w:szCs w:val="28"/>
+              </w:rPr>
+              <w:t xml:space="preserve"> </w:t>
+            </w:r>
+            <w:r>
+              <w:rPr>
+                <w:rFonts w:ascii="Times New Roman" w:hAnsi="Times New Roman" w:cs="Times New Roman"/>
+                <w:sz w:val="28"/>
+                <w:szCs w:val="28"/>
+              </w:rPr>
+              <w:t>posea:</w:t>
+            </w:r>
+          </w:p>
+          <w:p>
+            <w:pPr>
+              <w:pStyle w:val="Prrafodelista"/>
+              <w:numPr>
+                <w:ilvl w:val="0"/>
+                <w:numId w:val="1"/>
+              </w:numPr>
+              <w:ind w:left="309" w:hanging="284"/>
+              <w:rPr>
+                <w:rFonts w:ascii="Times New Roman" w:hAnsi="Times New Roman" w:cs="Times New Roman"/>
+                <w:sz w:val="28"/>
+                <w:szCs w:val="28"/>
+              </w:rPr>
+            </w:pPr>
+            <w:r>
+              <w:rPr>
+                <w:rFonts w:ascii="Times New Roman" w:hAnsi="Times New Roman" w:cs="Times New Roman"/>
+                <w:sz w:val="28"/>
+                <w:szCs w:val="28"/>
+              </w:rPr>
+              <w:t>Fecha</w:t>
+            </w:r>
+          </w:p>
+          <w:p>
+            <w:pPr>
+              <w:pStyle w:val="Prrafodelista"/>
+              <w:numPr>
+                <w:ilvl w:val="0"/>
+                <w:numId w:val="1"/>
+              </w:numPr>
+              <w:ind w:left="309" w:hanging="284"/>
+              <w:rPr>
+                <w:rFonts w:ascii="Times New Roman" w:hAnsi="Times New Roman" w:cs="Times New Roman"/>
+                <w:sz w:val="28"/>
+                <w:szCs w:val="28"/>
+              </w:rPr>
+            </w:pPr>
+            <w:r>
+              <w:rPr>
+                <w:rFonts w:ascii="Times New Roman" w:hAnsi="Times New Roman" w:cs="Times New Roman"/>
+                <w:sz w:val="28"/>
+                <w:szCs w:val="28"/>
+              </w:rPr>
+              <w:t>Observaciones</w:t>
+            </w:r>
+          </w:p>
+        </w:tc>
+        <w:tc>
+          <w:tcPr>
+            <w:tcW w:w="2126" w:type="dxa"/>
+          </w:tcPr>
+          <w:p>
+            <w:pPr>
+              <w:rPr>
+                <w:rFonts w:ascii="Times New Roman" w:hAnsi="Times New Roman" w:cs="Times New Roman"/>
+                <w:sz w:val="28"/>
+                <w:szCs w:val="28"/>
+              </w:rPr>
+            </w:pPr>
+            <w:r>
+              <w:rPr>
+                <w:rFonts w:ascii="Times New Roman" w:hAnsi="Times New Roman" w:cs="Times New Roman"/>
+                <w:sz w:val="28"/>
+                <w:szCs w:val="28"/>
+              </w:rPr>
+              <w:t>Baja</w:t>
+            </w:r>
+          </w:p>
+        </w:tc>
+        <w:tc>
+          <w:tcPr>
+            <w:tcW w:w="1559" w:type="dxa"/>
+          </w:tcPr>
+          <w:p>
+            <w:pPr>
+              <w:rPr>
+                <w:rFonts w:ascii="Times New Roman" w:hAnsi="Times New Roman" w:cs="Times New Roman"/>
+                <w:sz w:val="28"/>
+                <w:szCs w:val="28"/>
+              </w:rPr>
+            </w:pPr>
+            <w:r>
+              <w:rPr>
+                <w:rFonts w:ascii="Times New Roman" w:hAnsi="Times New Roman" w:cs="Times New Roman"/>
+                <w:sz w:val="28"/>
+                <w:szCs w:val="28"/>
+              </w:rPr>
+              <w:t>Política del negocio</w:t>
+            </w:r>
+          </w:p>
+        </w:tc>
+      </w:tr>
+      <w:tr>
+        <w:tc>
+          <w:tcPr>
+            <w:tcW w:w="1129" w:type="dxa"/>
+          </w:tcPr>
+          <w:p>
+            <w:pPr>
+              <w:rPr>
+                <w:rFonts w:ascii="Times New Roman" w:hAnsi="Times New Roman" w:cs="Times New Roman"/>
+                <w:color w:val="00B050"/>
+                <w:sz w:val="28"/>
+                <w:szCs w:val="28"/>
+              </w:rPr>
+            </w:pPr>
+            <w:r>
+              <w:rPr>
+                <w:rFonts w:ascii="Times New Roman" w:hAnsi="Times New Roman" w:cs="Times New Roman"/>
+                <w:color w:val="00B050"/>
+                <w:sz w:val="28"/>
+                <w:szCs w:val="28"/>
+              </w:rPr>
+              <w:t>RN-</w:t>
+            </w:r>
+            <w:r>
+              <w:rPr>
+                <w:rFonts w:ascii="Times New Roman" w:hAnsi="Times New Roman" w:cs="Times New Roman"/>
+                <w:color w:val="00B050"/>
+                <w:sz w:val="28"/>
+                <w:szCs w:val="28"/>
+              </w:rPr>
+              <w:t>14</w:t>
+            </w:r>
+          </w:p>
+        </w:tc>
+        <w:tc>
+          <w:tcPr>
+            <w:tcW w:w="3261" w:type="dxa"/>
+          </w:tcPr>
+          <w:p>
+            <w:pPr>
+              <w:rPr>
+                <w:rFonts w:ascii="Times New Roman" w:hAnsi="Times New Roman" w:cs="Times New Roman"/>
+                <w:sz w:val="28"/>
+                <w:szCs w:val="28"/>
+              </w:rPr>
+            </w:pPr>
+            <w:r>
+              <w:rPr>
+                <w:rFonts w:ascii="Times New Roman" w:hAnsi="Times New Roman" w:cs="Times New Roman"/>
+                <w:sz w:val="28"/>
+                <w:szCs w:val="28"/>
+              </w:rPr>
+              <w:t xml:space="preserve">Se requiere que la </w:t>
+            </w:r>
+            <w:r>
+              <w:rPr>
+                <w:rFonts w:ascii="Times New Roman" w:hAnsi="Times New Roman" w:cs="Times New Roman"/>
+                <w:color w:val="0070C0"/>
+                <w:sz w:val="28"/>
+                <w:szCs w:val="28"/>
+              </w:rPr>
+              <w:t xml:space="preserve">notificación de </w:t>
+            </w:r>
+            <w:r>
+              <w:rPr>
+                <w:rFonts w:ascii="Times New Roman" w:hAnsi="Times New Roman" w:cs="Times New Roman"/>
+                <w:color w:val="0070C0"/>
+                <w:sz w:val="28"/>
+                <w:szCs w:val="28"/>
+              </w:rPr>
+              <w:t>nutrición</w:t>
+            </w:r>
+            <w:r>
+              <w:rPr>
+                <w:rFonts w:ascii="Times New Roman" w:hAnsi="Times New Roman" w:cs="Times New Roman"/>
+                <w:color w:val="0070C0"/>
+                <w:sz w:val="28"/>
+                <w:szCs w:val="28"/>
+              </w:rPr>
+              <w:t xml:space="preserve"> </w:t>
+            </w:r>
+            <w:r>
+              <w:rPr>
+                <w:rFonts w:ascii="Times New Roman" w:hAnsi="Times New Roman" w:cs="Times New Roman"/>
+                <w:sz w:val="28"/>
+                <w:szCs w:val="28"/>
+              </w:rPr>
+              <w:t>posea:</w:t>
+            </w:r>
+          </w:p>
+          <w:p>
+            <w:pPr>
+              <w:pStyle w:val="Prrafodelista"/>
+              <w:numPr>
+                <w:ilvl w:val="0"/>
+                <w:numId w:val="1"/>
+              </w:numPr>
+              <w:ind w:left="309" w:hanging="284"/>
+              <w:rPr>
+                <w:rFonts w:ascii="Times New Roman" w:hAnsi="Times New Roman" w:cs="Times New Roman"/>
+                <w:sz w:val="28"/>
+                <w:szCs w:val="28"/>
+              </w:rPr>
+            </w:pPr>
+            <w:r>
+              <w:rPr>
+                <w:rFonts w:ascii="Times New Roman" w:hAnsi="Times New Roman" w:cs="Times New Roman"/>
+                <w:sz w:val="28"/>
+                <w:szCs w:val="28"/>
+              </w:rPr>
+              <w:t>Fecha</w:t>
+            </w:r>
+          </w:p>
+          <w:p>
+            <w:pPr>
+              <w:pStyle w:val="Prrafodelista"/>
+              <w:numPr>
+                <w:ilvl w:val="0"/>
+                <w:numId w:val="1"/>
+              </w:numPr>
+              <w:ind w:left="309" w:hanging="284"/>
+              <w:rPr>
+                <w:rFonts w:ascii="Times New Roman" w:hAnsi="Times New Roman" w:cs="Times New Roman"/>
+                <w:sz w:val="28"/>
+                <w:szCs w:val="28"/>
+              </w:rPr>
+            </w:pPr>
+            <w:r>
+              <w:rPr>
+                <w:rFonts w:ascii="Times New Roman" w:hAnsi="Times New Roman" w:cs="Times New Roman"/>
+                <w:sz w:val="28"/>
+                <w:szCs w:val="28"/>
+              </w:rPr>
+              <w:t>Observaciones</w:t>
+            </w:r>
+          </w:p>
+        </w:tc>
+        <w:tc>
+          <w:tcPr>
+            <w:tcW w:w="2126" w:type="dxa"/>
+          </w:tcPr>
+          <w:p>
+            <w:pPr>
+              <w:rPr>
+                <w:rFonts w:ascii="Times New Roman" w:hAnsi="Times New Roman" w:cs="Times New Roman"/>
+                <w:sz w:val="28"/>
+                <w:szCs w:val="28"/>
+              </w:rPr>
+            </w:pPr>
+            <w:r>
+              <w:rPr>
+                <w:rFonts w:ascii="Times New Roman" w:hAnsi="Times New Roman" w:cs="Times New Roman"/>
+                <w:sz w:val="28"/>
+                <w:szCs w:val="28"/>
+              </w:rPr>
+              <w:t>Baja</w:t>
+            </w:r>
+          </w:p>
+        </w:tc>
+        <w:tc>
+          <w:tcPr>
+            <w:tcW w:w="1559" w:type="dxa"/>
+          </w:tcPr>
+          <w:p>
+            <w:pPr>
+              <w:rPr>
+                <w:rFonts w:ascii="Times New Roman" w:hAnsi="Times New Roman" w:cs="Times New Roman"/>
+                <w:sz w:val="28"/>
+                <w:szCs w:val="28"/>
+              </w:rPr>
+            </w:pPr>
+            <w:r>
+              <w:rPr>
+                <w:rFonts w:ascii="Times New Roman" w:hAnsi="Times New Roman" w:cs="Times New Roman"/>
+                <w:sz w:val="28"/>
+                <w:szCs w:val="28"/>
+              </w:rPr>
+              <w:t>Política del negocio</w:t>
+            </w:r>
+          </w:p>
+        </w:tc>
+      </w:tr>
+    </w:tbl>
+    <w:p/>
+    <w:p/>
+    <w:p>
+      <w:pPr>
+        <w:pStyle w:val="Ttulo1"/>
+      </w:pPr>
+      <w:r>
+        <w:t>Requisitos Funcionales (RF-</w:t>
+      </w:r>
+      <w:r>
+        <w:t>XX</w:t>
+      </w:r>
+      <w:r>
+        <w:t>)</w:t>
+      </w:r>
+    </w:p>
+    <w:tbl>
+      <w:tblPr>
+        <w:tblStyle w:val="Tablaconcuadrcula"/>
+        <w:tblW w:w="0" w:type="auto"/>
+        <w:tblLook w:val="04A0" w:firstRow="1" w:lastRow="0" w:firstColumn="1" w:lastColumn="0" w:noHBand="0" w:noVBand="1"/>
+      </w:tblPr>
+      <w:tblGrid>
+        <w:gridCol w:w="4247"/>
+        <w:gridCol w:w="4247"/>
+      </w:tblGrid>
+      <w:tr>
+        <w:tc>
+          <w:tcPr>
+            <w:tcW w:w="4247" w:type="dxa"/>
+          </w:tcPr>
+          <w:p>
+            <w:pPr>
+              <w:jc w:val="center"/>
+              <w:rPr>
+                <w:rFonts w:ascii="Times New Roman" w:hAnsi="Times New Roman" w:cs="Times New Roman"/>
+                <w:sz w:val="24"/>
+                <w:szCs w:val="24"/>
+              </w:rPr>
+            </w:pPr>
+            <w:r>
+              <w:rPr>
+                <w:rFonts w:ascii="Times New Roman" w:hAnsi="Times New Roman" w:cs="Times New Roman"/>
+                <w:sz w:val="24"/>
+                <w:szCs w:val="24"/>
+              </w:rPr>
+              <w:t>N</w:t>
+            </w:r>
+            <w:r>
+              <w:rPr>
+                <w:rFonts w:ascii="Times New Roman" w:hAnsi="Times New Roman" w:cs="Times New Roman"/>
+                <w:sz w:val="24"/>
+                <w:szCs w:val="24"/>
+              </w:rPr>
+              <w:t>Ú</w:t>
+            </w:r>
+            <w:r>
+              <w:rPr>
+                <w:rFonts w:ascii="Times New Roman" w:hAnsi="Times New Roman" w:cs="Times New Roman"/>
+                <w:sz w:val="24"/>
+                <w:szCs w:val="24"/>
+              </w:rPr>
+              <w:t>MERO</w:t>
+            </w:r>
+          </w:p>
+        </w:tc>
+        <w:tc>
+          <w:tcPr>
+            <w:tcW w:w="4247" w:type="dxa"/>
+          </w:tcPr>
+          <w:p>
+            <w:pPr>
+              <w:jc w:val="center"/>
+              <w:rPr>
+                <w:rFonts w:ascii="Times New Roman" w:hAnsi="Times New Roman" w:cs="Times New Roman"/>
+                <w:sz w:val="24"/>
+                <w:szCs w:val="24"/>
+              </w:rPr>
+            </w:pPr>
+            <w:r>
+              <w:rPr>
+                <w:rFonts w:ascii="Times New Roman" w:hAnsi="Times New Roman" w:cs="Times New Roman"/>
+                <w:sz w:val="24"/>
+                <w:szCs w:val="24"/>
+              </w:rPr>
+              <w:t>REQUERIMIENTO</w:t>
+            </w:r>
+          </w:p>
+        </w:tc>
+      </w:tr>
+      <w:tr>
+        <w:tc>
+          <w:tcPr>
+            <w:tcW w:w="4247" w:type="dxa"/>
+          </w:tcPr>
+          <w:p>
+            <w:pPr>
+              <w:rPr>
+                <w:rFonts w:ascii="Times New Roman" w:hAnsi="Times New Roman" w:cs="Times New Roman"/>
+                <w:sz w:val="24"/>
+                <w:szCs w:val="24"/>
+              </w:rPr>
+            </w:pPr>
+            <w:r>
+              <w:rPr>
+                <w:rFonts w:ascii="Times New Roman" w:hAnsi="Times New Roman" w:cs="Times New Roman"/>
+                <w:sz w:val="24"/>
+                <w:szCs w:val="24"/>
+              </w:rPr>
+              <w:t>RF-01</w:t>
+            </w:r>
+          </w:p>
+        </w:tc>
+        <w:tc>
+          <w:tcPr>
+            <w:tcW w:w="4247" w:type="dxa"/>
+          </w:tcPr>
+          <w:p>
+            <w:pPr>
+              <w:pStyle w:val="Default"/>
+              <w:rPr>
+                <w:rFonts w:ascii="Times New Roman" w:hAnsi="Times New Roman" w:cs="Times New Roman"/>
+              </w:rPr>
+            </w:pPr>
+            <w:r>
+              <w:rPr>
+                <w:rFonts w:ascii="Times New Roman" w:hAnsi="Times New Roman" w:cs="Times New Roman"/>
+              </w:rPr>
+              <w:t xml:space="preserve">El sistema permitirá crear un </w:t>
+            </w:r>
+            <w:r>
+              <w:rPr>
+                <w:rFonts w:ascii="Times New Roman" w:hAnsi="Times New Roman" w:cs="Times New Roman"/>
+              </w:rPr>
+              <w:t>Cliente</w:t>
+            </w:r>
+          </w:p>
+        </w:tc>
+      </w:tr>
+      <w:tr>
+        <w:tc>
+          <w:tcPr>
+            <w:tcW w:w="4247" w:type="dxa"/>
+          </w:tcPr>
+          <w:p>
+            <w:pPr>
+              <w:rPr>
+                <w:rFonts w:ascii="Times New Roman" w:hAnsi="Times New Roman" w:cs="Times New Roman"/>
+                <w:sz w:val="24"/>
+                <w:szCs w:val="24"/>
+              </w:rPr>
+            </w:pPr>
+            <w:r>
+              <w:rPr>
+                <w:rFonts w:ascii="Times New Roman" w:hAnsi="Times New Roman" w:cs="Times New Roman"/>
+                <w:sz w:val="24"/>
+                <w:szCs w:val="24"/>
+              </w:rPr>
+              <w:t>RF-0</w:t>
+            </w:r>
+            <w:r>
+              <w:rPr>
+                <w:rFonts w:ascii="Times New Roman" w:hAnsi="Times New Roman" w:cs="Times New Roman"/>
+                <w:sz w:val="24"/>
+                <w:szCs w:val="24"/>
+              </w:rPr>
+              <w:t>2</w:t>
+            </w:r>
+          </w:p>
+        </w:tc>
+        <w:tc>
+          <w:tcPr>
+            <w:tcW w:w="4247" w:type="dxa"/>
+          </w:tcPr>
+          <w:p>
+            <w:pPr>
+              <w:rPr>
+                <w:rFonts w:ascii="Times New Roman" w:hAnsi="Times New Roman" w:cs="Times New Roman"/>
+                <w:sz w:val="24"/>
+                <w:szCs w:val="24"/>
+              </w:rPr>
+            </w:pPr>
+            <w:r>
+              <w:rPr>
+                <w:rFonts w:ascii="Times New Roman" w:hAnsi="Times New Roman" w:cs="Times New Roman"/>
+                <w:sz w:val="24"/>
+                <w:szCs w:val="24"/>
+              </w:rPr>
+              <w:t xml:space="preserve">El sistema permitirá </w:t>
+            </w:r>
+            <w:r>
+              <w:rPr>
+                <w:rFonts w:ascii="Times New Roman" w:hAnsi="Times New Roman" w:cs="Times New Roman"/>
+                <w:sz w:val="24"/>
+                <w:szCs w:val="24"/>
+              </w:rPr>
+              <w:t>modificar un Cliente</w:t>
+            </w:r>
+          </w:p>
+        </w:tc>
+      </w:tr>
+      <w:tr>
+        <w:tc>
+          <w:tcPr>
+            <w:tcW w:w="4247" w:type="dxa"/>
+          </w:tcPr>
+          <w:p>
+            <w:pPr>
+              <w:rPr>
+                <w:rFonts w:ascii="Times New Roman" w:hAnsi="Times New Roman" w:cs="Times New Roman"/>
+                <w:sz w:val="24"/>
+                <w:szCs w:val="24"/>
+              </w:rPr>
+            </w:pPr>
+            <w:r>
+              <w:rPr>
+                <w:rFonts w:ascii="Times New Roman" w:hAnsi="Times New Roman" w:cs="Times New Roman"/>
+                <w:sz w:val="24"/>
+                <w:szCs w:val="24"/>
+              </w:rPr>
+              <w:t>RF-0</w:t>
+            </w:r>
+            <w:r>
+              <w:rPr>
+                <w:rFonts w:ascii="Times New Roman" w:hAnsi="Times New Roman" w:cs="Times New Roman"/>
+                <w:sz w:val="24"/>
+                <w:szCs w:val="24"/>
+              </w:rPr>
+              <w:t>3</w:t>
+            </w:r>
+          </w:p>
+        </w:tc>
+        <w:tc>
+          <w:tcPr>
+            <w:tcW w:w="4247" w:type="dxa"/>
+          </w:tcPr>
+          <w:p>
+            <w:pPr>
+              <w:rPr>
+                <w:rFonts w:ascii="Times New Roman" w:hAnsi="Times New Roman" w:cs="Times New Roman"/>
+                <w:sz w:val="24"/>
+                <w:szCs w:val="24"/>
+              </w:rPr>
+            </w:pPr>
+            <w:r>
+              <w:rPr>
+                <w:rFonts w:ascii="Times New Roman" w:hAnsi="Times New Roman" w:cs="Times New Roman"/>
+                <w:sz w:val="24"/>
+                <w:szCs w:val="24"/>
+              </w:rPr>
+              <w:t xml:space="preserve">El sistema permitirá </w:t>
+            </w:r>
+            <w:r>
+              <w:rPr>
+                <w:rFonts w:ascii="Times New Roman" w:hAnsi="Times New Roman" w:cs="Times New Roman"/>
+                <w:sz w:val="24"/>
+                <w:szCs w:val="24"/>
+              </w:rPr>
+              <w:t>actualizar un Cliente</w:t>
+            </w:r>
+            <w:r>
+              <w:rPr>
+                <w:rFonts w:ascii="Times New Roman" w:hAnsi="Times New Roman" w:cs="Times New Roman"/>
+                <w:sz w:val="24"/>
+                <w:szCs w:val="24"/>
+              </w:rPr>
+              <w:t xml:space="preserve"> </w:t>
+            </w:r>
+          </w:p>
+        </w:tc>
+      </w:tr>
+      <w:tr>
+        <w:tc>
+          <w:tcPr>
+            <w:tcW w:w="4247" w:type="dxa"/>
+          </w:tcPr>
+          <w:p>
+            <w:pPr>
+              <w:rPr>
+                <w:rFonts w:ascii="Times New Roman" w:hAnsi="Times New Roman" w:cs="Times New Roman"/>
+                <w:sz w:val="24"/>
+                <w:szCs w:val="24"/>
+              </w:rPr>
+            </w:pPr>
+            <w:r>
+              <w:rPr>
+                <w:rFonts w:ascii="Times New Roman" w:hAnsi="Times New Roman" w:cs="Times New Roman"/>
+                <w:sz w:val="24"/>
+                <w:szCs w:val="24"/>
+              </w:rPr>
+              <w:t>RF-0</w:t>
+            </w:r>
+            <w:r>
+              <w:rPr>
+                <w:rFonts w:ascii="Times New Roman" w:hAnsi="Times New Roman" w:cs="Times New Roman"/>
+                <w:sz w:val="24"/>
+                <w:szCs w:val="24"/>
+              </w:rPr>
+              <w:t>4</w:t>
+            </w:r>
+          </w:p>
+        </w:tc>
+        <w:tc>
+          <w:tcPr>
+            <w:tcW w:w="4247" w:type="dxa"/>
+          </w:tcPr>
+          <w:p>
+            <w:pPr>
+              <w:rPr>
+                <w:rFonts w:ascii="Times New Roman" w:hAnsi="Times New Roman" w:cs="Times New Roman"/>
+                <w:sz w:val="24"/>
+                <w:szCs w:val="24"/>
+              </w:rPr>
+            </w:pPr>
+            <w:r>
+              <w:rPr>
+                <w:rFonts w:ascii="Times New Roman" w:hAnsi="Times New Roman" w:cs="Times New Roman"/>
+                <w:sz w:val="24"/>
+                <w:szCs w:val="24"/>
+              </w:rPr>
+              <w:t xml:space="preserve">El sistema permitirá </w:t>
+            </w:r>
+            <w:r>
+              <w:rPr>
+                <w:rFonts w:ascii="Times New Roman" w:hAnsi="Times New Roman" w:cs="Times New Roman"/>
+                <w:sz w:val="24"/>
+                <w:szCs w:val="24"/>
+              </w:rPr>
+              <w:t>listar</w:t>
+            </w:r>
+            <w:r>
+              <w:rPr>
+                <w:rFonts w:ascii="Times New Roman" w:hAnsi="Times New Roman" w:cs="Times New Roman"/>
+                <w:sz w:val="24"/>
+                <w:szCs w:val="24"/>
+              </w:rPr>
+              <w:t xml:space="preserve"> a todos los Cliente</w:t>
+            </w:r>
+            <w:r>
+              <w:rPr>
+                <w:rFonts w:ascii="Times New Roman" w:hAnsi="Times New Roman" w:cs="Times New Roman"/>
+                <w:sz w:val="24"/>
+                <w:szCs w:val="24"/>
+              </w:rPr>
+              <w:t>s</w:t>
+            </w:r>
+            <w:r>
+              <w:rPr>
+                <w:rFonts w:ascii="Times New Roman" w:hAnsi="Times New Roman" w:cs="Times New Roman"/>
+                <w:sz w:val="24"/>
+                <w:szCs w:val="24"/>
+              </w:rPr>
+              <w:t>.</w:t>
+            </w:r>
+          </w:p>
+        </w:tc>
+      </w:tr>
+      <w:tr>
+        <w:tc>
+          <w:tcPr>
+            <w:tcW w:w="4247" w:type="dxa"/>
+          </w:tcPr>
+          <w:p>
+            <w:pPr>
+              <w:rPr>
+                <w:rFonts w:ascii="Times New Roman" w:hAnsi="Times New Roman" w:cs="Times New Roman"/>
+                <w:sz w:val="24"/>
+                <w:szCs w:val="24"/>
+              </w:rPr>
+            </w:pPr>
+            <w:r>
+              <w:rPr>
+                <w:rFonts w:ascii="Times New Roman" w:hAnsi="Times New Roman" w:cs="Times New Roman"/>
+                <w:sz w:val="24"/>
+                <w:szCs w:val="24"/>
+              </w:rPr>
+              <w:t>RF-01</w:t>
+            </w:r>
+          </w:p>
+        </w:tc>
+        <w:tc>
+          <w:tcPr>
+            <w:tcW w:w="4247" w:type="dxa"/>
+          </w:tcPr>
+          <w:p>
+            <w:pPr>
+              <w:rPr>
+                <w:rFonts w:ascii="Times New Roman" w:hAnsi="Times New Roman" w:cs="Times New Roman"/>
+                <w:sz w:val="24"/>
+                <w:szCs w:val="24"/>
+              </w:rPr>
+            </w:pPr>
+            <w:r>
+              <w:rPr>
+                <w:rFonts w:ascii="Times New Roman" w:hAnsi="Times New Roman" w:cs="Times New Roman"/>
+                <w:sz w:val="24"/>
+                <w:szCs w:val="24"/>
+              </w:rPr>
+              <w:t xml:space="preserve">El sistema permitirá buscar un Cliente por </w:t>
+            </w:r>
+            <w:r>
+              <w:rPr>
+                <w:rFonts w:ascii="Times New Roman" w:hAnsi="Times New Roman" w:cs="Times New Roman"/>
+                <w:sz w:val="24"/>
+                <w:szCs w:val="24"/>
+              </w:rPr>
+              <w:t>DNI</w:t>
+            </w:r>
+            <w:r>
+              <w:rPr>
+                <w:rFonts w:ascii="Times New Roman" w:hAnsi="Times New Roman" w:cs="Times New Roman"/>
+                <w:sz w:val="24"/>
+                <w:szCs w:val="24"/>
+              </w:rPr>
+              <w:t>.</w:t>
+            </w:r>
+          </w:p>
+        </w:tc>
+      </w:tr>
+      <w:tr>
+        <w:tc>
+          <w:tcPr>
+            <w:tcW w:w="4247" w:type="dxa"/>
+          </w:tcPr>
+          <w:p>
+            <w:pPr>
+              <w:rPr>
+                <w:rFonts w:ascii="Times New Roman" w:hAnsi="Times New Roman" w:cs="Times New Roman"/>
+                <w:sz w:val="24"/>
+                <w:szCs w:val="24"/>
+              </w:rPr>
+            </w:pPr>
+            <w:r>
+              <w:rPr>
+                <w:rFonts w:ascii="Times New Roman" w:hAnsi="Times New Roman" w:cs="Times New Roman"/>
+                <w:sz w:val="24"/>
+                <w:szCs w:val="24"/>
+              </w:rPr>
+              <w:t>RF-01</w:t>
+            </w:r>
+          </w:p>
+        </w:tc>
+        <w:tc>
+          <w:tcPr>
+            <w:tcW w:w="4247" w:type="dxa"/>
+          </w:tcPr>
+          <w:p>
+            <w:pPr>
+              <w:rPr>
+                <w:rFonts w:ascii="Times New Roman" w:hAnsi="Times New Roman" w:cs="Times New Roman"/>
+                <w:sz w:val="24"/>
+                <w:szCs w:val="24"/>
+              </w:rPr>
+            </w:pPr>
+            <w:r>
+              <w:rPr>
+                <w:rFonts w:ascii="Times New Roman" w:hAnsi="Times New Roman" w:cs="Times New Roman"/>
+                <w:sz w:val="24"/>
+                <w:szCs w:val="24"/>
+              </w:rPr>
+              <w:t>El sistema permitirá eliminar definitivamente un Cliente.</w:t>
+            </w:r>
+          </w:p>
+        </w:tc>
+      </w:tr>
+      <w:tr>
+        <w:tc>
+          <w:tcPr>
+            <w:tcW w:w="4247" w:type="dxa"/>
+          </w:tcPr>
+          <w:p>
+            <w:pPr>
+              <w:rPr>
+                <w:rFonts w:ascii="Times New Roman" w:hAnsi="Times New Roman" w:cs="Times New Roman"/>
+                <w:sz w:val="24"/>
+                <w:szCs w:val="24"/>
+              </w:rPr>
+            </w:pPr>
+            <w:r>
+              <w:rPr>
+                <w:rFonts w:ascii="Times New Roman" w:hAnsi="Times New Roman" w:cs="Times New Roman"/>
+                <w:sz w:val="24"/>
+                <w:szCs w:val="24"/>
+              </w:rPr>
+              <w:t>RF-01</w:t>
+            </w:r>
+          </w:p>
+        </w:tc>
+        <w:tc>
+          <w:tcPr>
+            <w:tcW w:w="4247" w:type="dxa"/>
+          </w:tcPr>
+          <w:p>
+            <w:pPr>
+              <w:rPr>
+                <w:rFonts w:ascii="Times New Roman" w:hAnsi="Times New Roman" w:cs="Times New Roman"/>
+                <w:sz w:val="24"/>
+                <w:szCs w:val="24"/>
+              </w:rPr>
+            </w:pPr>
+            <w:r>
+              <w:rPr>
+                <w:rFonts w:ascii="Times New Roman" w:hAnsi="Times New Roman" w:cs="Times New Roman"/>
+                <w:sz w:val="24"/>
+                <w:szCs w:val="24"/>
+              </w:rPr>
+              <w:t xml:space="preserve">El sistema permitirá crear un Usuario </w:t>
+            </w:r>
+          </w:p>
+        </w:tc>
+      </w:tr>
+      <w:tr>
+        <w:tc>
+          <w:tcPr>
+            <w:tcW w:w="4247" w:type="dxa"/>
+          </w:tcPr>
+          <w:p>
+            <w:pPr>
+              <w:rPr>
+                <w:rFonts w:ascii="Times New Roman" w:hAnsi="Times New Roman" w:cs="Times New Roman"/>
+                <w:sz w:val="24"/>
+                <w:szCs w:val="24"/>
+              </w:rPr>
+            </w:pPr>
+            <w:r>
+              <w:rPr>
+                <w:rFonts w:ascii="Times New Roman" w:hAnsi="Times New Roman" w:cs="Times New Roman"/>
+                <w:sz w:val="24"/>
+                <w:szCs w:val="24"/>
+              </w:rPr>
+              <w:t>RF-01</w:t>
+            </w:r>
+          </w:p>
+        </w:tc>
+        <w:tc>
+          <w:tcPr>
+            <w:tcW w:w="4247" w:type="dxa"/>
+          </w:tcPr>
+          <w:p>
+            <w:pPr>
+              <w:rPr>
+                <w:rFonts w:ascii="Times New Roman" w:hAnsi="Times New Roman" w:cs="Times New Roman"/>
+                <w:sz w:val="24"/>
+                <w:szCs w:val="24"/>
+              </w:rPr>
+            </w:pPr>
+            <w:r>
+              <w:rPr>
+                <w:rFonts w:ascii="Times New Roman" w:hAnsi="Times New Roman" w:cs="Times New Roman"/>
+                <w:sz w:val="24"/>
+                <w:szCs w:val="24"/>
+              </w:rPr>
+              <w:t xml:space="preserve">El sistema permitirá crear un Usuario </w:t>
+            </w:r>
+          </w:p>
+        </w:tc>
+      </w:tr>
+      <w:tr>
+        <w:tc>
+          <w:tcPr>
+            <w:tcW w:w="4247" w:type="dxa"/>
+          </w:tcPr>
+          <w:p>
+            <w:pPr>
+              <w:rPr>
+                <w:rFonts w:ascii="Times New Roman" w:hAnsi="Times New Roman" w:cs="Times New Roman"/>
+                <w:sz w:val="24"/>
+                <w:szCs w:val="24"/>
+              </w:rPr>
+            </w:pPr>
+            <w:r>
+              <w:rPr>
+                <w:rFonts w:ascii="Times New Roman" w:hAnsi="Times New Roman" w:cs="Times New Roman"/>
+                <w:sz w:val="24"/>
+                <w:szCs w:val="24"/>
+              </w:rPr>
+              <w:t>RF-01</w:t>
+            </w:r>
+          </w:p>
+        </w:tc>
+        <w:tc>
+          <w:tcPr>
+            <w:tcW w:w="4247" w:type="dxa"/>
+          </w:tcPr>
+          <w:p>
+            <w:pPr>
+              <w:rPr>
+                <w:rFonts w:ascii="Times New Roman" w:hAnsi="Times New Roman" w:cs="Times New Roman"/>
+                <w:sz w:val="24"/>
+                <w:szCs w:val="24"/>
+              </w:rPr>
+            </w:pPr>
+            <w:r>
+              <w:rPr>
+                <w:rFonts w:ascii="Times New Roman" w:hAnsi="Times New Roman" w:cs="Times New Roman"/>
+                <w:sz w:val="24"/>
+                <w:szCs w:val="24"/>
+              </w:rPr>
+              <w:t xml:space="preserve">El sistema permitirá crear un Usuario </w:t>
+            </w:r>
+          </w:p>
+        </w:tc>
+      </w:tr>
+      <w:tr>
+        <w:tc>
+          <w:tcPr>
+            <w:tcW w:w="4247" w:type="dxa"/>
+          </w:tcPr>
+          <w:p>
+            <w:pPr>
+              <w:rPr>
+                <w:rFonts w:ascii="Times New Roman" w:hAnsi="Times New Roman" w:cs="Times New Roman"/>
+                <w:sz w:val="24"/>
+                <w:szCs w:val="24"/>
+              </w:rPr>
+            </w:pPr>
+            <w:r>
+              <w:rPr>
+                <w:rFonts w:ascii="Times New Roman" w:hAnsi="Times New Roman" w:cs="Times New Roman"/>
+                <w:sz w:val="24"/>
+                <w:szCs w:val="24"/>
+              </w:rPr>
+              <w:t>RF-01</w:t>
+            </w:r>
+          </w:p>
+        </w:tc>
+        <w:tc>
+          <w:tcPr>
+            <w:tcW w:w="4247" w:type="dxa"/>
+          </w:tcPr>
+          <w:p>
+            <w:pPr>
+              <w:rPr>
+                <w:rFonts w:ascii="Times New Roman" w:hAnsi="Times New Roman" w:cs="Times New Roman"/>
+                <w:sz w:val="24"/>
+                <w:szCs w:val="24"/>
+              </w:rPr>
+            </w:pPr>
+            <w:r>
+              <w:rPr>
+                <w:rFonts w:ascii="Times New Roman" w:hAnsi="Times New Roman" w:cs="Times New Roman"/>
+                <w:sz w:val="24"/>
+                <w:szCs w:val="24"/>
+              </w:rPr>
+              <w:t xml:space="preserve">El sistema permitirá crear un Usuario </w:t>
+            </w:r>
+          </w:p>
+        </w:tc>
+      </w:tr>
+      <w:tr>
+        <w:tc>
+          <w:tcPr>
+            <w:tcW w:w="4247" w:type="dxa"/>
+          </w:tcPr>
+          <w:p>
+            <w:pPr>
+              <w:rPr>
+                <w:rFonts w:ascii="Times New Roman" w:hAnsi="Times New Roman" w:cs="Times New Roman"/>
+                <w:sz w:val="24"/>
+                <w:szCs w:val="24"/>
+              </w:rPr>
+            </w:pPr>
+            <w:r>
+              <w:rPr>
+                <w:rFonts w:ascii="Times New Roman" w:hAnsi="Times New Roman" w:cs="Times New Roman"/>
+                <w:sz w:val="24"/>
+                <w:szCs w:val="24"/>
+              </w:rPr>
+              <w:t>RF-01</w:t>
+            </w:r>
+          </w:p>
+        </w:tc>
+        <w:tc>
+          <w:tcPr>
+            <w:tcW w:w="4247" w:type="dxa"/>
+          </w:tcPr>
+          <w:p>
+            <w:pPr>
+              <w:rPr>
+                <w:rFonts w:ascii="Times New Roman" w:hAnsi="Times New Roman" w:cs="Times New Roman"/>
+                <w:sz w:val="24"/>
+                <w:szCs w:val="24"/>
+              </w:rPr>
+            </w:pPr>
+            <w:r>
+              <w:rPr>
+                <w:rFonts w:ascii="Times New Roman" w:hAnsi="Times New Roman" w:cs="Times New Roman"/>
+                <w:sz w:val="24"/>
+                <w:szCs w:val="24"/>
+              </w:rPr>
+              <w:t xml:space="preserve">El sistema permitirá crear un Usuario </w:t>
+            </w:r>
+          </w:p>
+        </w:tc>
+      </w:tr>
+      <w:tr>
+        <w:tc>
+          <w:tcPr>
+            <w:tcW w:w="4247" w:type="dxa"/>
+          </w:tcPr>
+          <w:p>
+            <w:pPr>
+              <w:rPr>
+                <w:rFonts w:ascii="Times New Roman" w:hAnsi="Times New Roman" w:cs="Times New Roman"/>
+                <w:sz w:val="24"/>
+                <w:szCs w:val="24"/>
+              </w:rPr>
+            </w:pPr>
+            <w:r>
+              <w:rPr>
+                <w:rFonts w:ascii="Times New Roman" w:hAnsi="Times New Roman" w:cs="Times New Roman"/>
+                <w:sz w:val="24"/>
+                <w:szCs w:val="24"/>
+              </w:rPr>
+              <w:t>RF-01</w:t>
+            </w:r>
+          </w:p>
+        </w:tc>
+        <w:tc>
+          <w:tcPr>
+            <w:tcW w:w="4247" w:type="dxa"/>
+          </w:tcPr>
+          <w:p>
+            <w:pPr>
+              <w:rPr>
+                <w:rFonts w:ascii="Times New Roman" w:hAnsi="Times New Roman" w:cs="Times New Roman"/>
+                <w:sz w:val="24"/>
+                <w:szCs w:val="24"/>
+              </w:rPr>
+            </w:pPr>
+            <w:r>
+              <w:rPr>
+                <w:rFonts w:ascii="Times New Roman" w:hAnsi="Times New Roman" w:cs="Times New Roman"/>
+                <w:sz w:val="24"/>
+                <w:szCs w:val="24"/>
+              </w:rPr>
+              <w:t xml:space="preserve">El sistema permitirá crear un Usuario </w:t>
+            </w:r>
+          </w:p>
+        </w:tc>
+      </w:tr>
+      <w:tr>
+        <w:tc>
+          <w:tcPr>
+            <w:tcW w:w="4247" w:type="dxa"/>
+          </w:tcPr>
+          <w:p>
+            <w:pPr>
+              <w:rPr>
+                <w:rFonts w:ascii="Times New Roman" w:hAnsi="Times New Roman" w:cs="Times New Roman"/>
+                <w:sz w:val="24"/>
+                <w:szCs w:val="24"/>
+              </w:rPr>
+            </w:pPr>
+            <w:r>
+              <w:rPr>
+                <w:rFonts w:ascii="Times New Roman" w:hAnsi="Times New Roman" w:cs="Times New Roman"/>
+                <w:sz w:val="24"/>
+                <w:szCs w:val="24"/>
+              </w:rPr>
+              <w:t>RF-01</w:t>
+            </w:r>
+          </w:p>
+        </w:tc>
+        <w:tc>
+          <w:tcPr>
+            <w:tcW w:w="4247" w:type="dxa"/>
+          </w:tcPr>
+          <w:p>
+            <w:pPr>
+              <w:rPr>
+                <w:rFonts w:ascii="Times New Roman" w:hAnsi="Times New Roman" w:cs="Times New Roman"/>
+                <w:sz w:val="24"/>
+                <w:szCs w:val="24"/>
+              </w:rPr>
+            </w:pPr>
+            <w:r>
+              <w:rPr>
+                <w:rFonts w:ascii="Times New Roman" w:hAnsi="Times New Roman" w:cs="Times New Roman"/>
+                <w:sz w:val="24"/>
+                <w:szCs w:val="24"/>
+              </w:rPr>
+              <w:t xml:space="preserve">El sistema permitirá crear un Usuario </w:t>
+            </w:r>
+          </w:p>
+        </w:tc>
+      </w:tr>
+      <w:tr>
+        <w:tc>
+          <w:tcPr>
+            <w:tcW w:w="4247" w:type="dxa"/>
+          </w:tcPr>
+          <w:p>
+            <w:pPr>
+              <w:rPr>
+                <w:rFonts w:ascii="Times New Roman" w:hAnsi="Times New Roman" w:cs="Times New Roman"/>
+                <w:sz w:val="24"/>
+                <w:szCs w:val="24"/>
+              </w:rPr>
+            </w:pPr>
+            <w:r>
+              <w:rPr>
+                <w:rFonts w:ascii="Times New Roman" w:hAnsi="Times New Roman" w:cs="Times New Roman"/>
+                <w:sz w:val="24"/>
+                <w:szCs w:val="24"/>
+              </w:rPr>
+              <w:t>RF-01</w:t>
+            </w:r>
+          </w:p>
+        </w:tc>
+        <w:tc>
+          <w:tcPr>
+            <w:tcW w:w="4247" w:type="dxa"/>
+          </w:tcPr>
+          <w:p>
+            <w:pPr>
+              <w:rPr>
+                <w:rFonts w:ascii="Times New Roman" w:hAnsi="Times New Roman" w:cs="Times New Roman"/>
+                <w:sz w:val="24"/>
+                <w:szCs w:val="24"/>
+              </w:rPr>
+            </w:pPr>
+            <w:r>
+              <w:rPr>
+                <w:rFonts w:ascii="Times New Roman" w:hAnsi="Times New Roman" w:cs="Times New Roman"/>
+                <w:sz w:val="24"/>
+                <w:szCs w:val="24"/>
+              </w:rPr>
+              <w:t xml:space="preserve">El sistema permitirá crear un Usuario </w:t>
+            </w:r>
+          </w:p>
+        </w:tc>
+      </w:tr>
+      <w:tr>
+        <w:tc>
+          <w:tcPr>
+            <w:tcW w:w="4247" w:type="dxa"/>
+          </w:tcPr>
+          <w:p>
+            <w:pPr>
+              <w:rPr>
+                <w:rFonts w:ascii="Times New Roman" w:hAnsi="Times New Roman" w:cs="Times New Roman"/>
+                <w:sz w:val="24"/>
+                <w:szCs w:val="24"/>
+              </w:rPr>
+            </w:pPr>
+            <w:r>
+              <w:rPr>
+                <w:rFonts w:ascii="Times New Roman" w:hAnsi="Times New Roman" w:cs="Times New Roman"/>
+                <w:sz w:val="24"/>
+                <w:szCs w:val="24"/>
+              </w:rPr>
+              <w:t>RF-01</w:t>
+            </w:r>
+          </w:p>
+        </w:tc>
+        <w:tc>
+          <w:tcPr>
+            <w:tcW w:w="4247" w:type="dxa"/>
+          </w:tcPr>
+          <w:p>
+            <w:pPr>
+              <w:rPr>
+                <w:rFonts w:ascii="Times New Roman" w:hAnsi="Times New Roman" w:cs="Times New Roman"/>
+                <w:sz w:val="24"/>
+                <w:szCs w:val="24"/>
+              </w:rPr>
+            </w:pPr>
+            <w:r>
+              <w:rPr>
+                <w:rFonts w:ascii="Times New Roman" w:hAnsi="Times New Roman" w:cs="Times New Roman"/>
+                <w:sz w:val="24"/>
+                <w:szCs w:val="24"/>
+              </w:rPr>
+              <w:t xml:space="preserve">El sistema permitirá crear un Usuario </w:t>
+            </w:r>
+          </w:p>
+        </w:tc>
+      </w:tr>
+      <w:tr>
+        <w:tc>
+          <w:tcPr>
+            <w:tcW w:w="4247" w:type="dxa"/>
+          </w:tcPr>
+          <w:p>
+            <w:pPr>
+              <w:rPr>
+                <w:rFonts w:ascii="Times New Roman" w:hAnsi="Times New Roman" w:cs="Times New Roman"/>
+                <w:sz w:val="24"/>
+                <w:szCs w:val="24"/>
+              </w:rPr>
+            </w:pPr>
+            <w:r>
+              <w:rPr>
+                <w:rFonts w:ascii="Times New Roman" w:hAnsi="Times New Roman" w:cs="Times New Roman"/>
+                <w:sz w:val="24"/>
+                <w:szCs w:val="24"/>
+              </w:rPr>
+              <w:lastRenderedPageBreak/>
+              <w:t>RF-01</w:t>
+            </w:r>
+          </w:p>
+        </w:tc>
+        <w:tc>
+          <w:tcPr>
+            <w:tcW w:w="4247" w:type="dxa"/>
+          </w:tcPr>
+          <w:p>
+            <w:pPr>
+              <w:rPr>
+                <w:rFonts w:ascii="Times New Roman" w:hAnsi="Times New Roman" w:cs="Times New Roman"/>
+                <w:sz w:val="24"/>
+                <w:szCs w:val="24"/>
+              </w:rPr>
+            </w:pPr>
+            <w:r>
+              <w:rPr>
+                <w:rFonts w:ascii="Times New Roman" w:hAnsi="Times New Roman" w:cs="Times New Roman"/>
+                <w:sz w:val="24"/>
+                <w:szCs w:val="24"/>
+              </w:rPr>
+              <w:t xml:space="preserve">El sistema permitirá crear un Usuario </w:t>
+            </w:r>
+          </w:p>
+        </w:tc>
+      </w:tr>
+      <w:tr>
+        <w:tc>
+          <w:tcPr>
+            <w:tcW w:w="4247" w:type="dxa"/>
+          </w:tcPr>
+          <w:p>
+            <w:pPr>
+              <w:rPr>
+                <w:rFonts w:ascii="Times New Roman" w:hAnsi="Times New Roman" w:cs="Times New Roman"/>
+                <w:sz w:val="24"/>
+                <w:szCs w:val="24"/>
+              </w:rPr>
+            </w:pPr>
+            <w:r>
+              <w:rPr>
+                <w:rFonts w:ascii="Times New Roman" w:hAnsi="Times New Roman" w:cs="Times New Roman"/>
+                <w:sz w:val="24"/>
+                <w:szCs w:val="24"/>
+              </w:rPr>
+              <w:t>RF-01</w:t>
+            </w:r>
+          </w:p>
+        </w:tc>
+        <w:tc>
+          <w:tcPr>
+            <w:tcW w:w="4247" w:type="dxa"/>
+          </w:tcPr>
+          <w:p>
+            <w:pPr>
+              <w:rPr>
+                <w:rFonts w:ascii="Times New Roman" w:hAnsi="Times New Roman" w:cs="Times New Roman"/>
+                <w:sz w:val="24"/>
+                <w:szCs w:val="24"/>
+              </w:rPr>
+            </w:pPr>
+            <w:r>
+              <w:rPr>
+                <w:rFonts w:ascii="Times New Roman" w:hAnsi="Times New Roman" w:cs="Times New Roman"/>
+                <w:sz w:val="24"/>
+                <w:szCs w:val="24"/>
+              </w:rPr>
+              <w:t xml:space="preserve">El sistema permitirá crear un Usuario </w:t>
+            </w:r>
+          </w:p>
+        </w:tc>
+      </w:tr>
+      <w:tr>
+        <w:tc>
+          <w:tcPr>
+            <w:tcW w:w="4247" w:type="dxa"/>
+          </w:tcPr>
+          <w:p>
+            <w:pPr>
+              <w:rPr>
+                <w:rFonts w:ascii="Times New Roman" w:hAnsi="Times New Roman" w:cs="Times New Roman"/>
+                <w:sz w:val="24"/>
+                <w:szCs w:val="24"/>
+              </w:rPr>
+            </w:pPr>
+            <w:r>
+              <w:rPr>
+                <w:rFonts w:ascii="Times New Roman" w:hAnsi="Times New Roman" w:cs="Times New Roman"/>
+                <w:sz w:val="24"/>
+                <w:szCs w:val="24"/>
+              </w:rPr>
+              <w:t>RF-01</w:t>
+            </w:r>
+          </w:p>
+        </w:tc>
+        <w:tc>
+          <w:tcPr>
+            <w:tcW w:w="4247" w:type="dxa"/>
+          </w:tcPr>
+          <w:p>
+            <w:pPr>
+              <w:rPr>
+                <w:rFonts w:ascii="Times New Roman" w:hAnsi="Times New Roman" w:cs="Times New Roman"/>
+                <w:sz w:val="24"/>
+                <w:szCs w:val="24"/>
+              </w:rPr>
+            </w:pPr>
+            <w:r>
+              <w:rPr>
+                <w:rFonts w:ascii="Times New Roman" w:hAnsi="Times New Roman" w:cs="Times New Roman"/>
+                <w:sz w:val="24"/>
+                <w:szCs w:val="24"/>
+              </w:rPr>
+              <w:t xml:space="preserve">El sistema permitirá crear un Usuario </w:t>
+            </w:r>
+          </w:p>
+        </w:tc>
+      </w:tr>
+      <w:tr>
+        <w:tc>
+          <w:tcPr>
+            <w:tcW w:w="4247" w:type="dxa"/>
+          </w:tcPr>
+          <w:p>
+            <w:pPr>
+              <w:rPr>
+                <w:rFonts w:ascii="Times New Roman" w:hAnsi="Times New Roman" w:cs="Times New Roman"/>
+                <w:sz w:val="24"/>
+                <w:szCs w:val="24"/>
+              </w:rPr>
+            </w:pPr>
+            <w:r>
+              <w:rPr>
+                <w:rFonts w:ascii="Times New Roman" w:hAnsi="Times New Roman" w:cs="Times New Roman"/>
+                <w:sz w:val="24"/>
+                <w:szCs w:val="24"/>
+              </w:rPr>
+              <w:t>RF-01</w:t>
+            </w:r>
+          </w:p>
+        </w:tc>
+        <w:tc>
+          <w:tcPr>
+            <w:tcW w:w="4247" w:type="dxa"/>
+          </w:tcPr>
+          <w:p>
+            <w:pPr>
+              <w:rPr>
+                <w:rFonts w:ascii="Times New Roman" w:hAnsi="Times New Roman" w:cs="Times New Roman"/>
+                <w:sz w:val="24"/>
+                <w:szCs w:val="24"/>
+              </w:rPr>
+            </w:pPr>
+            <w:r>
+              <w:rPr>
+                <w:rFonts w:ascii="Times New Roman" w:hAnsi="Times New Roman" w:cs="Times New Roman"/>
+                <w:sz w:val="24"/>
+                <w:szCs w:val="24"/>
+              </w:rPr>
+              <w:t xml:space="preserve">El sistema permitirá crear un Usuario </w:t>
+            </w:r>
+          </w:p>
+        </w:tc>
+      </w:tr>
+      <w:tr>
+        <w:tc>
+          <w:tcPr>
+            <w:tcW w:w="4247" w:type="dxa"/>
+          </w:tcPr>
+          <w:p>
+            <w:pPr>
+              <w:rPr>
+                <w:rFonts w:ascii="Times New Roman" w:hAnsi="Times New Roman" w:cs="Times New Roman"/>
+                <w:sz w:val="24"/>
+                <w:szCs w:val="24"/>
+              </w:rPr>
+            </w:pPr>
+            <w:r>
+              <w:rPr>
+                <w:rFonts w:ascii="Times New Roman" w:hAnsi="Times New Roman" w:cs="Times New Roman"/>
+                <w:sz w:val="24"/>
+                <w:szCs w:val="24"/>
+              </w:rPr>
+              <w:t>RF-01</w:t>
+            </w:r>
+          </w:p>
+        </w:tc>
+        <w:tc>
+          <w:tcPr>
+            <w:tcW w:w="4247" w:type="dxa"/>
+          </w:tcPr>
+          <w:p>
+            <w:pPr>
+              <w:rPr>
+                <w:rFonts w:ascii="Times New Roman" w:hAnsi="Times New Roman" w:cs="Times New Roman"/>
+                <w:sz w:val="24"/>
+                <w:szCs w:val="24"/>
+              </w:rPr>
+            </w:pPr>
+            <w:r>
+              <w:rPr>
+                <w:rFonts w:ascii="Times New Roman" w:hAnsi="Times New Roman" w:cs="Times New Roman"/>
+                <w:sz w:val="24"/>
+                <w:szCs w:val="24"/>
+              </w:rPr>
+              <w:t xml:space="preserve">El sistema permitirá crear un Usuario </w:t>
+            </w:r>
+          </w:p>
+        </w:tc>
+      </w:tr>
+      <w:tr>
+        <w:tc>
+          <w:tcPr>
+            <w:tcW w:w="4247" w:type="dxa"/>
+          </w:tcPr>
+          <w:p>
+            <w:pPr>
+              <w:rPr>
+                <w:rFonts w:ascii="Times New Roman" w:hAnsi="Times New Roman" w:cs="Times New Roman"/>
+                <w:sz w:val="24"/>
+                <w:szCs w:val="24"/>
+              </w:rPr>
+            </w:pPr>
+            <w:r>
+              <w:rPr>
+                <w:rFonts w:ascii="Times New Roman" w:hAnsi="Times New Roman" w:cs="Times New Roman"/>
+                <w:sz w:val="24"/>
+                <w:szCs w:val="24"/>
+              </w:rPr>
+              <w:t>RF-01</w:t>
+            </w:r>
+          </w:p>
+        </w:tc>
+        <w:tc>
+          <w:tcPr>
+            <w:tcW w:w="4247" w:type="dxa"/>
+          </w:tcPr>
+          <w:p>
+            <w:pPr>
+              <w:rPr>
+                <w:rFonts w:ascii="Times New Roman" w:hAnsi="Times New Roman" w:cs="Times New Roman"/>
+                <w:sz w:val="24"/>
+                <w:szCs w:val="24"/>
+              </w:rPr>
+            </w:pPr>
+            <w:r>
+              <w:rPr>
+                <w:rFonts w:ascii="Times New Roman" w:hAnsi="Times New Roman" w:cs="Times New Roman"/>
+                <w:sz w:val="24"/>
+                <w:szCs w:val="24"/>
+              </w:rPr>
+              <w:t xml:space="preserve">El sistema permitirá crear un Usuario </w:t>
+            </w:r>
+          </w:p>
+        </w:tc>
+      </w:tr>
+      <w:tr>
+        <w:tc>
+          <w:tcPr>
+            <w:tcW w:w="4247" w:type="dxa"/>
+          </w:tcPr>
+          <w:p>
+            <w:pPr>
+              <w:rPr>
+                <w:rFonts w:ascii="Times New Roman" w:hAnsi="Times New Roman" w:cs="Times New Roman"/>
+                <w:sz w:val="24"/>
+                <w:szCs w:val="24"/>
+              </w:rPr>
+            </w:pPr>
+            <w:r>
+              <w:rPr>
+                <w:rFonts w:ascii="Times New Roman" w:hAnsi="Times New Roman" w:cs="Times New Roman"/>
+                <w:sz w:val="24"/>
+                <w:szCs w:val="24"/>
+              </w:rPr>
+              <w:t>RF-01</w:t>
+            </w:r>
+          </w:p>
+        </w:tc>
+        <w:tc>
+          <w:tcPr>
+            <w:tcW w:w="4247" w:type="dxa"/>
+          </w:tcPr>
+          <w:p>
+            <w:pPr>
+              <w:rPr>
+                <w:rFonts w:ascii="Times New Roman" w:hAnsi="Times New Roman" w:cs="Times New Roman"/>
+                <w:sz w:val="24"/>
+                <w:szCs w:val="24"/>
+              </w:rPr>
+            </w:pPr>
+            <w:r>
+              <w:rPr>
+                <w:rFonts w:ascii="Times New Roman" w:hAnsi="Times New Roman" w:cs="Times New Roman"/>
+                <w:sz w:val="24"/>
+                <w:szCs w:val="24"/>
+              </w:rPr>
+              <w:t xml:space="preserve">El sistema permitirá crear un Usuario </w:t>
+            </w:r>
+          </w:p>
+        </w:tc>
+      </w:tr>
+      <w:tr>
+        <w:tc>
+          <w:tcPr>
+            <w:tcW w:w="4247" w:type="dxa"/>
+          </w:tcPr>
+          <w:p>
+            <w:pPr>
+              <w:rPr>
+                <w:rFonts w:ascii="Times New Roman" w:hAnsi="Times New Roman" w:cs="Times New Roman"/>
+                <w:sz w:val="24"/>
+                <w:szCs w:val="24"/>
+              </w:rPr>
+            </w:pPr>
+            <w:r>
+              <w:rPr>
+                <w:rFonts w:ascii="Times New Roman" w:hAnsi="Times New Roman" w:cs="Times New Roman"/>
+                <w:sz w:val="24"/>
+                <w:szCs w:val="24"/>
+              </w:rPr>
+              <w:t>RF-01</w:t>
+            </w:r>
+          </w:p>
+        </w:tc>
+        <w:tc>
+          <w:tcPr>
+            <w:tcW w:w="4247" w:type="dxa"/>
+          </w:tcPr>
+          <w:p>
+            <w:pPr>
+              <w:rPr>
+                <w:rFonts w:ascii="Times New Roman" w:hAnsi="Times New Roman" w:cs="Times New Roman"/>
+                <w:sz w:val="24"/>
+                <w:szCs w:val="24"/>
+              </w:rPr>
+            </w:pPr>
+            <w:r>
+              <w:rPr>
+                <w:rFonts w:ascii="Times New Roman" w:hAnsi="Times New Roman" w:cs="Times New Roman"/>
+                <w:sz w:val="24"/>
+                <w:szCs w:val="24"/>
+              </w:rPr>
+              <w:t xml:space="preserve">El sistema permitirá crear un Usuario </w:t>
+            </w:r>
+          </w:p>
+        </w:tc>
+      </w:tr>
+      <w:tr>
+        <w:tc>
+          <w:tcPr>
+            <w:tcW w:w="4247" w:type="dxa"/>
+          </w:tcPr>
+          <w:p>
+            <w:pPr>
+              <w:rPr>
+                <w:rFonts w:ascii="Times New Roman" w:hAnsi="Times New Roman" w:cs="Times New Roman"/>
+                <w:sz w:val="24"/>
+                <w:szCs w:val="24"/>
+              </w:rPr>
+            </w:pPr>
+            <w:r>
+              <w:rPr>
+                <w:rFonts w:ascii="Times New Roman" w:hAnsi="Times New Roman" w:cs="Times New Roman"/>
+                <w:sz w:val="24"/>
+                <w:szCs w:val="24"/>
+              </w:rPr>
+              <w:t>RF-01</w:t>
+            </w:r>
+          </w:p>
+        </w:tc>
+        <w:tc>
+          <w:tcPr>
+            <w:tcW w:w="4247" w:type="dxa"/>
+          </w:tcPr>
+          <w:p>
+            <w:pPr>
+              <w:rPr>
+                <w:rFonts w:ascii="Times New Roman" w:hAnsi="Times New Roman" w:cs="Times New Roman"/>
+                <w:sz w:val="24"/>
+                <w:szCs w:val="24"/>
+              </w:rPr>
+            </w:pPr>
+            <w:r>
+              <w:rPr>
+                <w:rFonts w:ascii="Times New Roman" w:hAnsi="Times New Roman" w:cs="Times New Roman"/>
+                <w:sz w:val="24"/>
+                <w:szCs w:val="24"/>
+              </w:rPr>
+              <w:t xml:space="preserve">El sistema permitirá crear un Usuario </w:t>
+            </w:r>
+          </w:p>
+        </w:tc>
+      </w:tr>
+      <w:tr>
+        <w:tc>
+          <w:tcPr>
+            <w:tcW w:w="4247" w:type="dxa"/>
+          </w:tcPr>
+          <w:p>
+            <w:pPr>
+              <w:rPr>
+                <w:rFonts w:ascii="Times New Roman" w:hAnsi="Times New Roman" w:cs="Times New Roman"/>
+                <w:sz w:val="24"/>
+                <w:szCs w:val="24"/>
+              </w:rPr>
+            </w:pPr>
+            <w:r>
+              <w:rPr>
+                <w:rFonts w:ascii="Times New Roman" w:hAnsi="Times New Roman" w:cs="Times New Roman"/>
+                <w:sz w:val="24"/>
+                <w:szCs w:val="24"/>
+              </w:rPr>
+              <w:t>RF-01</w:t>
+            </w:r>
+          </w:p>
+        </w:tc>
+        <w:tc>
+          <w:tcPr>
+            <w:tcW w:w="4247" w:type="dxa"/>
+          </w:tcPr>
+          <w:p>
+            <w:pPr>
+              <w:rPr>
+                <w:rFonts w:ascii="Times New Roman" w:hAnsi="Times New Roman" w:cs="Times New Roman"/>
+                <w:sz w:val="24"/>
+                <w:szCs w:val="24"/>
+              </w:rPr>
+            </w:pPr>
+            <w:r>
+              <w:rPr>
+                <w:rFonts w:ascii="Times New Roman" w:hAnsi="Times New Roman" w:cs="Times New Roman"/>
+                <w:sz w:val="24"/>
+                <w:szCs w:val="24"/>
+              </w:rPr>
+              <w:t xml:space="preserve">El sistema permitirá crear un Usuario </w:t>
+            </w:r>
+          </w:p>
+        </w:tc>
+      </w:tr>
+      <w:tr>
+        <w:tc>
+          <w:tcPr>
+            <w:tcW w:w="4247" w:type="dxa"/>
+          </w:tcPr>
+          <w:p>
+            <w:pPr>
+              <w:rPr>
+                <w:rFonts w:ascii="Times New Roman" w:hAnsi="Times New Roman" w:cs="Times New Roman"/>
+                <w:sz w:val="24"/>
+                <w:szCs w:val="24"/>
+              </w:rPr>
+            </w:pPr>
+            <w:r>
+              <w:rPr>
+                <w:rFonts w:ascii="Times New Roman" w:hAnsi="Times New Roman" w:cs="Times New Roman"/>
+                <w:sz w:val="24"/>
+                <w:szCs w:val="24"/>
+              </w:rPr>
+              <w:t>RF-01</w:t>
+            </w:r>
+          </w:p>
+        </w:tc>
+        <w:tc>
+          <w:tcPr>
+            <w:tcW w:w="4247" w:type="dxa"/>
+          </w:tcPr>
+          <w:p>
+            <w:pPr>
+              <w:rPr>
+                <w:rFonts w:ascii="Times New Roman" w:hAnsi="Times New Roman" w:cs="Times New Roman"/>
+                <w:sz w:val="24"/>
+                <w:szCs w:val="24"/>
+              </w:rPr>
+            </w:pPr>
+            <w:r>
+              <w:rPr>
+                <w:rFonts w:ascii="Times New Roman" w:hAnsi="Times New Roman" w:cs="Times New Roman"/>
+                <w:sz w:val="24"/>
+                <w:szCs w:val="24"/>
+              </w:rPr>
+              <w:t xml:space="preserve">El sistema permitirá crear un Usuario </w:t>
+            </w:r>
+          </w:p>
+        </w:tc>
+      </w:tr>
+      <w:tr>
+        <w:tc>
+          <w:tcPr>
+            <w:tcW w:w="4247" w:type="dxa"/>
+          </w:tcPr>
+          <w:p>
+            <w:pPr>
+              <w:rPr>
+                <w:rFonts w:ascii="Times New Roman" w:hAnsi="Times New Roman" w:cs="Times New Roman"/>
+                <w:sz w:val="24"/>
+                <w:szCs w:val="24"/>
+              </w:rPr>
+            </w:pPr>
+            <w:r>
+              <w:rPr>
+                <w:rFonts w:ascii="Times New Roman" w:hAnsi="Times New Roman" w:cs="Times New Roman"/>
+                <w:sz w:val="24"/>
+                <w:szCs w:val="24"/>
+              </w:rPr>
+              <w:t>RF-01</w:t>
+            </w:r>
+          </w:p>
+        </w:tc>
+        <w:tc>
+          <w:tcPr>
+            <w:tcW w:w="4247" w:type="dxa"/>
+          </w:tcPr>
+          <w:p>
+            <w:pPr>
+              <w:rPr>
+                <w:rFonts w:ascii="Times New Roman" w:hAnsi="Times New Roman" w:cs="Times New Roman"/>
+                <w:sz w:val="24"/>
+                <w:szCs w:val="24"/>
+              </w:rPr>
+            </w:pPr>
+            <w:r>
+              <w:rPr>
+                <w:rFonts w:ascii="Times New Roman" w:hAnsi="Times New Roman" w:cs="Times New Roman"/>
+                <w:sz w:val="24"/>
+                <w:szCs w:val="24"/>
+              </w:rPr>
+              <w:t xml:space="preserve">El sistema permitirá crear un Usuario </w:t>
+            </w:r>
+          </w:p>
+        </w:tc>
+      </w:tr>
+    </w:tbl>
+    <w:p/>
     <w:sectPr>
+      <w:headerReference w:type="default" r:id="rId8"/>
       <w:pgSz w:w="11906" w:h="16838"/>
-      <w:pgMar w:top="1417" w:right="1701" w:bottom="1417" w:left="1701" w:header="709" w:footer="709" w:gutter="0"/>
+      <w:pgMar w:top="1830" w:right="1701" w:bottom="1417" w:left="1701" w:header="709" w:footer="709" w:gutter="0"/>
       <w:cols w:space="708"/>
       <w:docGrid w:linePitch="360"/>
     </w:sectPr>
@@ -1394,8 +6300,464 @@
 </w:document>
 </file>
 
+<file path=word/endnotes.xml><?xml version="1.0" encoding="utf-8"?>
+<w:endnotes xmlns:wpc="http://schemas.microsoft.com/office/word/2010/wordprocessingCanvas" xmlns:cx="http://schemas.microsoft.com/office/drawing/2014/chartex" xmlns:cx1="http://schemas.microsoft.com/office/drawing/2015/9/8/chartex" xmlns:cx2="http://schemas.microsoft.com/office/drawing/2015/10/21/chartex" xmlns:cx3="http://schemas.microsoft.com/office/drawing/2016/5/9/chartex" xmlns:cx4="http://schemas.microsoft.com/office/drawing/2016/5/10/chartex" xmlns:cx5="http://schemas.microsoft.com/office/drawing/2016/5/11/chartex" xmlns:cx6="http://schemas.microsoft.com/office/drawing/2016/5/12/chartex" xmlns:cx7="http://schemas.microsoft.com/office/drawing/2016/5/13/chartex" xmlns:cx8="http://schemas.microsoft.com/office/drawing/2016/5/14/chartex" xmlns:mc="http://schemas.openxmlformats.org/markup-compatibility/2006" xmlns:aink="http://schemas.microsoft.com/office/drawing/2016/ink" xmlns:am3d="http://schemas.microsoft.com/office/drawing/2017/model3d" xmlns:o="urn:schemas-microsoft-com:office:office" xmlns:oel="http://schemas.microsoft.com/office/2019/extlst" xmlns:r="http://schemas.openxmlformats.org/officeDocument/2006/relationships" xmlns:m="http://schemas.openxmlformats.org/officeDocument/2006/math" xmlns:v="urn:schemas-microsoft-com:vml" xmlns:wp14="http://schemas.microsoft.com/office/word/2010/wordprocessingDrawing" xmlns:wp="http://schemas.openxmlformats.org/drawingml/2006/wordprocessingDrawing" xmlns:w10="urn:schemas-microsoft-com:office:word" xmlns:w="http://schemas.openxmlformats.org/wordprocessingml/2006/main" xmlns:w14="http://schemas.microsoft.com/office/word/2010/wordml" xmlns:w15="http://schemas.microsoft.com/office/word/2012/wordml" xmlns:w16cex="http://schemas.microsoft.com/office/word/2018/wordml/cex" xmlns:w16cid="http://schemas.microsoft.com/office/word/2016/wordml/cid" xmlns:w16="http://schemas.microsoft.com/office/word/2018/wordml" xmlns:w16du="http://schemas.microsoft.com/office/word/2023/wordml/word16du" xmlns:w16sdtdh="http://schemas.microsoft.com/office/word/2020/wordml/sdtdatahash" xmlns:w16sdtfl="http://schemas.microsoft.com/office/word/2024/wordml/sdtformatlock" xmlns:w16se="http://schemas.microsoft.com/office/word/2015/wordml/symex" xmlns:wpg="http://schemas.microsoft.com/office/word/2010/wordprocessingGroup" xmlns:wpi="http://schemas.microsoft.com/office/word/2010/wordprocessingInk" xmlns:wne="http://schemas.microsoft.com/office/word/2006/wordml" xmlns:wps="http://schemas.microsoft.com/office/word/2010/wordprocessingShape" mc:Ignorable="w14 w15 w16se w16cid w16 w16cex w16sdtdh w16sdtfl w16du wp14">
+  <w:endnote w:type="separator" w:id="-1">
+    <w:p>
+      <w:pPr>
+        <w:spacing w:after="0" w:line="240" w:lineRule="auto"/>
+      </w:pPr>
+      <w:r>
+        <w:separator/>
+      </w:r>
+    </w:p>
+  </w:endnote>
+  <w:endnote w:type="continuationSeparator" w:id="0">
+    <w:p>
+      <w:pPr>
+        <w:spacing w:after="0" w:line="240" w:lineRule="auto"/>
+      </w:pPr>
+      <w:r>
+        <w:continuationSeparator/>
+      </w:r>
+    </w:p>
+  </w:endnote>
+</w:endnotes>
+</file>
+
+<file path=word/footnotes.xml><?xml version="1.0" encoding="utf-8"?>
+<w:footnotes xmlns:wpc="http://schemas.microsoft.com/office/word/2010/wordprocessingCanvas" xmlns:cx="http://schemas.microsoft.com/office/drawing/2014/chartex" xmlns:cx1="http://schemas.microsoft.com/office/drawing/2015/9/8/chartex" xmlns:cx2="http://schemas.microsoft.com/office/drawing/2015/10/21/chartex" xmlns:cx3="http://schemas.microsoft.com/office/drawing/2016/5/9/chartex" xmlns:cx4="http://schemas.microsoft.com/office/drawing/2016/5/10/chartex" xmlns:cx5="http://schemas.microsoft.com/office/drawing/2016/5/11/chartex" xmlns:cx6="http://schemas.microsoft.com/office/drawing/2016/5/12/chartex" xmlns:cx7="http://schemas.microsoft.com/office/drawing/2016/5/13/chartex" xmlns:cx8="http://schemas.microsoft.com/office/drawing/2016/5/14/chartex" xmlns:mc="http://schemas.openxmlformats.org/markup-compatibility/2006" xmlns:aink="http://schemas.microsoft.com/office/drawing/2016/ink" xmlns:am3d="http://schemas.microsoft.com/office/drawing/2017/model3d" xmlns:o="urn:schemas-microsoft-com:office:office" xmlns:oel="http://schemas.microsoft.com/office/2019/extlst" xmlns:r="http://schemas.openxmlformats.org/officeDocument/2006/relationships" xmlns:m="http://schemas.openxmlformats.org/officeDocument/2006/math" xmlns:v="urn:schemas-microsoft-com:vml" xmlns:wp14="http://schemas.microsoft.com/office/word/2010/wordprocessingDrawing" xmlns:wp="http://schemas.openxmlformats.org/drawingml/2006/wordprocessingDrawing" xmlns:w10="urn:schemas-microsoft-com:office:word" xmlns:w="http://schemas.openxmlformats.org/wordprocessingml/2006/main" xmlns:w14="http://schemas.microsoft.com/office/word/2010/wordml" xmlns:w15="http://schemas.microsoft.com/office/word/2012/wordml" xmlns:w16cex="http://schemas.microsoft.com/office/word/2018/wordml/cex" xmlns:w16cid="http://schemas.microsoft.com/office/word/2016/wordml/cid" xmlns:w16="http://schemas.microsoft.com/office/word/2018/wordml" xmlns:w16du="http://schemas.microsoft.com/office/word/2023/wordml/word16du" xmlns:w16sdtdh="http://schemas.microsoft.com/office/word/2020/wordml/sdtdatahash" xmlns:w16sdtfl="http://schemas.microsoft.com/office/word/2024/wordml/sdtformatlock" xmlns:w16se="http://schemas.microsoft.com/office/word/2015/wordml/symex" xmlns:wpg="http://schemas.microsoft.com/office/word/2010/wordprocessingGroup" xmlns:wpi="http://schemas.microsoft.com/office/word/2010/wordprocessingInk" xmlns:wne="http://schemas.microsoft.com/office/word/2006/wordml" xmlns:wps="http://schemas.microsoft.com/office/word/2010/wordprocessingShape" mc:Ignorable="w14 w15 w16se w16cid w16 w16cex w16sdtdh w16sdtfl w16du wp14">
+  <w:footnote w:type="separator" w:id="-1">
+    <w:p>
+      <w:pPr>
+        <w:spacing w:after="0" w:line="240" w:lineRule="auto"/>
+      </w:pPr>
+      <w:r>
+        <w:separator/>
+      </w:r>
+    </w:p>
+  </w:footnote>
+  <w:footnote w:type="continuationSeparator" w:id="0">
+    <w:p>
+      <w:pPr>
+        <w:spacing w:after="0" w:line="240" w:lineRule="auto"/>
+      </w:pPr>
+      <w:r>
+        <w:continuationSeparator/>
+      </w:r>
+    </w:p>
+  </w:footnote>
+</w:footnotes>
+</file>
+
+<file path=word/header1.xml><?xml version="1.0" encoding="utf-8"?>
+<w:hdr xmlns:wpc="http://schemas.microsoft.com/office/word/2010/wordprocessingCanvas" xmlns:cx="http://schemas.microsoft.com/office/drawing/2014/chartex" xmlns:cx1="http://schemas.microsoft.com/office/drawing/2015/9/8/chartex" xmlns:cx2="http://schemas.microsoft.com/office/drawing/2015/10/21/chartex" xmlns:cx3="http://schemas.microsoft.com/office/drawing/2016/5/9/chartex" xmlns:cx4="http://schemas.microsoft.com/office/drawing/2016/5/10/chartex" xmlns:cx5="http://schemas.microsoft.com/office/drawing/2016/5/11/chartex" xmlns:cx6="http://schemas.microsoft.com/office/drawing/2016/5/12/chartex" xmlns:cx7="http://schemas.microsoft.com/office/drawing/2016/5/13/chartex" xmlns:cx8="http://schemas.microsoft.com/office/drawing/2016/5/14/chartex" xmlns:mc="http://schemas.openxmlformats.org/markup-compatibility/2006" xmlns:aink="http://schemas.microsoft.com/office/drawing/2016/ink" xmlns:am3d="http://schemas.microsoft.com/office/drawing/2017/model3d" xmlns:o="urn:schemas-microsoft-com:office:office" xmlns:oel="http://schemas.microsoft.com/office/2019/extlst" xmlns:r="http://schemas.openxmlformats.org/officeDocument/2006/relationships" xmlns:m="http://schemas.openxmlformats.org/officeDocument/2006/math" xmlns:v="urn:schemas-microsoft-com:vml" xmlns:wp14="http://schemas.microsoft.com/office/word/2010/wordprocessingDrawing" xmlns:wp="http://schemas.openxmlformats.org/drawingml/2006/wordprocessingDrawing" xmlns:w10="urn:schemas-microsoft-com:office:word" xmlns:w="http://schemas.openxmlformats.org/wordprocessingml/2006/main" xmlns:w14="http://schemas.microsoft.com/office/word/2010/wordml" xmlns:w15="http://schemas.microsoft.com/office/word/2012/wordml" xmlns:w16cex="http://schemas.microsoft.com/office/word/2018/wordml/cex" xmlns:w16cid="http://schemas.microsoft.com/office/word/2016/wordml/cid" xmlns:w16="http://schemas.microsoft.com/office/word/2018/wordml" xmlns:w16du="http://schemas.microsoft.com/office/word/2023/wordml/word16du" xmlns:w16sdtdh="http://schemas.microsoft.com/office/word/2020/wordml/sdtdatahash" xmlns:w16sdtfl="http://schemas.microsoft.com/office/word/2024/wordml/sdtformatlock" xmlns:w16se="http://schemas.microsoft.com/office/word/2015/wordml/symex" xmlns:wpg="http://schemas.microsoft.com/office/word/2010/wordprocessingGroup" xmlns:wpi="http://schemas.microsoft.com/office/word/2010/wordprocessingInk" xmlns:wne="http://schemas.microsoft.com/office/word/2006/wordml" xmlns:wps="http://schemas.microsoft.com/office/word/2010/wordprocessingShape" mc:Ignorable="w14 w15 w16se w16cid w16 w16cex w16sdtdh w16sdtfl w16du wp14">
+  <w:p>
+    <w:pPr>
+      <w:pStyle w:val="Encabezado"/>
+      <w:rPr>
+        <w:b/>
+        <w:bCs/>
+      </w:rPr>
+    </w:pPr>
+    <w:r>
+      <w:rPr>
+        <w:b/>
+        <w:bCs/>
+        <w:noProof/>
+      </w:rPr>
+      <mc:AlternateContent>
+        <mc:Choice Requires="wps">
+          <w:drawing>
+            <wp:anchor distT="45720" distB="45720" distL="114300" distR="114300" simplePos="0" relativeHeight="251660288" behindDoc="0" locked="0" layoutInCell="1" allowOverlap="1" wp14:anchorId="0E47F8B8" wp14:editId="40852BF1">
+              <wp:simplePos x="0" y="0"/>
+              <wp:positionH relativeFrom="margin">
+                <wp:posOffset>-792170</wp:posOffset>
+              </wp:positionH>
+              <wp:positionV relativeFrom="paragraph">
+                <wp:posOffset>-101999</wp:posOffset>
+              </wp:positionV>
+              <wp:extent cx="4676775" cy="542925"/>
+              <wp:effectExtent l="0" t="0" r="9525" b="9525"/>
+              <wp:wrapSquare wrapText="bothSides"/>
+              <wp:docPr id="217" name="Cuadro de texto 2"/>
+              <wp:cNvGraphicFramePr>
+                <a:graphicFrameLocks xmlns:a="http://schemas.openxmlformats.org/drawingml/2006/main"/>
+              </wp:cNvGraphicFramePr>
+              <a:graphic xmlns:a="http://schemas.openxmlformats.org/drawingml/2006/main">
+                <a:graphicData uri="http://schemas.microsoft.com/office/word/2010/wordprocessingShape">
+                  <wps:wsp>
+                    <wps:cNvSpPr txBox="1">
+                      <a:spLocks noChangeArrowheads="1"/>
+                    </wps:cNvSpPr>
+                    <wps:spPr bwMode="auto">
+                      <a:xfrm>
+                        <a:off x="0" y="0"/>
+                        <a:ext cx="4676775" cy="542925"/>
+                      </a:xfrm>
+                      <a:prstGeom prst="rect">
+                        <a:avLst/>
+                      </a:prstGeom>
+                      <a:solidFill>
+                        <a:srgbClr val="FFFFFF"/>
+                      </a:solidFill>
+                      <a:ln w="9525">
+                        <a:noFill/>
+                        <a:miter lim="800000"/>
+                        <a:headEnd/>
+                        <a:tailEnd/>
+                      </a:ln>
+                    </wps:spPr>
+                    <wps:txbx>
+                      <w:txbxContent>
+                        <w:p>
+                          <w:pPr>
+                            <w:rPr>
+                              <w:rFonts w:ascii="Times New Roman" w:hAnsi="Times New Roman" w:cs="Times New Roman"/>
+                              <w:b/>
+                              <w:bCs/>
+                            </w:rPr>
+                          </w:pPr>
+                          <w:r>
+                            <w:rPr>
+                              <w:rFonts w:ascii="Times New Roman" w:hAnsi="Times New Roman" w:cs="Times New Roman"/>
+                              <w:b/>
+                              <w:bCs/>
+                            </w:rPr>
+                            <w:t>Tecnicatura Superior en Programación y Análisis de Sistemas</w:t>
+                          </w:r>
+                          <w:r>
+                            <w:rPr>
+                              <w:rFonts w:ascii="Times New Roman" w:hAnsi="Times New Roman" w:cs="Times New Roman"/>
+                              <w:b/>
+                              <w:bCs/>
+                            </w:rPr>
+                            <w:t xml:space="preserve"> </w:t>
+                          </w:r>
+                          <w:r>
+                            <w:rPr>
+                              <w:rFonts w:ascii="Times New Roman" w:hAnsi="Times New Roman" w:cs="Times New Roman"/>
+                              <w:b/>
+                              <w:bCs/>
+                            </w:rPr>
+                            <w:t xml:space="preserve">– </w:t>
+                          </w:r>
+                          <w:r>
+                            <w:rPr>
+                              <w:rFonts w:ascii="Times New Roman" w:hAnsi="Times New Roman" w:cs="Times New Roman"/>
+                              <w:b/>
+                              <w:bCs/>
+                            </w:rPr>
+                            <w:t>ITEC 1</w:t>
+                          </w:r>
+                          <w:r>
+                            <w:rPr>
+                              <w:rFonts w:ascii="Times New Roman" w:hAnsi="Times New Roman" w:cs="Times New Roman"/>
+                              <w:b/>
+                              <w:bCs/>
+                            </w:rPr>
+                            <w:br/>
+                            <w:t xml:space="preserve">Asignatura: </w:t>
+                          </w:r>
+                          <w:r>
+                            <w:rPr>
+                              <w:rFonts w:ascii="Times New Roman" w:hAnsi="Times New Roman" w:cs="Times New Roman"/>
+                              <w:b/>
+                              <w:bCs/>
+                            </w:rPr>
+                            <w:t xml:space="preserve">PASANTÍA I </w:t>
+                          </w:r>
+                        </w:p>
+                        <w:p/>
+                      </w:txbxContent>
+                    </wps:txbx>
+                    <wps:bodyPr rot="0" vert="horz" wrap="square" lIns="91440" tIns="45720" rIns="91440" bIns="45720" anchor="t" anchorCtr="0">
+                      <a:noAutofit/>
+                    </wps:bodyPr>
+                  </wps:wsp>
+                </a:graphicData>
+              </a:graphic>
+              <wp14:sizeRelH relativeFrom="margin">
+                <wp14:pctWidth>0</wp14:pctWidth>
+              </wp14:sizeRelH>
+              <wp14:sizeRelV relativeFrom="margin">
+                <wp14:pctHeight>0</wp14:pctHeight>
+              </wp14:sizeRelV>
+            </wp:anchor>
+          </w:drawing>
+        </mc:Choice>
+        <mc:Fallback>
+          <w:pict>
+            <v:shapetype w14:anchorId="0E47F8B8" id="_x0000_t202" coordsize="21600,21600" o:spt="202" path="m,l,21600r21600,l21600,xe">
+              <v:stroke joinstyle="miter"/>
+              <v:path gradientshapeok="t" o:connecttype="rect"/>
+            </v:shapetype>
+            <v:shape id="Cuadro de texto 2" o:spid="_x0000_s1026" type="#_x0000_t202" style="position:absolute;margin-left:-62.4pt;margin-top:-8.05pt;width:368.25pt;height:42.75pt;z-index:251660288;visibility:visible;mso-wrap-style:square;mso-width-percent:0;mso-height-percent:0;mso-wrap-distance-left:9pt;mso-wrap-distance-top:3.6pt;mso-wrap-distance-right:9pt;mso-wrap-distance-bottom:3.6pt;mso-position-horizontal:absolute;mso-position-horizontal-relative:margin;mso-position-vertical:absolute;mso-position-vertical-relative:text;mso-width-percent:0;mso-height-percent:0;mso-width-relative:margin;mso-height-relative:margin;v-text-anchor:top" o:gfxdata="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" stroked="f">
+              <v:textbox>
+                <w:txbxContent>
+                  <w:p>
+                    <w:pPr>
+                      <w:rPr>
+                        <w:rFonts w:ascii="Times New Roman" w:hAnsi="Times New Roman" w:cs="Times New Roman"/>
+                        <w:b/>
+                        <w:bCs/>
+                      </w:rPr>
+                    </w:pPr>
+                    <w:r>
+                      <w:rPr>
+                        <w:rFonts w:ascii="Times New Roman" w:hAnsi="Times New Roman" w:cs="Times New Roman"/>
+                        <w:b/>
+                        <w:bCs/>
+                      </w:rPr>
+                      <w:t>Tecnicatura Superior en Programación y Análisis de Sistemas</w:t>
+                    </w:r>
+                    <w:r>
+                      <w:rPr>
+                        <w:rFonts w:ascii="Times New Roman" w:hAnsi="Times New Roman" w:cs="Times New Roman"/>
+                        <w:b/>
+                        <w:bCs/>
+                      </w:rPr>
+                      <w:t xml:space="preserve"> </w:t>
+                    </w:r>
+                    <w:r>
+                      <w:rPr>
+                        <w:rFonts w:ascii="Times New Roman" w:hAnsi="Times New Roman" w:cs="Times New Roman"/>
+                        <w:b/>
+                        <w:bCs/>
+                      </w:rPr>
+                      <w:t xml:space="preserve">– </w:t>
+                    </w:r>
+                    <w:r>
+                      <w:rPr>
+                        <w:rFonts w:ascii="Times New Roman" w:hAnsi="Times New Roman" w:cs="Times New Roman"/>
+                        <w:b/>
+                        <w:bCs/>
+                      </w:rPr>
+                      <w:t>ITEC 1</w:t>
+                    </w:r>
+                    <w:r>
+                      <w:rPr>
+                        <w:rFonts w:ascii="Times New Roman" w:hAnsi="Times New Roman" w:cs="Times New Roman"/>
+                        <w:b/>
+                        <w:bCs/>
+                      </w:rPr>
+                      <w:br/>
+                      <w:t xml:space="preserve">Asignatura: </w:t>
+                    </w:r>
+                    <w:r>
+                      <w:rPr>
+                        <w:rFonts w:ascii="Times New Roman" w:hAnsi="Times New Roman" w:cs="Times New Roman"/>
+                        <w:b/>
+                        <w:bCs/>
+                      </w:rPr>
+                      <w:t xml:space="preserve">PASANTÍA I </w:t>
+                    </w:r>
+                  </w:p>
+                  <w:p/>
+                </w:txbxContent>
+              </v:textbox>
+              <w10:wrap type="square" anchorx="margin"/>
+            </v:shape>
+          </w:pict>
+        </mc:Fallback>
+      </mc:AlternateContent>
+    </w:r>
+    <w:r>
+      <w:rPr>
+        <w:b/>
+        <w:bCs/>
+        <w:noProof/>
+      </w:rPr>
+      <w:drawing>
+        <wp:anchor distT="0" distB="0" distL="114300" distR="114300" simplePos="0" relativeHeight="251658240" behindDoc="0" locked="0" layoutInCell="1" allowOverlap="1" wp14:anchorId="6E7212E8" wp14:editId="1C335A9A">
+          <wp:simplePos x="0" y="0"/>
+          <wp:positionH relativeFrom="margin">
+            <wp:posOffset>4815840</wp:posOffset>
+          </wp:positionH>
+          <wp:positionV relativeFrom="paragraph">
+            <wp:posOffset>-374015</wp:posOffset>
+          </wp:positionV>
+          <wp:extent cx="1476375" cy="887730"/>
+          <wp:effectExtent l="0" t="0" r="9525" b="7620"/>
+          <wp:wrapSquare wrapText="bothSides"/>
+          <wp:docPr id="985232546" name="Imagen 1"/>
+          <wp:cNvGraphicFramePr>
+            <a:graphicFrameLocks xmlns:a="http://schemas.openxmlformats.org/drawingml/2006/main" noChangeAspect="1"/>
+          </wp:cNvGraphicFramePr>
+          <a:graphic xmlns:a="http://schemas.openxmlformats.org/drawingml/2006/main">
+            <a:graphicData uri="http://schemas.openxmlformats.org/drawingml/2006/picture">
+              <pic:pic xmlns:pic="http://schemas.openxmlformats.org/drawingml/2006/picture">
+                <pic:nvPicPr>
+                  <pic:cNvPr id="0" name="Picture 1"/>
+                  <pic:cNvPicPr>
+                    <a:picLocks noChangeAspect="1" noChangeArrowheads="1"/>
+                  </pic:cNvPicPr>
+                </pic:nvPicPr>
+                <pic:blipFill>
+                  <a:blip r:embed="rId1">
+                    <a:extLst>
+                      <a:ext uri="{28A0092B-C50C-407E-A947-70E740481C1C}">
+                        <a14:useLocalDpi xmlns:a14="http://schemas.microsoft.com/office/drawing/2010/main" val="0"/>
+                      </a:ext>
+                    </a:extLst>
+                  </a:blip>
+                  <a:srcRect/>
+                  <a:stretch>
+                    <a:fillRect/>
+                  </a:stretch>
+                </pic:blipFill>
+                <pic:spPr bwMode="auto">
+                  <a:xfrm>
+                    <a:off x="0" y="0"/>
+                    <a:ext cx="1476375" cy="887730"/>
+                  </a:xfrm>
+                  <a:prstGeom prst="rect">
+                    <a:avLst/>
+                  </a:prstGeom>
+                  <a:noFill/>
+                  <a:ln>
+                    <a:noFill/>
+                  </a:ln>
+                </pic:spPr>
+              </pic:pic>
+            </a:graphicData>
+          </a:graphic>
+          <wp14:sizeRelH relativeFrom="page">
+            <wp14:pctWidth>0</wp14:pctWidth>
+          </wp14:sizeRelH>
+          <wp14:sizeRelV relativeFrom="page">
+            <wp14:pctHeight>0</wp14:pctHeight>
+          </wp14:sizeRelV>
+        </wp:anchor>
+      </w:drawing>
+    </w:r>
+  </w:p>
+</w:hdr>
+</file>
+
+<file path=word/numbering.xml><?xml version="1.0" encoding="utf-8"?>
+<w:numbering xmlns:wpc="http://schemas.microsoft.com/office/word/2010/wordprocessingCanvas" xmlns:cx="http://schemas.microsoft.com/office/drawing/2014/chartex" xmlns:cx1="http://schemas.microsoft.com/office/drawing/2015/9/8/chartex" xmlns:cx2="http://schemas.microsoft.com/office/drawing/2015/10/21/chartex" xmlns:cx3="http://schemas.microsoft.com/office/drawing/2016/5/9/chartex" xmlns:cx4="http://schemas.microsoft.com/office/drawing/2016/5/10/chartex" xmlns:cx5="http://schemas.microsoft.com/office/drawing/2016/5/11/chartex" xmlns:cx6="http://schemas.microsoft.com/office/drawing/2016/5/12/chartex" xmlns:cx7="http://schemas.microsoft.com/office/drawing/2016/5/13/chartex" xmlns:cx8="http://schemas.microsoft.com/office/drawing/2016/5/14/chartex" xmlns:mc="http://schemas.openxmlformats.org/markup-compatibility/2006" xmlns:aink="http://schemas.microsoft.com/office/drawing/2016/ink" xmlns:am3d="http://schemas.microsoft.com/office/drawing/2017/model3d" xmlns:o="urn:schemas-microsoft-com:office:office" xmlns:oel="http://schemas.microsoft.com/office/2019/extlst" xmlns:r="http://schemas.openxmlformats.org/officeDocument/2006/relationships" xmlns:m="http://schemas.openxmlformats.org/officeDocument/2006/math" xmlns:v="urn:schemas-microsoft-com:vml" xmlns:wp14="http://schemas.microsoft.com/office/word/2010/wordprocessingDrawing" xmlns:wp="http://schemas.openxmlformats.org/drawingml/2006/wordprocessingDrawing" xmlns:w10="urn:schemas-microsoft-com:office:word" xmlns:w="http://schemas.openxmlformats.org/wordprocessingml/2006/main" xmlns:w14="http://schemas.microsoft.com/office/word/2010/wordml" xmlns:w15="http://schemas.microsoft.com/office/word/2012/wordml" xmlns:w16cex="http://schemas.microsoft.com/office/word/2018/wordml/cex" xmlns:w16cid="http://schemas.microsoft.com/office/word/2016/wordml/cid" xmlns:w16="http://schemas.microsoft.com/office/word/2018/wordml" xmlns:w16du="http://schemas.microsoft.com/office/word/2023/wordml/word16du" xmlns:w16sdtdh="http://schemas.microsoft.com/office/word/2020/wordml/sdtdatahash" xmlns:w16sdtfl="http://schemas.microsoft.com/office/word/2024/wordml/sdtformatlock" xmlns:w16se="http://schemas.microsoft.com/office/word/2015/wordml/symex" xmlns:wpg="http://schemas.microsoft.com/office/word/2010/wordprocessingGroup" xmlns:wpi="http://schemas.microsoft.com/office/word/2010/wordprocessingInk" xmlns:wne="http://schemas.microsoft.com/office/word/2006/wordml" xmlns:wps="http://schemas.microsoft.com/office/word/2010/wordprocessingShape" mc:Ignorable="w14 w15 w16se w16cid w16 w16cex w16sdtdh w16sdtfl w16du wp14">
+  <w:abstractNum w:abstractNumId="0" w15:restartNumberingAfterBreak="0">
+    <w:nsid w:val="607A7289"/>
+    <w:multiLevelType w:val="hybridMultilevel"/>
+    <w:tmpl w:val="7CAC3FA4"/>
+    <w:lvl w:ilvl="0" w:tplc="2C0A0001">
+      <w:start w:val="1"/>
+      <w:numFmt w:val="bullet"/>
+      <w:lvlText w:val=""/>
+      <w:lvlJc w:val="left"/>
+      <w:pPr>
+        <w:ind w:left="720" w:hanging="360"/>
+      </w:pPr>
+      <w:rPr>
+        <w:rFonts w:ascii="Symbol" w:hAnsi="Symbol" w:hint="default"/>
+      </w:rPr>
+    </w:lvl>
+    <w:lvl w:ilvl="1" w:tplc="2C0A0003" w:tentative="1">
+      <w:start w:val="1"/>
+      <w:numFmt w:val="bullet"/>
+      <w:lvlText w:val="o"/>
+      <w:lvlJc w:val="left"/>
+      <w:pPr>
+        <w:ind w:left="1440" w:hanging="360"/>
+      </w:pPr>
+      <w:rPr>
+        <w:rFonts w:ascii="Courier New" w:hAnsi="Courier New" w:cs="Courier New" w:hint="default"/>
+      </w:rPr>
+    </w:lvl>
+    <w:lvl w:ilvl="2" w:tplc="2C0A0005" w:tentative="1">
+      <w:start w:val="1"/>
+      <w:numFmt w:val="bullet"/>
+      <w:lvlText w:val=""/>
+      <w:lvlJc w:val="left"/>
+      <w:pPr>
+        <w:ind w:left="2160" w:hanging="360"/>
+      </w:pPr>
+      <w:rPr>
+        <w:rFonts w:ascii="Wingdings" w:hAnsi="Wingdings" w:hint="default"/>
+      </w:rPr>
+    </w:lvl>
+    <w:lvl w:ilvl="3" w:tplc="2C0A0001" w:tentative="1">
+      <w:start w:val="1"/>
+      <w:numFmt w:val="bullet"/>
+      <w:lvlText w:val=""/>
+      <w:lvlJc w:val="left"/>
+      <w:pPr>
+        <w:ind w:left="2880" w:hanging="360"/>
+      </w:pPr>
+      <w:rPr>
+        <w:rFonts w:ascii="Symbol" w:hAnsi="Symbol" w:hint="default"/>
+      </w:rPr>
+    </w:lvl>
+    <w:lvl w:ilvl="4" w:tplc="2C0A0003" w:tentative="1">
+      <w:start w:val="1"/>
+      <w:numFmt w:val="bullet"/>
+      <w:lvlText w:val="o"/>
+      <w:lvlJc w:val="left"/>
+      <w:pPr>
+        <w:ind w:left="3600" w:hanging="360"/>
+      </w:pPr>
+      <w:rPr>
+        <w:rFonts w:ascii="Courier New" w:hAnsi="Courier New" w:cs="Courier New" w:hint="default"/>
+      </w:rPr>
+    </w:lvl>
+    <w:lvl w:ilvl="5" w:tplc="2C0A0005" w:tentative="1">
+      <w:start w:val="1"/>
+      <w:numFmt w:val="bullet"/>
+      <w:lvlText w:val=""/>
+      <w:lvlJc w:val="left"/>
+      <w:pPr>
+        <w:ind w:left="4320" w:hanging="360"/>
+      </w:pPr>
+      <w:rPr>
+        <w:rFonts w:ascii="Wingdings" w:hAnsi="Wingdings" w:hint="default"/>
+      </w:rPr>
+    </w:lvl>
+    <w:lvl w:ilvl="6" w:tplc="2C0A0001" w:tentative="1">
+      <w:start w:val="1"/>
+      <w:numFmt w:val="bullet"/>
+      <w:lvlText w:val=""/>
+      <w:lvlJc w:val="left"/>
+      <w:pPr>
+        <w:ind w:left="5040" w:hanging="360"/>
+      </w:pPr>
+      <w:rPr>
+        <w:rFonts w:ascii="Symbol" w:hAnsi="Symbol" w:hint="default"/>
+      </w:rPr>
+    </w:lvl>
+    <w:lvl w:ilvl="7" w:tplc="2C0A0003" w:tentative="1">
+      <w:start w:val="1"/>
+      <w:numFmt w:val="bullet"/>
+      <w:lvlText w:val="o"/>
+      <w:lvlJc w:val="left"/>
+      <w:pPr>
+        <w:ind w:left="5760" w:hanging="360"/>
+      </w:pPr>
+      <w:rPr>
+        <w:rFonts w:ascii="Courier New" w:hAnsi="Courier New" w:cs="Courier New" w:hint="default"/>
+      </w:rPr>
+    </w:lvl>
+    <w:lvl w:ilvl="8" w:tplc="2C0A0005" w:tentative="1">
+      <w:start w:val="1"/>
+      <w:numFmt w:val="bullet"/>
+      <w:lvlText w:val=""/>
+      <w:lvlJc w:val="left"/>
+      <w:pPr>
+        <w:ind w:left="6480" w:hanging="360"/>
+      </w:pPr>
+      <w:rPr>
+        <w:rFonts w:ascii="Wingdings" w:hAnsi="Wingdings" w:hint="default"/>
+      </w:rPr>
+    </w:lvl>
+  </w:abstractNum>
+  <w:num w:numId="1" w16cid:durableId="2131001341">
+    <w:abstractNumId w:val="0"/>
+  </w:num>
+</w:numbering>
+</file>
+
 <file path=word/styles.xml><?xml version="1.0" encoding="utf-8"?>
-<w:styles xmlns:mc="http://schemas.openxmlformats.org/markup-compatibility/2006" xmlns:r="http://schemas.openxmlformats.org/officeDocument/2006/relationships" xmlns:w="http://schemas.openxmlformats.org/wordprocessingml/2006/main" xmlns:w14="http://schemas.microsoft.com/office/word/2010/wordml" xmlns:w15="http://schemas.microsoft.com/office/word/2012/wordml" xmlns:w16cex="http://schemas.microsoft.com/office/word/2018/wordml/cex" xmlns:w16cid="http://schemas.microsoft.com/office/word/2016/wordml/cid" xmlns:w16="http://schemas.microsoft.com/office/word/2018/wordml" xmlns:w16du="http://schemas.microsoft.com/office/word/2023/wordml/word16du" xmlns:w16sdtdh="http://schemas.microsoft.com/office/word/2020/wordml/sdtdatahash" xmlns:w16se="http://schemas.microsoft.com/office/word/2015/wordml/symex" mc:Ignorable="w14 w15 w16se w16cid w16 w16cex w16sdtdh w16du">
+<w:styles xmlns:mc="http://schemas.openxmlformats.org/markup-compatibility/2006" xmlns:r="http://schemas.openxmlformats.org/officeDocument/2006/relationships" xmlns:w="http://schemas.openxmlformats.org/wordprocessingml/2006/main" xmlns:w14="http://schemas.microsoft.com/office/word/2010/wordml" xmlns:w15="http://schemas.microsoft.com/office/word/2012/wordml" xmlns:w16cex="http://schemas.microsoft.com/office/word/2018/wordml/cex" xmlns:w16cid="http://schemas.microsoft.com/office/word/2016/wordml/cid" xmlns:w16="http://schemas.microsoft.com/office/word/2018/wordml" xmlns:w16du="http://schemas.microsoft.com/office/word/2023/wordml/word16du" xmlns:w16sdtdh="http://schemas.microsoft.com/office/word/2020/wordml/sdtdatahash" xmlns:w16sdtfl="http://schemas.microsoft.com/office/word/2024/wordml/sdtformatlock" xmlns:w16se="http://schemas.microsoft.com/office/word/2015/wordml/symex" mc:Ignorable="w14 w15 w16se w16cid w16 w16cex w16sdtdh w16sdtfl w16du">
   <w:docDefaults>
     <w:rPrDefault>
       <w:rPr>
@@ -1794,6 +7156,7 @@
   <w:style w:type="paragraph" w:default="1" w:styleId="Normal">
     <w:name w:val="Normal"/>
     <w:qFormat/>
+    <w:rsid w:val="003C606F"/>
   </w:style>
   <w:style w:type="paragraph" w:styleId="Ttulo1">
     <w:name w:val="heading 1"/>
@@ -1802,9 +7165,8 @@
     <w:link w:val="Ttulo1Car"/>
     <w:uiPriority w:val="9"/>
     <w:qFormat/>
-    <w:rsid w:val="003E3394"/>
+    <w:rsid w:val="00AC047A"/>
     <w:pPr>
-      <w:jc w:val="center"/>
       <w:outlineLvl w:val="0"/>
     </w:pPr>
     <w:rPr>
@@ -1812,6 +7174,29 @@
       <w:b/>
       <w:bCs/>
       <w:u w:val="single"/>
+    </w:rPr>
+  </w:style>
+  <w:style w:type="paragraph" w:styleId="Ttulo2">
+    <w:name w:val="heading 2"/>
+    <w:basedOn w:val="Normal"/>
+    <w:next w:val="Normal"/>
+    <w:link w:val="Ttulo2Car"/>
+    <w:uiPriority w:val="9"/>
+    <w:semiHidden/>
+    <w:unhideWhenUsed/>
+    <w:qFormat/>
+    <w:rsid w:val="00E93D86"/>
+    <w:pPr>
+      <w:keepNext/>
+      <w:keepLines/>
+      <w:spacing w:before="40" w:after="0"/>
+      <w:outlineLvl w:val="1"/>
+    </w:pPr>
+    <w:rPr>
+      <w:rFonts w:asciiTheme="majorHAnsi" w:eastAsiaTheme="majorEastAsia" w:hAnsiTheme="majorHAnsi" w:cstheme="majorBidi"/>
+      <w:color w:val="2F5496" w:themeColor="accent1" w:themeShade="BF"/>
+      <w:sz w:val="26"/>
+      <w:szCs w:val="26"/>
     </w:rPr>
   </w:style>
   <w:style w:type="character" w:default="1" w:styleId="Fuentedeprrafopredeter">
@@ -1846,7 +7231,7 @@
     <w:basedOn w:val="Fuentedeprrafopredeter"/>
     <w:link w:val="Ttulo1"/>
     <w:uiPriority w:val="9"/>
-    <w:rsid w:val="003E3394"/>
+    <w:rsid w:val="00AC047A"/>
     <w:rPr>
       <w:rFonts w:ascii="Times New Roman" w:hAnsi="Times New Roman" w:cs="Times New Roman"/>
       <w:b/>
@@ -1892,6 +7277,111 @@
     <w:rPr>
       <w:color w:val="0563C1" w:themeColor="hyperlink"/>
       <w:u w:val="single"/>
+    </w:rPr>
+  </w:style>
+  <w:style w:type="paragraph" w:styleId="Encabezado">
+    <w:name w:val="header"/>
+    <w:basedOn w:val="Normal"/>
+    <w:link w:val="EncabezadoCar"/>
+    <w:uiPriority w:val="99"/>
+    <w:unhideWhenUsed/>
+    <w:rsid w:val="005859D4"/>
+    <w:pPr>
+      <w:tabs>
+        <w:tab w:val="center" w:pos="4252"/>
+        <w:tab w:val="right" w:pos="8504"/>
+      </w:tabs>
+      <w:spacing w:after="0" w:line="240" w:lineRule="auto"/>
+    </w:pPr>
+  </w:style>
+  <w:style w:type="character" w:customStyle="1" w:styleId="EncabezadoCar">
+    <w:name w:val="Encabezado Car"/>
+    <w:basedOn w:val="Fuentedeprrafopredeter"/>
+    <w:link w:val="Encabezado"/>
+    <w:uiPriority w:val="99"/>
+    <w:rsid w:val="005859D4"/>
+  </w:style>
+  <w:style w:type="paragraph" w:styleId="Piedepgina">
+    <w:name w:val="footer"/>
+    <w:basedOn w:val="Normal"/>
+    <w:link w:val="PiedepginaCar"/>
+    <w:uiPriority w:val="99"/>
+    <w:unhideWhenUsed/>
+    <w:rsid w:val="005859D4"/>
+    <w:pPr>
+      <w:tabs>
+        <w:tab w:val="center" w:pos="4252"/>
+        <w:tab w:val="right" w:pos="8504"/>
+      </w:tabs>
+      <w:spacing w:after="0" w:line="240" w:lineRule="auto"/>
+    </w:pPr>
+  </w:style>
+  <w:style w:type="character" w:customStyle="1" w:styleId="PiedepginaCar">
+    <w:name w:val="Pie de página Car"/>
+    <w:basedOn w:val="Fuentedeprrafopredeter"/>
+    <w:link w:val="Piedepgina"/>
+    <w:uiPriority w:val="99"/>
+    <w:rsid w:val="005859D4"/>
+  </w:style>
+  <w:style w:type="character" w:customStyle="1" w:styleId="Ttulo2Car">
+    <w:name w:val="Título 2 Car"/>
+    <w:basedOn w:val="Fuentedeprrafopredeter"/>
+    <w:link w:val="Ttulo2"/>
+    <w:uiPriority w:val="9"/>
+    <w:semiHidden/>
+    <w:rsid w:val="00E93D86"/>
+    <w:rPr>
+      <w:rFonts w:asciiTheme="majorHAnsi" w:eastAsiaTheme="majorEastAsia" w:hAnsiTheme="majorHAnsi" w:cstheme="majorBidi"/>
+      <w:color w:val="2F5496" w:themeColor="accent1" w:themeShade="BF"/>
+      <w:sz w:val="26"/>
+      <w:szCs w:val="26"/>
+    </w:rPr>
+  </w:style>
+  <w:style w:type="table" w:styleId="Tablaconcuadrcula">
+    <w:name w:val="Table Grid"/>
+    <w:basedOn w:val="Tablanormal"/>
+    <w:uiPriority w:val="39"/>
+    <w:rsid w:val="00DA7D47"/>
+    <w:pPr>
+      <w:spacing w:after="0" w:line="240" w:lineRule="auto"/>
+    </w:pPr>
+    <w:tblPr>
+      <w:tblBorders>
+        <w:top w:val="single" w:sz="4" w:space="0" w:color="auto"/>
+        <w:left w:val="single" w:sz="4" w:space="0" w:color="auto"/>
+        <w:bottom w:val="single" w:sz="4" w:space="0" w:color="auto"/>
+        <w:right w:val="single" w:sz="4" w:space="0" w:color="auto"/>
+        <w:insideH w:val="single" w:sz="4" w:space="0" w:color="auto"/>
+        <w:insideV w:val="single" w:sz="4" w:space="0" w:color="auto"/>
+      </w:tblBorders>
+    </w:tblPr>
+  </w:style>
+  <w:style w:type="paragraph" w:styleId="Prrafodelista">
+    <w:name w:val="List Paragraph"/>
+    <w:basedOn w:val="Normal"/>
+    <w:uiPriority w:val="34"/>
+    <w:qFormat/>
+    <w:rsid w:val="00B9156C"/>
+    <w:pPr>
+      <w:ind w:left="720"/>
+      <w:contextualSpacing/>
+    </w:pPr>
+  </w:style>
+  <w:style w:type="paragraph" w:customStyle="1" w:styleId="Default">
+    <w:name w:val="Default"/>
+    <w:rsid w:val="00DE7B93"/>
+    <w:pPr>
+      <w:autoSpaceDE w:val="0"/>
+      <w:autoSpaceDN w:val="0"/>
+      <w:adjustRightInd w:val="0"/>
+      <w:spacing w:after="0" w:line="240" w:lineRule="auto"/>
+    </w:pPr>
+    <w:rPr>
+      <w:rFonts w:ascii="Verdana" w:hAnsi="Verdana" w:cs="Verdana"/>
+      <w:color w:val="000000"/>
+      <w:kern w:val="0"/>
+      <w:sz w:val="24"/>
+      <w:szCs w:val="24"/>
     </w:rPr>
   </w:style>
 </w:styles>
